--- a/writings/Finding_a_Job/In_one_Year/Finding_a_job_in_a_year.docx
+++ b/writings/Finding_a_Job/In_one_Year/Finding_a_job_in_a_year.docx
@@ -5,6 +5,128 @@
     <w:p>
       <w:pPr>
         <w:spacing w:before="240" w:after="240" w:line="480" w:lineRule="auto"/>
+        <w:jc w:val="center"/>
+        <w:rPr>
+          <w:rFonts w:ascii="Times New Roman" w:eastAsia="Times New Roman" w:hAnsi="Times New Roman" w:cs="Times New Roman"/>
+          <w:color w:val="000000"/>
+          <w:sz w:val="24"/>
+          <w:szCs w:val="24"/>
+        </w:rPr>
+      </w:pPr>
+      <w:r>
+        <w:rPr>
+          <w:rFonts w:ascii="Times New Roman" w:eastAsia="Times New Roman" w:hAnsi="Times New Roman" w:cs="Times New Roman"/>
+          <w:color w:val="000000"/>
+          <w:sz w:val="24"/>
+          <w:szCs w:val="24"/>
+        </w:rPr>
+        <w:t>Proving to be More Than a Blank Slate: Refugee Employment in the First Year</w:t>
+      </w:r>
+    </w:p>
+    <w:p>
+      <w:pPr>
+        <w:spacing w:before="240" w:after="240" w:line="480" w:lineRule="auto"/>
+        <w:ind w:firstLine="720"/>
+        <w:rPr>
+          <w:rFonts w:ascii="Times New Roman" w:eastAsia="Times New Roman" w:hAnsi="Times New Roman" w:cs="Times New Roman"/>
+          <w:sz w:val="24"/>
+          <w:szCs w:val="24"/>
+        </w:rPr>
+      </w:pPr>
+      <w:r>
+        <w:rPr>
+          <w:rFonts w:ascii="Times New Roman" w:eastAsia="Times New Roman" w:hAnsi="Times New Roman" w:cs="Times New Roman"/>
+          <w:i/>
+          <w:iCs/>
+          <w:color w:val="000000"/>
+          <w:sz w:val="24"/>
+          <w:szCs w:val="24"/>
+        </w:rPr>
+        <w:t xml:space="preserve">Refugee research frequently asserts outcomes for refugees recently resettled to the U.S. are predicted only by context effects, at least in the short term (they arrive as “blank slates”). In contrast, segmented assimilation theory contends that assimilation is stratified by education and work histories, as well as by context effects. I analyze these contending predictions with the Annual Survey of </w:t>
+      </w:r>
+      <w:r>
+        <w:rPr>
+          <w:rFonts w:ascii="Times New Roman" w:eastAsia="Times New Roman" w:hAnsi="Times New Roman" w:cs="Times New Roman"/>
+          <w:i/>
+          <w:iCs/>
+          <w:color w:val="000000"/>
+          <w:sz w:val="24"/>
+          <w:szCs w:val="24"/>
+        </w:rPr>
+        <w:t xml:space="preserve">Refugees (n=6035 households) and contrast these theoretical expectations through logit modeling of whether a refugee household obtains a job within the first year of resettlement. I find the most support for the blank slate hypothesis. </w:t>
+      </w:r>
+      <w:r>
+        <w:rPr>
+          <w:rFonts w:ascii="Times New Roman" w:eastAsia="Times New Roman" w:hAnsi="Times New Roman" w:cs="Times New Roman"/>
+          <w:i/>
+          <w:iCs/>
+          <w:sz w:val="24"/>
+          <w:szCs w:val="24"/>
+        </w:rPr>
+        <w:t>Ostensibly powerful predictors favored by segmented assimilation theory such as years of education and most aspects of English language proficiency were insignificant predictors in the final model. Refugee characteristics mattered in this analysis, but some of the ubiquitous and ostensibly powerful predictors of economic assimilation were insignificant predictors.</w:t>
+      </w:r>
+      <w:r>
+        <w:rPr>
+          <w:rFonts w:ascii="Times New Roman" w:eastAsia="Times New Roman" w:hAnsi="Times New Roman" w:cs="Times New Roman"/>
+          <w:sz w:val="24"/>
+          <w:szCs w:val="24"/>
+        </w:rPr>
+        <w:t> </w:t>
+      </w:r>
+    </w:p>
+    <w:p>
+      <w:pPr>
+        <w:spacing w:before="240" w:after="240" w:line="480" w:lineRule="auto"/>
+        <w:ind w:firstLine="720"/>
+        <w:rPr>
+          <w:rFonts w:ascii="Times New Roman" w:eastAsia="Times New Roman" w:hAnsi="Times New Roman" w:cs="Times New Roman"/>
+          <w:sz w:val="24"/>
+          <w:szCs w:val="24"/>
+        </w:rPr>
+      </w:pPr>
+      <w:r>
+        <w:rPr>
+          <w:rFonts w:ascii="Times New Roman" w:eastAsia="Times New Roman" w:hAnsi="Times New Roman" w:cs="Times New Roman"/>
+          <w:i/>
+          <w:iCs/>
+          <w:color w:val="000000"/>
+          <w:sz w:val="24"/>
+          <w:szCs w:val="24"/>
+        </w:rPr>
+        <w:t>Keywords: Economic Assimilation, Economic Integration, Annual Survey of Refugees, Refugee Resettlement, Segmented Assimilation Theory, Refugee Employment</w:t>
+      </w:r>
+    </w:p>
+    <w:p>
+      <w:pPr>
+        <w:spacing w:before="240" w:after="240" w:line="480" w:lineRule="auto"/>
+        <w:jc w:val="center"/>
+        <w:rPr>
+          <w:rFonts w:ascii="Times New Roman" w:eastAsia="Times New Roman" w:hAnsi="Times New Roman" w:cs="Times New Roman"/>
+          <w:sz w:val="24"/>
+          <w:szCs w:val="24"/>
+        </w:rPr>
+      </w:pPr>
+      <w:r>
+        <w:rPr>
+          <w:rFonts w:ascii="Times New Roman" w:eastAsia="Times New Roman" w:hAnsi="Times New Roman" w:cs="Times New Roman"/>
+          <w:sz w:val="24"/>
+          <w:szCs w:val="24"/>
+        </w:rPr>
+        <w:t>Word count: 8</w:t>
+      </w:r>
+      <w:r>
+        <w:rPr>
+          <w:rFonts w:ascii="Times New Roman" w:eastAsia="Times New Roman" w:hAnsi="Times New Roman" w:cs="Times New Roman"/>
+          <w:sz w:val="24"/>
+          <w:szCs w:val="24"/>
+        </w:rPr>
+        <w:t>320</w:t>
+      </w:r>
+    </w:p>
+    <w:p/>
+    <w:p>
+      <w:pPr>
+        <w:spacing w:before="240" w:after="240" w:line="480" w:lineRule="auto"/>
         <w:ind w:firstLine="720"/>
         <w:rPr>
           <w:rFonts w:ascii="Times New Roman" w:eastAsia="Times New Roman" w:hAnsi="Times New Roman" w:cs="Times New Roman"/>
@@ -209,7 +331,17 @@
           <w:sz w:val="24"/>
           <w:szCs w:val="24"/>
         </w:rPr>
-        <w:t>invest their time and resources into</w:t>
+        <w:t xml:space="preserve">invest their </w:t>
+      </w:r>
+      <w:r>
+        <w:rPr>
+          <w:rFonts w:ascii="Times New Roman" w:eastAsia="Times New Roman" w:hAnsi="Times New Roman" w:cs="Times New Roman"/>
+          <w:color w:val="000000"/>
+          <w:sz w:val="24"/>
+          <w:szCs w:val="24"/>
+        </w:rPr>
+        <w:lastRenderedPageBreak/>
+        <w:t>time and resources into</w:t>
       </w:r>
       <w:r>
         <w:rPr>
@@ -853,8 +985,320 @@
           <w:sz w:val="24"/>
           <w:szCs w:val="24"/>
         </w:rPr>
+        <w:t>Some refugee research argues for “the blank slate hypothesis” or the tendency for the pre-settlement contexts and experiences to have no impact on resettlement</w:t>
+      </w:r>
+      <w:r>
+        <w:rPr>
+          <w:rFonts w:ascii="Times New Roman" w:eastAsia="Times New Roman" w:hAnsi="Times New Roman" w:cs="Times New Roman"/>
+          <w:sz w:val="24"/>
+          <w:szCs w:val="24"/>
+        </w:rPr>
+        <w:t xml:space="preserve"> </w:t>
+      </w:r>
+      <w:r>
+        <w:rPr>
+          <w:rFonts w:ascii="Times New Roman" w:eastAsia="Times New Roman" w:hAnsi="Times New Roman" w:cs="Times New Roman"/>
+          <w:sz w:val="24"/>
+          <w:szCs w:val="24"/>
+        </w:rPr>
+        <w:fldChar w:fldCharType="begin"/>
+      </w:r>
+      <w:r>
+        <w:rPr>
+          <w:rFonts w:ascii="Times New Roman" w:eastAsia="Times New Roman" w:hAnsi="Times New Roman" w:cs="Times New Roman"/>
+          <w:sz w:val="24"/>
+          <w:szCs w:val="24"/>
+        </w:rPr>
+        <w:instrText xml:space="preserve"> ADDIN ZOTERO_ITEM CSL_CITATION {"citationID":"yvr8wNzl","properties":{"formattedCitation":"(Clayton 2005; Gold 1991; Tran and Lara-Garc\\uc0\\u237{}a 2020)","plainCitation":"(Clayton 2005; Gold 1991; Tran and Lara-García 2020)","noteIndex":0},"citationItems":[{"id":729,"uris":["http://zotero.org/users/6152647/items/U2BXEZEA"],"itemData":{"id":729,"type":"article-journal","abstract":"Commonly, the work situation of migrant and refugee women declines notably on arriving in the new country, irrespective of their existing qualifications and even after they have taken accepted qualifications. The primary objectives of this research were to test the hypothesis that women bring to their new countries skills and competencies arising from their education, working life and experiential learning, in addition to those learnt in the process of adapting to a new way of life, such as communicative and intercultural competencies, and to develop a typology which would facilitate access to appropriate education and training. This process also, crucially, involves vocational guidance and counselling to ensure that women develop goals which are both realistic and desirable to them. To this end an interview schedule was developed and delivered, after adaptations to local circumstances, to 120 women in four countries: Denmark, Germany, the Czech Republic and the UK. This paper presents only the detailed findings from the UK research. The main value of the data gathered is qualitative and the samples used were non‐random, but certain patterns emerged which are described in this paper. It was concluded that education and training were usually necessary in the new country but that a much more considered approach needs to be taken to placement on courses. The paper concludes with recommendations for practice by institutions of further education and case studies to illuminate the findings. Four case studies are attached.","container-title":"International Journal of Lifelong Education","DOI":"10.1080/02601370500134917","ISSN":"0260-1370","issue":"3","note":"publisher: Routledge\n_eprint: https://doi.org/10.1080/02601370500134917","page":"227-242","source":"Taylor and Francis+NEJM","title":"Blank slates or hidden treasure? Assessing and building on the experiential learning of migrant and refugee women in European countries","title-short":"Blank slates or hidden treasure?","URL":"https://doi.org/10.1080/02601370500134917","volume":"24","author":[{"family":"Clayton","given":"Pamela"}],"accessed":{"date-parts":[["2023",4,4]]},"issued":{"date-parts":[["2005",5,1]]}}},{"id":639,"uris":["http://zotero.org/users/6152647/items/9E2GRC33"],"itemData":{"id":639,"type":"book","event-place":"Newbury Park, Calif","ISBN":"978-0-8039-3796-3","language":"English","number-of-pages":"272","publisher":"SAGE Publications, Inc","publisher-place":"Newbury Park, Calif","source":"Amazon","title":"Refugee Communities: A Comparative Field Study","title-short":"Refugee Communities","author":[{"family":"Gold","given":"Steven N."}],"issued":{"date-parts":[["1991",12,18]]}}},{"id":167,"uris":["http://zotero.org/users/6152647/items/J2CMG6QI"],"itemData":{"id":167,"type":"article-journal","abstract":"The U.S. refugee population not only has grown dramatically, but the countries from which the refugees are fleeing have also diversified over the last decade. Focusing on five recent refugee groups—Bhutanese, Burmese, Iraqis, Somalis, and Cubans, we examine how premigration characteristics and postmigration integration policies shape early socioeconomic integration in the United States. Our analyses point to three findings. First, early socioeconomic outcomes show only modest differences across refugee groups, despite significant variation in premigration selectivity in human capital. Second, the two possible pathways toward integration are schooling and employment. Third, postmigration integration policies matter. Our findings highlight the role of integration policies, programs, and practices in successful refugee integration, underscoring U.S. refugee policy as a key component of immigration policy.","container-title":"RSF: The Russell Sage Foundation Journal of the Social Sciences","DOI":"10.7758/RSF.2020.6.3.06","ISSN":"2377-8253, 2377-8261","issue":"3","language":"en","license":"© 2020 Russell Sage Foundation. Tran, Van C., and Francisco Lara-García. 2020. “A New Beginning: Early Refugee Integration in the United States.” RSF: The Russell Sage Foundation Journal of the Social Sciences 6(3): 117–49. DOI: 10.7758/RSF.2020.6.3.06. We are grateful to Catalina Amuedo-Dorantes, Katharine Donato, Sheldon Danziger, Heba Gowayed, Philip Kasinitz, Jennifer Lee, Suzanne Nichols, Andreas Wimmer, and participants at the Legal Landscape of U.S. Immigration in the Twenty-First Century conference at the Russell Sage Foundation for helpful feedback on an early draft. Maria Abascal, Flavien Ganter, Tiffany Huang, and Greer Mellon provided critical advice on technical aspects of the analyses. We also thank Moti Benti for his research assistance. Three anonymous reviewers’ feedback strengthened our manuscript. All remaining errors are our own. Direct correspondence to: Van C. Tran at vtran@gc.cuny.edu, PhD Program in Sociology, The Graduate Center, CUNY, 365 Fifth Avenue, 6112.04, New York, NY 10016, United States.. Open Access Policy: RSF: The Russell Sage Foundation Journal of the Social Sciences is an open access journal. This article is published under a Creative Commons Attribution-NonCommercial-NoDerivs 3.0 Unported License.","note":"publisher: RSF: The Russell Sage Foundation Journal of the Social Sciences","page":"117-149","source":"www.rsfjournal.org","title":"A New Beginning: Early Refugee Integration in the United States","title-short":"A New Beginning","URL":"https://www.rsfjournal.org/content/6/3/117","volume":"6","author":[{"family":"Tran","given":"Van C."},{"family":"Lara-García","given":"Francisco"}],"accessed":{"date-parts":[["2020",12,8]]},"issued":{"date-parts":[["2020",11,1]]}}}],"schema":"https://github.com/citation-style-language/schema/raw/master/csl-citation.json"} </w:instrText>
+      </w:r>
+      <w:r>
+        <w:rPr>
+          <w:rFonts w:ascii="Times New Roman" w:eastAsia="Times New Roman" w:hAnsi="Times New Roman" w:cs="Times New Roman"/>
+          <w:sz w:val="24"/>
+          <w:szCs w:val="24"/>
+        </w:rPr>
+        <w:fldChar w:fldCharType="separate"/>
+      </w:r>
+      <w:r>
+        <w:rPr>
+          <w:rFonts w:ascii="Times New Roman" w:hAnsi="Times New Roman" w:cs="Times New Roman"/>
+          <w:sz w:val="24"/>
+          <w:szCs w:val="24"/>
+        </w:rPr>
+        <w:t>(Clayton 2005; Gold 1991; Tran and Lara-García 2020)</w:t>
+      </w:r>
+      <w:r>
+        <w:rPr>
+          <w:rFonts w:ascii="Times New Roman" w:eastAsia="Times New Roman" w:hAnsi="Times New Roman" w:cs="Times New Roman"/>
+          <w:sz w:val="24"/>
+          <w:szCs w:val="24"/>
+        </w:rPr>
+        <w:fldChar w:fldCharType="end"/>
+      </w:r>
+      <w:r>
+        <w:rPr>
+          <w:rFonts w:ascii="Times New Roman" w:eastAsia="Times New Roman" w:hAnsi="Times New Roman" w:cs="Times New Roman"/>
+          <w:sz w:val="24"/>
+          <w:szCs w:val="24"/>
+        </w:rPr>
+        <w:t>.</w:t>
+      </w:r>
+      <w:r>
+        <w:rPr>
+          <w:rFonts w:ascii="Times New Roman" w:eastAsia="Times New Roman" w:hAnsi="Times New Roman" w:cs="Times New Roman"/>
+          <w:sz w:val="24"/>
+          <w:szCs w:val="24"/>
+        </w:rPr>
+        <w:t xml:space="preserve"> Some argue that </w:t>
+      </w:r>
+      <w:r>
+        <w:rPr>
+          <w:rFonts w:ascii="Times New Roman" w:eastAsia="Times New Roman" w:hAnsi="Times New Roman" w:cs="Times New Roman"/>
+          <w:sz w:val="24"/>
+          <w:szCs w:val="24"/>
+        </w:rPr>
+        <w:t>the reason for these findings is the minimal preparation refugees can undertake</w:t>
+      </w:r>
+      <w:r>
+        <w:rPr>
+          <w:rFonts w:ascii="Times New Roman" w:eastAsia="Times New Roman" w:hAnsi="Times New Roman" w:cs="Times New Roman"/>
+          <w:sz w:val="24"/>
+          <w:szCs w:val="24"/>
+        </w:rPr>
+        <w:t>. In contrast,</w:t>
+      </w:r>
+      <w:r>
+        <w:rPr>
+          <w:rFonts w:ascii="Times New Roman" w:eastAsia="Times New Roman" w:hAnsi="Times New Roman" w:cs="Times New Roman"/>
+          <w:sz w:val="24"/>
+          <w:szCs w:val="24"/>
+        </w:rPr>
+        <w:t xml:space="preserve"> </w:t>
+      </w:r>
+      <w:r>
+        <w:rPr>
+          <w:rFonts w:ascii="Times New Roman" w:eastAsia="Times New Roman" w:hAnsi="Times New Roman" w:cs="Times New Roman"/>
+          <w:sz w:val="24"/>
+          <w:szCs w:val="24"/>
+        </w:rPr>
+        <w:t>Tran and Lara-Garcia (2020)</w:t>
+      </w:r>
+      <w:r>
+        <w:rPr>
+          <w:rFonts w:ascii="Times New Roman" w:eastAsia="Times New Roman" w:hAnsi="Times New Roman" w:cs="Times New Roman"/>
+          <w:sz w:val="24"/>
+          <w:szCs w:val="24"/>
+        </w:rPr>
+        <w:t xml:space="preserve"> </w:t>
+      </w:r>
+      <w:r>
+        <w:rPr>
+          <w:rFonts w:ascii="Times New Roman" w:eastAsia="Times New Roman" w:hAnsi="Times New Roman" w:cs="Times New Roman"/>
+          <w:sz w:val="24"/>
+          <w:szCs w:val="24"/>
+        </w:rPr>
+        <w:t xml:space="preserve">find evidence for the blank slate hypothesis even among refugees who </w:t>
+      </w:r>
+      <w:r>
+        <w:rPr>
+          <w:rFonts w:ascii="Times New Roman" w:eastAsia="Times New Roman" w:hAnsi="Times New Roman" w:cs="Times New Roman"/>
+          <w:sz w:val="24"/>
+          <w:szCs w:val="24"/>
+        </w:rPr>
+        <w:t xml:space="preserve">make it into the roles that migrants prepare for. In their study, </w:t>
+      </w:r>
+      <w:r>
+        <w:rPr>
+          <w:rFonts w:ascii="Times New Roman" w:eastAsia="Times New Roman" w:hAnsi="Times New Roman" w:cs="Times New Roman"/>
+          <w:sz w:val="24"/>
+          <w:szCs w:val="24"/>
+        </w:rPr>
+        <w:t>pre-resettlement characteristics didn’t predict</w:t>
+      </w:r>
+      <w:r>
+        <w:rPr>
+          <w:rFonts w:ascii="Times New Roman" w:eastAsia="Times New Roman" w:hAnsi="Times New Roman" w:cs="Times New Roman"/>
+          <w:sz w:val="24"/>
+          <w:szCs w:val="24"/>
+        </w:rPr>
+        <w:t xml:space="preserve"> longer </w:t>
+      </w:r>
+      <w:r>
+        <w:rPr>
+          <w:rFonts w:ascii="Times New Roman" w:eastAsia="Times New Roman" w:hAnsi="Times New Roman" w:cs="Times New Roman"/>
+          <w:sz w:val="24"/>
+          <w:szCs w:val="24"/>
+        </w:rPr>
+        <w:t xml:space="preserve">working </w:t>
+      </w:r>
+      <w:r>
+        <w:rPr>
+          <w:rFonts w:ascii="Times New Roman" w:eastAsia="Times New Roman" w:hAnsi="Times New Roman" w:cs="Times New Roman"/>
+          <w:sz w:val="24"/>
+          <w:szCs w:val="24"/>
+        </w:rPr>
+        <w:t>hours</w:t>
+      </w:r>
+      <w:r>
+        <w:rPr>
+          <w:rFonts w:ascii="Times New Roman" w:eastAsia="Times New Roman" w:hAnsi="Times New Roman" w:cs="Times New Roman"/>
+          <w:sz w:val="24"/>
+          <w:szCs w:val="24"/>
+        </w:rPr>
+        <w:t xml:space="preserve"> after </w:t>
+      </w:r>
+      <w:r>
+        <w:rPr>
+          <w:rFonts w:ascii="Times New Roman" w:eastAsia="Times New Roman" w:hAnsi="Times New Roman" w:cs="Times New Roman"/>
+          <w:sz w:val="24"/>
+          <w:szCs w:val="24"/>
+        </w:rPr>
         <w:lastRenderedPageBreak/>
-        <w:t>Some refugee research argues for “the blank slate hypothesis” or the tendency for the pre-settlement contexts and experiences to have no impact on resettlement</w:t>
+        <w:t>obtaining a job</w:t>
+      </w:r>
+      <w:r>
+        <w:rPr>
+          <w:rFonts w:ascii="Times New Roman" w:eastAsia="Times New Roman" w:hAnsi="Times New Roman" w:cs="Times New Roman"/>
+          <w:sz w:val="24"/>
+          <w:szCs w:val="24"/>
+        </w:rPr>
+        <w:t xml:space="preserve"> nor enroll</w:t>
+      </w:r>
+      <w:r>
+        <w:rPr>
+          <w:rFonts w:ascii="Times New Roman" w:eastAsia="Times New Roman" w:hAnsi="Times New Roman" w:cs="Times New Roman"/>
+          <w:sz w:val="24"/>
+          <w:szCs w:val="24"/>
+        </w:rPr>
+        <w:t>ment</w:t>
+      </w:r>
+      <w:r>
+        <w:rPr>
+          <w:rFonts w:ascii="Times New Roman" w:eastAsia="Times New Roman" w:hAnsi="Times New Roman" w:cs="Times New Roman"/>
+          <w:sz w:val="24"/>
+          <w:szCs w:val="24"/>
+        </w:rPr>
+        <w:t xml:space="preserve"> in </w:t>
+      </w:r>
+      <w:r>
+        <w:rPr>
+          <w:rFonts w:ascii="Times New Roman" w:eastAsia="Times New Roman" w:hAnsi="Times New Roman" w:cs="Times New Roman"/>
+          <w:sz w:val="24"/>
+          <w:szCs w:val="24"/>
+        </w:rPr>
+        <w:t>additional education upon arrival to the United States</w:t>
+      </w:r>
+      <w:r>
+        <w:rPr>
+          <w:rFonts w:ascii="Times New Roman" w:eastAsia="Times New Roman" w:hAnsi="Times New Roman" w:cs="Times New Roman"/>
+          <w:sz w:val="24"/>
+          <w:szCs w:val="24"/>
+        </w:rPr>
+        <w:t xml:space="preserve">. Tran and Lara-Garcia (2020) </w:t>
+      </w:r>
+      <w:r>
+        <w:rPr>
+          <w:rFonts w:ascii="Times New Roman" w:eastAsia="Times New Roman" w:hAnsi="Times New Roman" w:cs="Times New Roman"/>
+          <w:sz w:val="24"/>
+          <w:szCs w:val="24"/>
+        </w:rPr>
+        <w:t>acknowledge</w:t>
+      </w:r>
+      <w:r>
+        <w:rPr>
+          <w:rFonts w:ascii="Times New Roman" w:eastAsia="Times New Roman" w:hAnsi="Times New Roman" w:cs="Times New Roman"/>
+          <w:sz w:val="24"/>
+          <w:szCs w:val="24"/>
+        </w:rPr>
+        <w:t>d</w:t>
+      </w:r>
+      <w:r>
+        <w:rPr>
+          <w:rFonts w:ascii="Times New Roman" w:eastAsia="Times New Roman" w:hAnsi="Times New Roman" w:cs="Times New Roman"/>
+          <w:sz w:val="24"/>
+          <w:szCs w:val="24"/>
+        </w:rPr>
+        <w:t xml:space="preserve"> this phenomenon may only </w:t>
+      </w:r>
+      <w:r>
+        <w:rPr>
+          <w:rFonts w:ascii="Times New Roman" w:eastAsia="Times New Roman" w:hAnsi="Times New Roman" w:cs="Times New Roman"/>
+          <w:sz w:val="24"/>
+          <w:szCs w:val="24"/>
+        </w:rPr>
+        <w:t>affect</w:t>
+      </w:r>
+      <w:r>
+        <w:rPr>
+          <w:rFonts w:ascii="Times New Roman" w:eastAsia="Times New Roman" w:hAnsi="Times New Roman" w:cs="Times New Roman"/>
+          <w:sz w:val="24"/>
+          <w:szCs w:val="24"/>
+        </w:rPr>
+        <w:t xml:space="preserve"> households in</w:t>
+      </w:r>
+      <w:r>
+        <w:rPr>
+          <w:rFonts w:ascii="Times New Roman" w:eastAsia="Times New Roman" w:hAnsi="Times New Roman" w:cs="Times New Roman"/>
+          <w:sz w:val="24"/>
+          <w:szCs w:val="24"/>
+        </w:rPr>
+        <w:t xml:space="preserve"> the short term.</w:t>
+      </w:r>
+      <w:r>
+        <w:rPr>
+          <w:rFonts w:ascii="Times New Roman" w:eastAsia="Times New Roman" w:hAnsi="Times New Roman" w:cs="Times New Roman"/>
+          <w:sz w:val="24"/>
+          <w:szCs w:val="24"/>
+        </w:rPr>
+        <w:t xml:space="preserve"> Other researchers</w:t>
+      </w:r>
+      <w:r>
+        <w:rPr>
+          <w:rFonts w:ascii="Times New Roman" w:eastAsia="Times New Roman" w:hAnsi="Times New Roman" w:cs="Times New Roman"/>
+          <w:sz w:val="24"/>
+          <w:szCs w:val="24"/>
+        </w:rPr>
+        <w:t xml:space="preserve"> posit that </w:t>
+      </w:r>
+      <w:r>
+        <w:rPr>
+          <w:rFonts w:ascii="Times New Roman" w:eastAsia="Times New Roman" w:hAnsi="Times New Roman" w:cs="Times New Roman"/>
+          <w:sz w:val="24"/>
+          <w:szCs w:val="24"/>
+        </w:rPr>
+        <w:t xml:space="preserve">refugees need time to translate their </w:t>
+      </w:r>
+      <w:r>
+        <w:rPr>
+          <w:rFonts w:ascii="Times New Roman" w:eastAsia="Times New Roman" w:hAnsi="Times New Roman" w:cs="Times New Roman"/>
+          <w:sz w:val="24"/>
+          <w:szCs w:val="24"/>
+        </w:rPr>
+        <w:t>experiences</w:t>
+      </w:r>
+      <w:r>
+        <w:rPr>
+          <w:rFonts w:ascii="Times New Roman" w:eastAsia="Times New Roman" w:hAnsi="Times New Roman" w:cs="Times New Roman"/>
+          <w:sz w:val="24"/>
+          <w:szCs w:val="24"/>
+        </w:rPr>
+        <w:t xml:space="preserve"> and skills </w:t>
+      </w:r>
+      <w:r>
+        <w:rPr>
+          <w:rFonts w:ascii="Times New Roman" w:eastAsia="Times New Roman" w:hAnsi="Times New Roman" w:cs="Times New Roman"/>
+          <w:sz w:val="24"/>
+          <w:szCs w:val="24"/>
+        </w:rPr>
+        <w:t>for</w:t>
+      </w:r>
+      <w:r>
+        <w:rPr>
+          <w:rFonts w:ascii="Times New Roman" w:eastAsia="Times New Roman" w:hAnsi="Times New Roman" w:cs="Times New Roman"/>
+          <w:sz w:val="24"/>
+          <w:szCs w:val="24"/>
+        </w:rPr>
+        <w:t xml:space="preserve"> the new context</w:t>
       </w:r>
       <w:r>
         <w:rPr>
@@ -878,7 +1322,7 @@
           <w:sz w:val="24"/>
           <w:szCs w:val="24"/>
         </w:rPr>
-        <w:instrText xml:space="preserve"> ADDIN ZOTERO_ITEM CSL_CITATION {"citationID":"yvr8wNzl","properties":{"formattedCitation":"(Clayton 2005; Gold 1991; Tran and Lara-Garc\\uc0\\u237{}a 2020)","plainCitation":"(Clayton 2005; Gold 1991; Tran and Lara-García 2020)","noteIndex":0},"citationItems":[{"id":729,"uris":["http://zotero.org/users/6152647/items/U2BXEZEA"],"itemData":{"id":729,"type":"article-journal","abstract":"Commonly, the work situation of migrant and refugee women declines notably on arriving in the new country, irrespective of their existing qualifications and even after they have taken accepted qualifications. The primary objectives of this research were to test the hypothesis that women bring to their new countries skills and competencies arising from their education, working life and experiential learning, in addition to those learnt in the process of adapting to a new way of life, such as communicative and intercultural competencies, and to develop a typology which would facilitate access to appropriate education and training. This process also, crucially, involves vocational guidance and counselling to ensure that women develop goals which are both realistic and desirable to them. To this end an interview schedule was developed and delivered, after adaptations to local circumstances, to 120 women in four countries: Denmark, Germany, the Czech Republic and the UK. This paper presents only the detailed findings from the UK research. The main value of the data gathered is qualitative and the samples used were non‐random, but certain patterns emerged which are described in this paper. It was concluded that education and training were usually necessary in the new country but that a much more considered approach needs to be taken to placement on courses. The paper concludes with recommendations for practice by institutions of further education and case studies to illuminate the findings. Four case studies are attached.","container-title":"International Journal of Lifelong Education","DOI":"10.1080/02601370500134917","ISSN":"0260-1370","issue":"3","note":"publisher: Routledge\n_eprint: https://doi.org/10.1080/02601370500134917","page":"227-242","source":"Taylor and Francis+NEJM","title":"Blank slates or hidden treasure? Assessing and building on the experiential learning of migrant and refugee women in European countries","title-short":"Blank slates or hidden treasure?","URL":"https://doi.org/10.1080/02601370500134917","volume":"24","author":[{"family":"Clayton","given":"Pamela"}],"accessed":{"date-parts":[["2023",4,4]]},"issued":{"date-parts":[["2005",5,1]]}}},{"id":639,"uris":["http://zotero.org/users/6152647/items/9E2GRC33"],"itemData":{"id":639,"type":"book","event-place":"Newbury Park, Calif","ISBN":"978-0-8039-3796-3","language":"English","number-of-pages":"272","publisher":"SAGE Publications, Inc","publisher-place":"Newbury Park, Calif","source":"Amazon","title":"Refugee Communities: A Comparative Field Study","title-short":"Refugee Communities","author":[{"family":"Gold","given":"Steven N."}],"issued":{"date-parts":[["1991",12,18]]}}},{"id":167,"uris":["http://zotero.org/users/6152647/items/J2CMG6QI"],"itemData":{"id":167,"type":"article-journal","abstract":"The U.S. refugee population not only has grown dramatically, but the countries from which the refugees are fleeing have also diversified over the last decade. Focusing on five recent refugee groups—Bhutanese, Burmese, Iraqis, Somalis, and Cubans, we examine how premigration characteristics and postmigration integration policies shape early socioeconomic integration in the United States. Our analyses point to three findings. First, early socioeconomic outcomes show only modest differences across refugee groups, despite significant variation in premigration selectivity in human capital. Second, the two possible pathways toward integration are schooling and employment. Third, postmigration integration policies matter. Our findings highlight the role of integration policies, programs, and practices in successful refugee integration, underscoring U.S. refugee policy as a key component of immigration policy.","container-title":"RSF: The Russell Sage Foundation Journal of the Social Sciences","DOI":"10.7758/RSF.2020.6.3.06","ISSN":"2377-8253, 2377-8261","issue":"3","language":"en","license":"© 2020 Russell Sage Foundation. Tran, Van C., and Francisco Lara-García. 2020. “A New Beginning: Early Refugee Integration in the United States.” RSF: The Russell Sage Foundation Journal of the Social Sciences 6(3): 117–49. DOI: 10.7758/RSF.2020.6.3.06. We are grateful to Catalina Amuedo-Dorantes, Katharine Donato, Sheldon Danziger, Heba Gowayed, Philip Kasinitz, Jennifer Lee, Suzanne Nichols, Andreas Wimmer, and participants at the Legal Landscape of U.S. Immigration in the Twenty-First Century conference at the Russell Sage Foundation for helpful feedback on an early draft. Maria Abascal, Flavien Ganter, Tiffany Huang, and Greer Mellon provided critical advice on technical aspects of the analyses. We also thank Moti Benti for his research assistance. Three anonymous reviewers’ feedback strengthened our manuscript. All remaining errors are our own. Direct correspondence to: Van C. Tran at vtran@gc.cuny.edu, PhD Program in Sociology, The Graduate Center, CUNY, 365 Fifth Avenue, 6112.04, New York, NY 10016, United States.. Open Access Policy: RSF: The Russell Sage Foundation Journal of the Social Sciences is an open access journal. This article is published under a Creative Commons Attribution-NonCommercial-NoDerivs 3.0 Unported License.","note":"publisher: RSF: The Russell Sage Foundation Journal of the Social Sciences","page":"117-149","source":"www.rsfjournal.org","title":"A New Beginning: Early Refugee Integration in the United States","title-short":"A New Beginning","URL":"https://www.rsfjournal.org/content/6/3/117","volume":"6","author":[{"family":"Tran","given":"Van C."},{"family":"Lara-García","given":"Francisco"}],"accessed":{"date-parts":[["2020",12,8]]},"issued":{"date-parts":[["2020",11,1]]}}}],"schema":"https://github.com/citation-style-language/schema/raw/master/csl-citation.json"} </w:instrText>
+        <w:instrText xml:space="preserve"> ADDIN ZOTERO_ITEM CSL_CITATION {"citationID":"rzQF5zJM","properties":{"formattedCitation":"(Gowayed 2022)","plainCitation":"(Gowayed 2022)","noteIndex":0},"citationItems":[{"id":719,"uris":["http://zotero.org/users/6152647/items/XRI5QCM8"],"itemData":{"id":719,"type":"book","abstract":"How states deny the full potential of refugees as people and perpetuate social inequality","ISBN":"978-0-691-20384-3","language":"en","source":"press.princeton.edu","title":"Refuge","URL":"https://press.princeton.edu/books/paperback/9780691203843/refuge","author":[{"family":"Gowayed","given":"Heba"}],"accessed":{"date-parts":[["2023",3,6]]},"issued":{"date-parts":[["2022",4,5]]}}}],"schema":"https://github.com/citation-style-language/schema/raw/master/csl-citation.json"} </w:instrText>
       </w:r>
       <w:r>
         <w:rPr>
@@ -892,9 +1336,8 @@
         <w:rPr>
           <w:rFonts w:ascii="Times New Roman" w:hAnsi="Times New Roman" w:cs="Times New Roman"/>
           <w:sz w:val="24"/>
-          <w:szCs w:val="24"/>
-        </w:rPr>
-        <w:t>(Clayton 2005; Gold 1991; Tran and Lara-García 2020)</w:t>
+        </w:rPr>
+        <w:t>(Gowayed 2022)</w:t>
       </w:r>
       <w:r>
         <w:rPr>
@@ -918,23 +1361,15 @@
           <w:sz w:val="24"/>
           <w:szCs w:val="24"/>
         </w:rPr>
-        <w:t xml:space="preserve"> Some argue that </w:t>
-      </w:r>
-      <w:r>
-        <w:rPr>
-          <w:rFonts w:ascii="Times New Roman" w:eastAsia="Times New Roman" w:hAnsi="Times New Roman" w:cs="Times New Roman"/>
-          <w:sz w:val="24"/>
-          <w:szCs w:val="24"/>
-        </w:rPr>
-        <w:t>the reason for these findings is the minimal preparation refugees can undertake</w:t>
-      </w:r>
-      <w:r>
-        <w:rPr>
-          <w:rFonts w:ascii="Times New Roman" w:eastAsia="Times New Roman" w:hAnsi="Times New Roman" w:cs="Times New Roman"/>
-          <w:sz w:val="24"/>
-          <w:szCs w:val="24"/>
-        </w:rPr>
-        <w:t>. In contrast,</w:t>
+        <w:t xml:space="preserve"> Refugee resettlement research then assumes refugees begin from this blank slate and begin to amass resources. Resources are holistic. Money, relationships, status, physical objects, and more can all be considered resources</w:t>
+      </w:r>
+      <w:r>
+        <w:rPr>
+          <w:rFonts w:ascii="Times New Roman" w:eastAsia="Times New Roman" w:hAnsi="Times New Roman" w:cs="Times New Roman"/>
+          <w:sz w:val="24"/>
+          <w:szCs w:val="24"/>
+        </w:rPr>
+        <w:t>.</w:t>
       </w:r>
       <w:r>
         <w:rPr>
@@ -944,23 +1379,21 @@
         </w:rPr>
         <w:t xml:space="preserve"> </w:t>
       </w:r>
-      <w:proofErr w:type="gramStart"/>
-      <w:r>
-        <w:rPr>
-          <w:rFonts w:ascii="Times New Roman" w:eastAsia="Times New Roman" w:hAnsi="Times New Roman" w:cs="Times New Roman"/>
-          <w:sz w:val="24"/>
-          <w:szCs w:val="24"/>
-        </w:rPr>
-        <w:t>Tran</w:t>
-      </w:r>
-      <w:proofErr w:type="gramEnd"/>
-      <w:r>
-        <w:rPr>
-          <w:rFonts w:ascii="Times New Roman" w:eastAsia="Times New Roman" w:hAnsi="Times New Roman" w:cs="Times New Roman"/>
-          <w:sz w:val="24"/>
-          <w:szCs w:val="24"/>
-        </w:rPr>
-        <w:t xml:space="preserve"> and Lara-Garcia (2020)</w:t>
+      <w:r>
+        <w:rPr>
+          <w:rFonts w:ascii="Times New Roman" w:eastAsia="Times New Roman" w:hAnsi="Times New Roman" w:cs="Times New Roman"/>
+          <w:sz w:val="24"/>
+          <w:szCs w:val="24"/>
+        </w:rPr>
+        <w:t>R</w:t>
+      </w:r>
+      <w:r>
+        <w:rPr>
+          <w:rFonts w:ascii="Times New Roman" w:eastAsia="Times New Roman" w:hAnsi="Times New Roman" w:cs="Times New Roman"/>
+          <w:sz w:val="24"/>
+          <w:szCs w:val="24"/>
+        </w:rPr>
+        <w:t>esources in one area of assimilation</w:t>
       </w:r>
       <w:r>
         <w:rPr>
@@ -976,325 +1409,6 @@
           <w:sz w:val="24"/>
           <w:szCs w:val="24"/>
         </w:rPr>
-        <w:t xml:space="preserve">find evidence for the blank slate hypothesis even among refugees who </w:t>
-      </w:r>
-      <w:r>
-        <w:rPr>
-          <w:rFonts w:ascii="Times New Roman" w:eastAsia="Times New Roman" w:hAnsi="Times New Roman" w:cs="Times New Roman"/>
-          <w:sz w:val="24"/>
-          <w:szCs w:val="24"/>
-        </w:rPr>
-        <w:t xml:space="preserve">make it into the roles that migrants prepare for. In their study, </w:t>
-      </w:r>
-      <w:r>
-        <w:rPr>
-          <w:rFonts w:ascii="Times New Roman" w:eastAsia="Times New Roman" w:hAnsi="Times New Roman" w:cs="Times New Roman"/>
-          <w:sz w:val="24"/>
-          <w:szCs w:val="24"/>
-        </w:rPr>
-        <w:t>pre-resettlement characteristics didn’t predict</w:t>
-      </w:r>
-      <w:r>
-        <w:rPr>
-          <w:rFonts w:ascii="Times New Roman" w:eastAsia="Times New Roman" w:hAnsi="Times New Roman" w:cs="Times New Roman"/>
-          <w:sz w:val="24"/>
-          <w:szCs w:val="24"/>
-        </w:rPr>
-        <w:t xml:space="preserve"> longer </w:t>
-      </w:r>
-      <w:r>
-        <w:rPr>
-          <w:rFonts w:ascii="Times New Roman" w:eastAsia="Times New Roman" w:hAnsi="Times New Roman" w:cs="Times New Roman"/>
-          <w:sz w:val="24"/>
-          <w:szCs w:val="24"/>
-        </w:rPr>
-        <w:t xml:space="preserve">working </w:t>
-      </w:r>
-      <w:r>
-        <w:rPr>
-          <w:rFonts w:ascii="Times New Roman" w:eastAsia="Times New Roman" w:hAnsi="Times New Roman" w:cs="Times New Roman"/>
-          <w:sz w:val="24"/>
-          <w:szCs w:val="24"/>
-        </w:rPr>
-        <w:t>hours</w:t>
-      </w:r>
-      <w:r>
-        <w:rPr>
-          <w:rFonts w:ascii="Times New Roman" w:eastAsia="Times New Roman" w:hAnsi="Times New Roman" w:cs="Times New Roman"/>
-          <w:sz w:val="24"/>
-          <w:szCs w:val="24"/>
-        </w:rPr>
-        <w:t xml:space="preserve"> after obtaining a job</w:t>
-      </w:r>
-      <w:r>
-        <w:rPr>
-          <w:rFonts w:ascii="Times New Roman" w:eastAsia="Times New Roman" w:hAnsi="Times New Roman" w:cs="Times New Roman"/>
-          <w:sz w:val="24"/>
-          <w:szCs w:val="24"/>
-        </w:rPr>
-        <w:t xml:space="preserve"> nor enroll</w:t>
-      </w:r>
-      <w:r>
-        <w:rPr>
-          <w:rFonts w:ascii="Times New Roman" w:eastAsia="Times New Roman" w:hAnsi="Times New Roman" w:cs="Times New Roman"/>
-          <w:sz w:val="24"/>
-          <w:szCs w:val="24"/>
-        </w:rPr>
-        <w:t>ment</w:t>
-      </w:r>
-      <w:r>
-        <w:rPr>
-          <w:rFonts w:ascii="Times New Roman" w:eastAsia="Times New Roman" w:hAnsi="Times New Roman" w:cs="Times New Roman"/>
-          <w:sz w:val="24"/>
-          <w:szCs w:val="24"/>
-        </w:rPr>
-        <w:t xml:space="preserve"> in </w:t>
-      </w:r>
-      <w:r>
-        <w:rPr>
-          <w:rFonts w:ascii="Times New Roman" w:eastAsia="Times New Roman" w:hAnsi="Times New Roman" w:cs="Times New Roman"/>
-          <w:sz w:val="24"/>
-          <w:szCs w:val="24"/>
-        </w:rPr>
-        <w:t>additional education upon arrival to the United States</w:t>
-      </w:r>
-      <w:r>
-        <w:rPr>
-          <w:rFonts w:ascii="Times New Roman" w:eastAsia="Times New Roman" w:hAnsi="Times New Roman" w:cs="Times New Roman"/>
-          <w:sz w:val="24"/>
-          <w:szCs w:val="24"/>
-        </w:rPr>
-        <w:t xml:space="preserve">. Tran and Lara-Garcia (2020) </w:t>
-      </w:r>
-      <w:r>
-        <w:rPr>
-          <w:rFonts w:ascii="Times New Roman" w:eastAsia="Times New Roman" w:hAnsi="Times New Roman" w:cs="Times New Roman"/>
-          <w:sz w:val="24"/>
-          <w:szCs w:val="24"/>
-        </w:rPr>
-        <w:t>acknowledge</w:t>
-      </w:r>
-      <w:r>
-        <w:rPr>
-          <w:rFonts w:ascii="Times New Roman" w:eastAsia="Times New Roman" w:hAnsi="Times New Roman" w:cs="Times New Roman"/>
-          <w:sz w:val="24"/>
-          <w:szCs w:val="24"/>
-        </w:rPr>
-        <w:t>d</w:t>
-      </w:r>
-      <w:r>
-        <w:rPr>
-          <w:rFonts w:ascii="Times New Roman" w:eastAsia="Times New Roman" w:hAnsi="Times New Roman" w:cs="Times New Roman"/>
-          <w:sz w:val="24"/>
-          <w:szCs w:val="24"/>
-        </w:rPr>
-        <w:t xml:space="preserve"> this phenomenon may only </w:t>
-      </w:r>
-      <w:r>
-        <w:rPr>
-          <w:rFonts w:ascii="Times New Roman" w:eastAsia="Times New Roman" w:hAnsi="Times New Roman" w:cs="Times New Roman"/>
-          <w:sz w:val="24"/>
-          <w:szCs w:val="24"/>
-        </w:rPr>
-        <w:t>affect</w:t>
-      </w:r>
-      <w:r>
-        <w:rPr>
-          <w:rFonts w:ascii="Times New Roman" w:eastAsia="Times New Roman" w:hAnsi="Times New Roman" w:cs="Times New Roman"/>
-          <w:sz w:val="24"/>
-          <w:szCs w:val="24"/>
-        </w:rPr>
-        <w:t xml:space="preserve"> households in</w:t>
-      </w:r>
-      <w:r>
-        <w:rPr>
-          <w:rFonts w:ascii="Times New Roman" w:eastAsia="Times New Roman" w:hAnsi="Times New Roman" w:cs="Times New Roman"/>
-          <w:sz w:val="24"/>
-          <w:szCs w:val="24"/>
-        </w:rPr>
-        <w:t xml:space="preserve"> the short term.</w:t>
-      </w:r>
-      <w:r>
-        <w:rPr>
-          <w:rFonts w:ascii="Times New Roman" w:eastAsia="Times New Roman" w:hAnsi="Times New Roman" w:cs="Times New Roman"/>
-          <w:sz w:val="24"/>
-          <w:szCs w:val="24"/>
-        </w:rPr>
-        <w:t xml:space="preserve"> Other researchers</w:t>
-      </w:r>
-      <w:r>
-        <w:rPr>
-          <w:rFonts w:ascii="Times New Roman" w:eastAsia="Times New Roman" w:hAnsi="Times New Roman" w:cs="Times New Roman"/>
-          <w:sz w:val="24"/>
-          <w:szCs w:val="24"/>
-        </w:rPr>
-        <w:t xml:space="preserve"> posit that </w:t>
-      </w:r>
-      <w:r>
-        <w:rPr>
-          <w:rFonts w:ascii="Times New Roman" w:eastAsia="Times New Roman" w:hAnsi="Times New Roman" w:cs="Times New Roman"/>
-          <w:sz w:val="24"/>
-          <w:szCs w:val="24"/>
-        </w:rPr>
-        <w:t xml:space="preserve">refugees need time to translate their </w:t>
-      </w:r>
-      <w:r>
-        <w:rPr>
-          <w:rFonts w:ascii="Times New Roman" w:eastAsia="Times New Roman" w:hAnsi="Times New Roman" w:cs="Times New Roman"/>
-          <w:sz w:val="24"/>
-          <w:szCs w:val="24"/>
-        </w:rPr>
-        <w:t>experiences</w:t>
-      </w:r>
-      <w:r>
-        <w:rPr>
-          <w:rFonts w:ascii="Times New Roman" w:eastAsia="Times New Roman" w:hAnsi="Times New Roman" w:cs="Times New Roman"/>
-          <w:sz w:val="24"/>
-          <w:szCs w:val="24"/>
-        </w:rPr>
-        <w:t xml:space="preserve"> and skills </w:t>
-      </w:r>
-      <w:r>
-        <w:rPr>
-          <w:rFonts w:ascii="Times New Roman" w:eastAsia="Times New Roman" w:hAnsi="Times New Roman" w:cs="Times New Roman"/>
-          <w:sz w:val="24"/>
-          <w:szCs w:val="24"/>
-        </w:rPr>
-        <w:t>for</w:t>
-      </w:r>
-      <w:r>
-        <w:rPr>
-          <w:rFonts w:ascii="Times New Roman" w:eastAsia="Times New Roman" w:hAnsi="Times New Roman" w:cs="Times New Roman"/>
-          <w:sz w:val="24"/>
-          <w:szCs w:val="24"/>
-        </w:rPr>
-        <w:t xml:space="preserve"> the new context</w:t>
-      </w:r>
-      <w:r>
-        <w:rPr>
-          <w:rFonts w:ascii="Times New Roman" w:eastAsia="Times New Roman" w:hAnsi="Times New Roman" w:cs="Times New Roman"/>
-          <w:sz w:val="24"/>
-          <w:szCs w:val="24"/>
-        </w:rPr>
-        <w:t xml:space="preserve"> </w:t>
-      </w:r>
-      <w:r>
-        <w:rPr>
-          <w:rFonts w:ascii="Times New Roman" w:eastAsia="Times New Roman" w:hAnsi="Times New Roman" w:cs="Times New Roman"/>
-          <w:sz w:val="24"/>
-          <w:szCs w:val="24"/>
-        </w:rPr>
-        <w:fldChar w:fldCharType="begin"/>
-      </w:r>
-      <w:r>
-        <w:rPr>
-          <w:rFonts w:ascii="Times New Roman" w:eastAsia="Times New Roman" w:hAnsi="Times New Roman" w:cs="Times New Roman"/>
-          <w:sz w:val="24"/>
-          <w:szCs w:val="24"/>
-        </w:rPr>
-        <w:instrText xml:space="preserve"> ADDIN ZOTERO_ITEM CSL_CITATION {"citationID":"rzQF5zJM","properties":{"formattedCitation":"(Gowayed 2022)","plainCitation":"(Gowayed 2022)","noteIndex":0},"citationItems":[{"id":719,"uris":["http://zotero.org/users/6152647/items/XRI5QCM8"],"itemData":{"id":719,"type":"book","abstract":"How states deny the full potential of refugees as people and perpetuate social inequality","ISBN":"978-0-691-20384-3","language":"en","source":"press.princeton.edu","title":"Refuge","URL":"https://press.princeton.edu/books/paperback/9780691203843/refuge","author":[{"family":"Gowayed","given":"Heba"}],"accessed":{"date-parts":[["2023",3,6]]},"issued":{"date-parts":[["2022",4,5]]}}}],"schema":"https://github.com/citation-style-language/schema/raw/master/csl-citation.json"} </w:instrText>
-      </w:r>
-      <w:r>
-        <w:rPr>
-          <w:rFonts w:ascii="Times New Roman" w:eastAsia="Times New Roman" w:hAnsi="Times New Roman" w:cs="Times New Roman"/>
-          <w:sz w:val="24"/>
-          <w:szCs w:val="24"/>
-        </w:rPr>
-        <w:fldChar w:fldCharType="separate"/>
-      </w:r>
-      <w:r>
-        <w:rPr>
-          <w:rFonts w:ascii="Times New Roman" w:hAnsi="Times New Roman" w:cs="Times New Roman"/>
-          <w:sz w:val="24"/>
-        </w:rPr>
-        <w:t>(</w:t>
-      </w:r>
-      <w:proofErr w:type="spellStart"/>
-      <w:r>
-        <w:rPr>
-          <w:rFonts w:ascii="Times New Roman" w:hAnsi="Times New Roman" w:cs="Times New Roman"/>
-          <w:sz w:val="24"/>
-        </w:rPr>
-        <w:t>Gowayed</w:t>
-      </w:r>
-      <w:proofErr w:type="spellEnd"/>
-      <w:r>
-        <w:rPr>
-          <w:rFonts w:ascii="Times New Roman" w:hAnsi="Times New Roman" w:cs="Times New Roman"/>
-          <w:sz w:val="24"/>
-        </w:rPr>
-        <w:t xml:space="preserve"> 2022)</w:t>
-      </w:r>
-      <w:r>
-        <w:rPr>
-          <w:rFonts w:ascii="Times New Roman" w:eastAsia="Times New Roman" w:hAnsi="Times New Roman" w:cs="Times New Roman"/>
-          <w:sz w:val="24"/>
-          <w:szCs w:val="24"/>
-        </w:rPr>
-        <w:fldChar w:fldCharType="end"/>
-      </w:r>
-      <w:r>
-        <w:rPr>
-          <w:rFonts w:ascii="Times New Roman" w:eastAsia="Times New Roman" w:hAnsi="Times New Roman" w:cs="Times New Roman"/>
-          <w:sz w:val="24"/>
-          <w:szCs w:val="24"/>
-        </w:rPr>
-        <w:t>.</w:t>
-      </w:r>
-      <w:r>
-        <w:rPr>
-          <w:rFonts w:ascii="Times New Roman" w:eastAsia="Times New Roman" w:hAnsi="Times New Roman" w:cs="Times New Roman"/>
-          <w:sz w:val="24"/>
-          <w:szCs w:val="24"/>
-        </w:rPr>
-        <w:t xml:space="preserve"> Refugee resettlement research then assumes refugees begin from this blank slate and begin to amass resources. Resources are holistic. Money, relationships, status, physical objects, and more can all be considered resources</w:t>
-      </w:r>
-      <w:r>
-        <w:rPr>
-          <w:rFonts w:ascii="Times New Roman" w:eastAsia="Times New Roman" w:hAnsi="Times New Roman" w:cs="Times New Roman"/>
-          <w:sz w:val="24"/>
-          <w:szCs w:val="24"/>
-        </w:rPr>
-        <w:t>.</w:t>
-      </w:r>
-      <w:r>
-        <w:rPr>
-          <w:rFonts w:ascii="Times New Roman" w:eastAsia="Times New Roman" w:hAnsi="Times New Roman" w:cs="Times New Roman"/>
-          <w:sz w:val="24"/>
-          <w:szCs w:val="24"/>
-        </w:rPr>
-        <w:t xml:space="preserve"> </w:t>
-      </w:r>
-      <w:r>
-        <w:rPr>
-          <w:rFonts w:ascii="Times New Roman" w:eastAsia="Times New Roman" w:hAnsi="Times New Roman" w:cs="Times New Roman"/>
-          <w:sz w:val="24"/>
-          <w:szCs w:val="24"/>
-        </w:rPr>
-        <w:t>R</w:t>
-      </w:r>
-      <w:r>
-        <w:rPr>
-          <w:rFonts w:ascii="Times New Roman" w:eastAsia="Times New Roman" w:hAnsi="Times New Roman" w:cs="Times New Roman"/>
-          <w:sz w:val="24"/>
-          <w:szCs w:val="24"/>
-        </w:rPr>
-        <w:t>esources in one area of assimilation</w:t>
-      </w:r>
-      <w:r>
-        <w:rPr>
-          <w:rFonts w:ascii="Times New Roman" w:eastAsia="Times New Roman" w:hAnsi="Times New Roman" w:cs="Times New Roman"/>
-          <w:sz w:val="24"/>
-          <w:szCs w:val="24"/>
-        </w:rPr>
-        <w:t xml:space="preserve"> </w:t>
-      </w:r>
-      <w:r>
-        <w:rPr>
-          <w:rFonts w:ascii="Times New Roman" w:eastAsia="Times New Roman" w:hAnsi="Times New Roman" w:cs="Times New Roman"/>
-          <w:sz w:val="24"/>
-          <w:szCs w:val="24"/>
-        </w:rPr>
         <w:t>lead</w:t>
       </w:r>
       <w:r>
@@ -1303,43 +1417,7 @@
           <w:sz w:val="24"/>
           <w:szCs w:val="24"/>
         </w:rPr>
-        <w:t xml:space="preserve"> to assimilating in other areas (</w:t>
-      </w:r>
-      <w:proofErr w:type="spellStart"/>
-      <w:r>
-        <w:rPr>
-          <w:rFonts w:ascii="Times New Roman" w:eastAsia="Times New Roman" w:hAnsi="Times New Roman" w:cs="Times New Roman"/>
-          <w:sz w:val="24"/>
-          <w:szCs w:val="24"/>
-        </w:rPr>
-        <w:t>Hobfoll</w:t>
-      </w:r>
-      <w:proofErr w:type="spellEnd"/>
-      <w:r>
-        <w:rPr>
-          <w:rFonts w:ascii="Times New Roman" w:eastAsia="Times New Roman" w:hAnsi="Times New Roman" w:cs="Times New Roman"/>
-          <w:sz w:val="24"/>
-          <w:szCs w:val="24"/>
-        </w:rPr>
-        <w:t xml:space="preserve"> 1989; </w:t>
-      </w:r>
-      <w:proofErr w:type="spellStart"/>
-      <w:r>
-        <w:rPr>
-          <w:rFonts w:ascii="Times New Roman" w:eastAsia="Times New Roman" w:hAnsi="Times New Roman" w:cs="Times New Roman"/>
-          <w:sz w:val="24"/>
-          <w:szCs w:val="24"/>
-        </w:rPr>
-        <w:t>Hobfoll</w:t>
-      </w:r>
-      <w:proofErr w:type="spellEnd"/>
-      <w:r>
-        <w:rPr>
-          <w:rFonts w:ascii="Times New Roman" w:eastAsia="Times New Roman" w:hAnsi="Times New Roman" w:cs="Times New Roman"/>
-          <w:sz w:val="24"/>
-          <w:szCs w:val="24"/>
-        </w:rPr>
-        <w:t xml:space="preserve"> et al. 2018; Strang and Ager 2010). For example, when refugees obtain jobs, they often work in areas where they interact with others in the host context language. This increases the refugee’s language skills, which in turn could increase refugee access to host context information.</w:t>
+        <w:t xml:space="preserve"> to assimilating in other areas (Hobfoll 1989; Hobfoll et al. 2018; Strang and Ager 2010). For example, when refugees obtain jobs, they often work in areas where they interact with others in the host context language. This increases the refugee’s language skills, which in turn could increase refugee access to host context information.</w:t>
       </w:r>
     </w:p>
     <w:p>
@@ -1448,25 +1526,7 @@
           <w:sz w:val="24"/>
           <w:szCs w:val="24"/>
         </w:rPr>
-        <w:t xml:space="preserve">the differences refugee </w:t>
-      </w:r>
-      <w:proofErr w:type="gramStart"/>
-      <w:r>
-        <w:rPr>
-          <w:rFonts w:ascii="Times New Roman" w:eastAsia="Times New Roman" w:hAnsi="Times New Roman" w:cs="Times New Roman"/>
-          <w:sz w:val="24"/>
-          <w:szCs w:val="24"/>
-        </w:rPr>
-        <w:t>households</w:t>
-      </w:r>
-      <w:proofErr w:type="gramEnd"/>
-      <w:r>
-        <w:rPr>
-          <w:rFonts w:ascii="Times New Roman" w:eastAsia="Times New Roman" w:hAnsi="Times New Roman" w:cs="Times New Roman"/>
-          <w:sz w:val="24"/>
-          <w:szCs w:val="24"/>
-        </w:rPr>
-        <w:t xml:space="preserve"> encounter</w:t>
+        <w:t>the differences refugee households encounter</w:t>
       </w:r>
       <w:r>
         <w:rPr>
@@ -1525,7 +1585,6 @@
           <w:sz w:val="24"/>
           <w:szCs w:val="24"/>
         </w:rPr>
-        <w:lastRenderedPageBreak/>
         <w:t xml:space="preserve">I test the conflicting assertions of </w:t>
       </w:r>
       <w:r>
@@ -1689,6 +1748,7 @@
           <w:sz w:val="24"/>
           <w:szCs w:val="24"/>
         </w:rPr>
+        <w:lastRenderedPageBreak/>
         <w:t xml:space="preserve">These results generally </w:t>
       </w:r>
       <w:r>
@@ -2413,168 +2473,166 @@
           <w:sz w:val="24"/>
           <w:szCs w:val="24"/>
         </w:rPr>
-        <w:t xml:space="preserve"> One way </w:t>
-      </w:r>
-      <w:r>
-        <w:rPr>
-          <w:rFonts w:ascii="Times New Roman" w:eastAsia="Times New Roman" w:hAnsi="Times New Roman" w:cs="Times New Roman"/>
-          <w:color w:val="000000"/>
-          <w:sz w:val="24"/>
-          <w:szCs w:val="24"/>
+        <w:t xml:space="preserve"> One way is </w:t>
+      </w:r>
+      <w:r>
+        <w:rPr>
+          <w:rFonts w:ascii="Times New Roman" w:eastAsia="Times New Roman" w:hAnsi="Times New Roman" w:cs="Times New Roman"/>
+          <w:color w:val="000000"/>
+          <w:sz w:val="24"/>
+          <w:szCs w:val="24"/>
+        </w:rPr>
+        <w:t>to conceptualize assimilation factors</w:t>
+      </w:r>
+      <w:r>
+        <w:rPr>
+          <w:rFonts w:ascii="Times New Roman" w:eastAsia="Times New Roman" w:hAnsi="Times New Roman" w:cs="Times New Roman"/>
+          <w:color w:val="000000"/>
+          <w:sz w:val="24"/>
+          <w:szCs w:val="24"/>
+        </w:rPr>
+        <w:t xml:space="preserve"> as pre- or post- migration factors</w:t>
+      </w:r>
+      <w:r>
+        <w:rPr>
+          <w:rFonts w:ascii="Times New Roman" w:eastAsia="Times New Roman" w:hAnsi="Times New Roman" w:cs="Times New Roman"/>
+          <w:color w:val="000000"/>
+          <w:sz w:val="24"/>
+          <w:szCs w:val="24"/>
+        </w:rPr>
+        <w:t>.</w:t>
+      </w:r>
+      <w:r>
+        <w:rPr>
+          <w:rFonts w:ascii="Times New Roman" w:eastAsia="Times New Roman" w:hAnsi="Times New Roman" w:cs="Times New Roman"/>
+          <w:color w:val="000000"/>
+          <w:sz w:val="24"/>
+          <w:szCs w:val="24"/>
+        </w:rPr>
+        <w:t xml:space="preserve"> </w:t>
+      </w:r>
+      <w:r>
+        <w:rPr>
+          <w:rFonts w:ascii="Times New Roman" w:eastAsia="Times New Roman" w:hAnsi="Times New Roman" w:cs="Times New Roman"/>
+          <w:color w:val="000000"/>
+          <w:sz w:val="24"/>
+          <w:szCs w:val="24"/>
+        </w:rPr>
+        <w:t>Alternatively, f</w:t>
+      </w:r>
+      <w:r>
+        <w:rPr>
+          <w:rFonts w:ascii="Times New Roman" w:eastAsia="Times New Roman" w:hAnsi="Times New Roman" w:cs="Times New Roman"/>
+          <w:color w:val="000000"/>
+          <w:sz w:val="24"/>
+          <w:szCs w:val="24"/>
+        </w:rPr>
+        <w:t>ocusing especially on characteristics that can be attained (rather than those that are ascribed)</w:t>
+      </w:r>
+      <w:r>
+        <w:rPr>
+          <w:rFonts w:ascii="Times New Roman" w:eastAsia="Times New Roman" w:hAnsi="Times New Roman" w:cs="Times New Roman"/>
+          <w:color w:val="000000"/>
+          <w:sz w:val="24"/>
+          <w:szCs w:val="24"/>
+        </w:rPr>
+        <w:t xml:space="preserve"> may</w:t>
+      </w:r>
+      <w:r>
+        <w:rPr>
+          <w:rFonts w:ascii="Times New Roman" w:eastAsia="Times New Roman" w:hAnsi="Times New Roman" w:cs="Times New Roman"/>
+          <w:color w:val="000000"/>
+          <w:sz w:val="24"/>
+          <w:szCs w:val="24"/>
+        </w:rPr>
+        <w:t xml:space="preserve"> provide the most promising route for developing policies</w:t>
+      </w:r>
+      <w:r>
+        <w:rPr>
+          <w:rFonts w:ascii="Times New Roman" w:eastAsia="Times New Roman" w:hAnsi="Times New Roman" w:cs="Times New Roman"/>
+          <w:color w:val="000000"/>
+          <w:sz w:val="24"/>
+          <w:szCs w:val="24"/>
+        </w:rPr>
+        <w:t xml:space="preserve">. </w:t>
+      </w:r>
+      <w:r>
+        <w:rPr>
+          <w:rFonts w:ascii="Times New Roman" w:eastAsia="Times New Roman" w:hAnsi="Times New Roman" w:cs="Times New Roman"/>
+          <w:color w:val="000000"/>
+          <w:sz w:val="24"/>
+          <w:szCs w:val="24"/>
+        </w:rPr>
+        <w:t>Lastly,</w:t>
+      </w:r>
+      <w:r>
+        <w:rPr>
+          <w:rFonts w:ascii="Times New Roman" w:eastAsia="Times New Roman" w:hAnsi="Times New Roman" w:cs="Times New Roman"/>
+          <w:color w:val="000000"/>
+          <w:sz w:val="24"/>
+          <w:szCs w:val="24"/>
+        </w:rPr>
+        <w:t xml:space="preserve"> and similar to viewing characteristics as ascribed or attained, some theories </w:t>
+      </w:r>
+      <w:r>
+        <w:rPr>
+          <w:rFonts w:ascii="Times New Roman" w:eastAsia="Times New Roman" w:hAnsi="Times New Roman" w:cs="Times New Roman"/>
+          <w:color w:val="000000"/>
+          <w:sz w:val="24"/>
+          <w:szCs w:val="24"/>
+        </w:rPr>
+        <w:t>consider the factors as either context based</w:t>
+      </w:r>
+      <w:r>
+        <w:rPr>
+          <w:rFonts w:ascii="Times New Roman" w:eastAsia="Times New Roman" w:hAnsi="Times New Roman" w:cs="Times New Roman"/>
+          <w:color w:val="000000"/>
+          <w:sz w:val="24"/>
+          <w:szCs w:val="24"/>
+        </w:rPr>
+        <w:t xml:space="preserve"> </w:t>
+      </w:r>
+      <w:r>
+        <w:rPr>
+          <w:rFonts w:ascii="Times New Roman" w:eastAsia="Times New Roman" w:hAnsi="Times New Roman" w:cs="Times New Roman"/>
+          <w:color w:val="000000"/>
+          <w:sz w:val="24"/>
+          <w:szCs w:val="24"/>
+        </w:rPr>
+        <w:fldChar w:fldCharType="begin"/>
+      </w:r>
+      <w:r>
+        <w:rPr>
+          <w:rFonts w:ascii="Times New Roman" w:eastAsia="Times New Roman" w:hAnsi="Times New Roman" w:cs="Times New Roman"/>
+          <w:color w:val="000000"/>
+          <w:sz w:val="24"/>
+          <w:szCs w:val="24"/>
+        </w:rPr>
+        <w:instrText xml:space="preserve"> ADDIN ZOTERO_ITEM CSL_CITATION {"citationID":"XiePVa6a","properties":{"formattedCitation":"(Phillimore 2020)","plainCitation":"(Phillimore 2020)","noteIndex":0},"citationItems":[{"id":121,"uris":["http://zotero.org/users/6152647/items/T32M7KNN"],"itemData":{"id":121,"type":"article-journal","abstract":"Whilst it is increasingly acknowledged that integration is ‘a dynamic, two-way process of mutual accommodation by all immigrants and residents’, the focus in integration theory, policy and practice has been placed upon refugees or migrants themselves. The role of receiving societies in supporting and providing the context for integration has not been systematically interrogated. This article is original in its focus upon the role of receiving societies in shaping refugee-integration outcomes. It attends to multiple interconnecting receiving-society-opportunity structures shifting thinking about refugee integration by asking how refugee-receiving countries influence refugee integration. Introducing five sets of host society opportunity structures: locality, discourse, relations, structure and initiatives and support, the article highlights the impossibility of understanding integration outcomes using the unidimensional models that have largely dominated thinking to date. Instead, a multi-dimensional integration model is proposed that will allow more nuanced understanding of integration processes and how they occur at different levels. The article ends by outlining some ideas around how migration scholars shift their focus from refugee characteristics to understanding better the influence of host society opportunity structures.","container-title":"Journal of Refugee Studies","DOI":"10.1093/jrs/feaa012","ISSN":"0951-6328","issue":"12","journalAbbreviation":"Journal of Refugee Studies","source":"Silverchair","title":"Refugee-integration-opportunity structures: shifting the focus from refugees to context","title-short":"Refugee-integration-opportunity structures","URL":"https://doi.org/10.1093/jrs/feaa012","author":[{"family":"Phillimore","given":"Jenny"}],"accessed":{"date-parts":[["2020",12,8]]},"issued":{"date-parts":[["2020",3,12]]}}}],"schema":"https://github.com/citation-style-language/schema/raw/master/csl-citation.json"} </w:instrText>
+      </w:r>
+      <w:r>
+        <w:rPr>
+          <w:rFonts w:ascii="Times New Roman" w:eastAsia="Times New Roman" w:hAnsi="Times New Roman" w:cs="Times New Roman"/>
+          <w:color w:val="000000"/>
+          <w:sz w:val="24"/>
+          <w:szCs w:val="24"/>
+        </w:rPr>
+        <w:fldChar w:fldCharType="separate"/>
+      </w:r>
+      <w:r>
+        <w:rPr>
+          <w:rFonts w:ascii="Times New Roman" w:hAnsi="Times New Roman" w:cs="Times New Roman"/>
+          <w:sz w:val="24"/>
+        </w:rPr>
+        <w:t xml:space="preserve">(Phillimore </w:t>
+      </w:r>
+      <w:r>
+        <w:rPr>
+          <w:rFonts w:ascii="Times New Roman" w:hAnsi="Times New Roman" w:cs="Times New Roman"/>
+          <w:sz w:val="24"/>
         </w:rPr>
         <w:lastRenderedPageBreak/>
-        <w:t xml:space="preserve">is </w:t>
-      </w:r>
-      <w:r>
-        <w:rPr>
-          <w:rFonts w:ascii="Times New Roman" w:eastAsia="Times New Roman" w:hAnsi="Times New Roman" w:cs="Times New Roman"/>
-          <w:color w:val="000000"/>
-          <w:sz w:val="24"/>
-          <w:szCs w:val="24"/>
-        </w:rPr>
-        <w:t>to conceptualize assimilation factors</w:t>
-      </w:r>
-      <w:r>
-        <w:rPr>
-          <w:rFonts w:ascii="Times New Roman" w:eastAsia="Times New Roman" w:hAnsi="Times New Roman" w:cs="Times New Roman"/>
-          <w:color w:val="000000"/>
-          <w:sz w:val="24"/>
-          <w:szCs w:val="24"/>
-        </w:rPr>
-        <w:t xml:space="preserve"> as pre- or post- migration factors</w:t>
-      </w:r>
-      <w:r>
-        <w:rPr>
-          <w:rFonts w:ascii="Times New Roman" w:eastAsia="Times New Roman" w:hAnsi="Times New Roman" w:cs="Times New Roman"/>
-          <w:color w:val="000000"/>
-          <w:sz w:val="24"/>
-          <w:szCs w:val="24"/>
-        </w:rPr>
-        <w:t>.</w:t>
-      </w:r>
-      <w:r>
-        <w:rPr>
-          <w:rFonts w:ascii="Times New Roman" w:eastAsia="Times New Roman" w:hAnsi="Times New Roman" w:cs="Times New Roman"/>
-          <w:color w:val="000000"/>
-          <w:sz w:val="24"/>
-          <w:szCs w:val="24"/>
-        </w:rPr>
-        <w:t xml:space="preserve"> </w:t>
-      </w:r>
-      <w:r>
-        <w:rPr>
-          <w:rFonts w:ascii="Times New Roman" w:eastAsia="Times New Roman" w:hAnsi="Times New Roman" w:cs="Times New Roman"/>
-          <w:color w:val="000000"/>
-          <w:sz w:val="24"/>
-          <w:szCs w:val="24"/>
-        </w:rPr>
-        <w:t>Alternatively, f</w:t>
-      </w:r>
-      <w:r>
-        <w:rPr>
-          <w:rFonts w:ascii="Times New Roman" w:eastAsia="Times New Roman" w:hAnsi="Times New Roman" w:cs="Times New Roman"/>
-          <w:color w:val="000000"/>
-          <w:sz w:val="24"/>
-          <w:szCs w:val="24"/>
-        </w:rPr>
-        <w:t>ocusing especially on characteristics that can be attained (rather than those that are ascribed)</w:t>
-      </w:r>
-      <w:r>
-        <w:rPr>
-          <w:rFonts w:ascii="Times New Roman" w:eastAsia="Times New Roman" w:hAnsi="Times New Roman" w:cs="Times New Roman"/>
-          <w:color w:val="000000"/>
-          <w:sz w:val="24"/>
-          <w:szCs w:val="24"/>
-        </w:rPr>
-        <w:t xml:space="preserve"> may</w:t>
-      </w:r>
-      <w:r>
-        <w:rPr>
-          <w:rFonts w:ascii="Times New Roman" w:eastAsia="Times New Roman" w:hAnsi="Times New Roman" w:cs="Times New Roman"/>
-          <w:color w:val="000000"/>
-          <w:sz w:val="24"/>
-          <w:szCs w:val="24"/>
-        </w:rPr>
-        <w:t xml:space="preserve"> provide the most promising route for developing policies</w:t>
-      </w:r>
-      <w:r>
-        <w:rPr>
-          <w:rFonts w:ascii="Times New Roman" w:eastAsia="Times New Roman" w:hAnsi="Times New Roman" w:cs="Times New Roman"/>
-          <w:color w:val="000000"/>
-          <w:sz w:val="24"/>
-          <w:szCs w:val="24"/>
-        </w:rPr>
-        <w:t xml:space="preserve">. </w:t>
-      </w:r>
-      <w:r>
-        <w:rPr>
-          <w:rFonts w:ascii="Times New Roman" w:eastAsia="Times New Roman" w:hAnsi="Times New Roman" w:cs="Times New Roman"/>
-          <w:color w:val="000000"/>
-          <w:sz w:val="24"/>
-          <w:szCs w:val="24"/>
-        </w:rPr>
-        <w:t>Lastly,</w:t>
-      </w:r>
-      <w:r>
-        <w:rPr>
-          <w:rFonts w:ascii="Times New Roman" w:eastAsia="Times New Roman" w:hAnsi="Times New Roman" w:cs="Times New Roman"/>
-          <w:color w:val="000000"/>
-          <w:sz w:val="24"/>
-          <w:szCs w:val="24"/>
-        </w:rPr>
-        <w:t xml:space="preserve"> and similar to viewing characteristics as ascribed or attained, some theories </w:t>
-      </w:r>
-      <w:r>
-        <w:rPr>
-          <w:rFonts w:ascii="Times New Roman" w:eastAsia="Times New Roman" w:hAnsi="Times New Roman" w:cs="Times New Roman"/>
-          <w:color w:val="000000"/>
-          <w:sz w:val="24"/>
-          <w:szCs w:val="24"/>
-        </w:rPr>
-        <w:t>consider the factors as either context based</w:t>
-      </w:r>
-      <w:r>
-        <w:rPr>
-          <w:rFonts w:ascii="Times New Roman" w:eastAsia="Times New Roman" w:hAnsi="Times New Roman" w:cs="Times New Roman"/>
-          <w:color w:val="000000"/>
-          <w:sz w:val="24"/>
-          <w:szCs w:val="24"/>
-        </w:rPr>
-        <w:t xml:space="preserve"> </w:t>
-      </w:r>
-      <w:r>
-        <w:rPr>
-          <w:rFonts w:ascii="Times New Roman" w:eastAsia="Times New Roman" w:hAnsi="Times New Roman" w:cs="Times New Roman"/>
-          <w:color w:val="000000"/>
-          <w:sz w:val="24"/>
-          <w:szCs w:val="24"/>
-        </w:rPr>
-        <w:fldChar w:fldCharType="begin"/>
-      </w:r>
-      <w:r>
-        <w:rPr>
-          <w:rFonts w:ascii="Times New Roman" w:eastAsia="Times New Roman" w:hAnsi="Times New Roman" w:cs="Times New Roman"/>
-          <w:color w:val="000000"/>
-          <w:sz w:val="24"/>
-          <w:szCs w:val="24"/>
-        </w:rPr>
-        <w:instrText xml:space="preserve"> ADDIN ZOTERO_ITEM CSL_CITATION {"citationID":"XiePVa6a","properties":{"formattedCitation":"(Phillimore 2020)","plainCitation":"(Phillimore 2020)","noteIndex":0},"citationItems":[{"id":121,"uris":["http://zotero.org/users/6152647/items/T32M7KNN"],"itemData":{"id":121,"type":"article-journal","abstract":"Whilst it is increasingly acknowledged that integration is ‘a dynamic, two-way process of mutual accommodation by all immigrants and residents’, the focus in integration theory, policy and practice has been placed upon refugees or migrants themselves. The role of receiving societies in supporting and providing the context for integration has not been systematically interrogated. This article is original in its focus upon the role of receiving societies in shaping refugee-integration outcomes. It attends to multiple interconnecting receiving-society-opportunity structures shifting thinking about refugee integration by asking how refugee-receiving countries influence refugee integration. Introducing five sets of host society opportunity structures: locality, discourse, relations, structure and initiatives and support, the article highlights the impossibility of understanding integration outcomes using the unidimensional models that have largely dominated thinking to date. Instead, a multi-dimensional integration model is proposed that will allow more nuanced understanding of integration processes and how they occur at different levels. The article ends by outlining some ideas around how migration scholars shift their focus from refugee characteristics to understanding better the influence of host society opportunity structures.","container-title":"Journal of Refugee Studies","DOI":"10.1093/jrs/feaa012","ISSN":"0951-6328","issue":"12","journalAbbreviation":"Journal of Refugee Studies","source":"Silverchair","title":"Refugee-integration-opportunity structures: shifting the focus from refugees to context","title-short":"Refugee-integration-opportunity structures","URL":"https://doi.org/10.1093/jrs/feaa012","author":[{"family":"Phillimore","given":"Jenny"}],"accessed":{"date-parts":[["2020",12,8]]},"issued":{"date-parts":[["2020",3,12]]}}}],"schema":"https://github.com/citation-style-language/schema/raw/master/csl-citation.json"} </w:instrText>
-      </w:r>
-      <w:r>
-        <w:rPr>
-          <w:rFonts w:ascii="Times New Roman" w:eastAsia="Times New Roman" w:hAnsi="Times New Roman" w:cs="Times New Roman"/>
-          <w:color w:val="000000"/>
-          <w:sz w:val="24"/>
-          <w:szCs w:val="24"/>
-        </w:rPr>
-        <w:fldChar w:fldCharType="separate"/>
-      </w:r>
-      <w:r>
-        <w:rPr>
-          <w:rFonts w:ascii="Times New Roman" w:hAnsi="Times New Roman" w:cs="Times New Roman"/>
-          <w:sz w:val="24"/>
-        </w:rPr>
-        <w:t>(Phillimore 2020)</w:t>
+        <w:t>2020)</w:t>
       </w:r>
       <w:r>
         <w:rPr>
@@ -3104,29 +3162,7 @@
           <w:sz w:val="24"/>
           <w:szCs w:val="24"/>
         </w:rPr>
-        <w:t xml:space="preserve">the host context practices and their own, or into the permanent underclass by adopting </w:t>
-      </w:r>
-      <w:proofErr w:type="spellStart"/>
-      <w:proofErr w:type="gramStart"/>
-      <w:r>
-        <w:rPr>
-          <w:rFonts w:ascii="Times New Roman" w:eastAsia="Times New Roman" w:hAnsi="Times New Roman" w:cs="Times New Roman"/>
-          <w:color w:val="000000"/>
-          <w:sz w:val="24"/>
-          <w:szCs w:val="24"/>
-        </w:rPr>
-        <w:t>a</w:t>
-      </w:r>
-      <w:proofErr w:type="spellEnd"/>
-      <w:proofErr w:type="gramEnd"/>
-      <w:r>
-        <w:rPr>
-          <w:rFonts w:ascii="Times New Roman" w:eastAsia="Times New Roman" w:hAnsi="Times New Roman" w:cs="Times New Roman"/>
-          <w:color w:val="000000"/>
-          <w:sz w:val="24"/>
-          <w:szCs w:val="24"/>
-        </w:rPr>
-        <w:t xml:space="preserve"> anti-mainstream narrative and rejecting the </w:t>
+        <w:t xml:space="preserve">the host context practices and their own, or into the permanent underclass by adopting a anti-mainstream narrative and rejecting the </w:t>
       </w:r>
       <w:r>
         <w:rPr>
@@ -3318,6 +3354,15 @@
           <w:sz w:val="24"/>
           <w:szCs w:val="24"/>
         </w:rPr>
+        <w:t xml:space="preserve"> underclass trajectory.</w:t>
+      </w:r>
+      <w:r>
+        <w:rPr>
+          <w:rFonts w:ascii="Times New Roman" w:eastAsia="Times New Roman" w:hAnsi="Times New Roman" w:cs="Times New Roman"/>
+          <w:color w:val="000000"/>
+          <w:sz w:val="24"/>
+          <w:szCs w:val="24"/>
+        </w:rPr>
         <w:t xml:space="preserve"> </w:t>
       </w:r>
       <w:r>
@@ -3327,80 +3372,71 @@
           <w:sz w:val="24"/>
           <w:szCs w:val="24"/>
         </w:rPr>
+        <w:t xml:space="preserve">Segmented assimilation theory, </w:t>
+      </w:r>
+      <w:r>
+        <w:rPr>
+          <w:rFonts w:ascii="Times New Roman" w:eastAsia="Times New Roman" w:hAnsi="Times New Roman" w:cs="Times New Roman"/>
+          <w:color w:val="000000"/>
+          <w:sz w:val="24"/>
+          <w:szCs w:val="24"/>
+        </w:rPr>
+        <w:t>in line</w:t>
+      </w:r>
+      <w:r>
+        <w:rPr>
+          <w:rFonts w:ascii="Times New Roman" w:eastAsia="Times New Roman" w:hAnsi="Times New Roman" w:cs="Times New Roman"/>
+          <w:color w:val="000000"/>
+          <w:sz w:val="24"/>
+          <w:szCs w:val="24"/>
+        </w:rPr>
+        <w:t xml:space="preserve"> with the blank slate hypothesis, contends that post-resettlement f</w:t>
+      </w:r>
+      <w:r>
+        <w:rPr>
+          <w:rFonts w:ascii="Times New Roman" w:eastAsia="Times New Roman" w:hAnsi="Times New Roman" w:cs="Times New Roman"/>
+          <w:color w:val="000000"/>
+          <w:sz w:val="24"/>
+          <w:szCs w:val="24"/>
+        </w:rPr>
+        <w:t xml:space="preserve">actors such as enrolling in training or English programs, </w:t>
+      </w:r>
+      <w:r>
+        <w:rPr>
+          <w:rFonts w:ascii="Times New Roman" w:eastAsia="Times New Roman" w:hAnsi="Times New Roman" w:cs="Times New Roman"/>
+          <w:color w:val="000000"/>
+          <w:sz w:val="24"/>
+          <w:szCs w:val="24"/>
+        </w:rPr>
+        <w:t xml:space="preserve">the response from the host context, </w:t>
+      </w:r>
+      <w:r>
+        <w:rPr>
+          <w:rFonts w:ascii="Times New Roman" w:eastAsia="Times New Roman" w:hAnsi="Times New Roman" w:cs="Times New Roman"/>
+          <w:color w:val="000000"/>
+          <w:sz w:val="24"/>
+          <w:szCs w:val="24"/>
+        </w:rPr>
+        <w:t xml:space="preserve">or the </w:t>
+      </w:r>
+      <w:r>
+        <w:rPr>
+          <w:rFonts w:ascii="Times New Roman" w:eastAsia="Times New Roman" w:hAnsi="Times New Roman" w:cs="Times New Roman"/>
+          <w:color w:val="000000"/>
+          <w:sz w:val="24"/>
+          <w:szCs w:val="24"/>
+        </w:rPr>
+        <w:t xml:space="preserve">availability of housing and jobs in the locale will shape </w:t>
+      </w:r>
+      <w:r>
+        <w:rPr>
+          <w:rFonts w:ascii="Times New Roman" w:eastAsia="Times New Roman" w:hAnsi="Times New Roman" w:cs="Times New Roman"/>
+          <w:color w:val="000000"/>
+          <w:sz w:val="24"/>
+          <w:szCs w:val="24"/>
+        </w:rPr>
         <w:lastRenderedPageBreak/>
-        <w:t>underclass trajectory.</w:t>
-      </w:r>
-      <w:r>
-        <w:rPr>
-          <w:rFonts w:ascii="Times New Roman" w:eastAsia="Times New Roman" w:hAnsi="Times New Roman" w:cs="Times New Roman"/>
-          <w:color w:val="000000"/>
-          <w:sz w:val="24"/>
-          <w:szCs w:val="24"/>
-        </w:rPr>
-        <w:t xml:space="preserve"> </w:t>
-      </w:r>
-      <w:r>
-        <w:rPr>
-          <w:rFonts w:ascii="Times New Roman" w:eastAsia="Times New Roman" w:hAnsi="Times New Roman" w:cs="Times New Roman"/>
-          <w:color w:val="000000"/>
-          <w:sz w:val="24"/>
-          <w:szCs w:val="24"/>
-        </w:rPr>
-        <w:t xml:space="preserve">Segmented assimilation theory, </w:t>
-      </w:r>
-      <w:r>
-        <w:rPr>
-          <w:rFonts w:ascii="Times New Roman" w:eastAsia="Times New Roman" w:hAnsi="Times New Roman" w:cs="Times New Roman"/>
-          <w:color w:val="000000"/>
-          <w:sz w:val="24"/>
-          <w:szCs w:val="24"/>
-        </w:rPr>
-        <w:t>in line</w:t>
-      </w:r>
-      <w:r>
-        <w:rPr>
-          <w:rFonts w:ascii="Times New Roman" w:eastAsia="Times New Roman" w:hAnsi="Times New Roman" w:cs="Times New Roman"/>
-          <w:color w:val="000000"/>
-          <w:sz w:val="24"/>
-          <w:szCs w:val="24"/>
-        </w:rPr>
-        <w:t xml:space="preserve"> with the blank slate hypothesis, contends that post-resettlement f</w:t>
-      </w:r>
-      <w:r>
-        <w:rPr>
-          <w:rFonts w:ascii="Times New Roman" w:eastAsia="Times New Roman" w:hAnsi="Times New Roman" w:cs="Times New Roman"/>
-          <w:color w:val="000000"/>
-          <w:sz w:val="24"/>
-          <w:szCs w:val="24"/>
-        </w:rPr>
-        <w:t xml:space="preserve">actors such as enrolling in training or English programs, </w:t>
-      </w:r>
-      <w:r>
-        <w:rPr>
-          <w:rFonts w:ascii="Times New Roman" w:eastAsia="Times New Roman" w:hAnsi="Times New Roman" w:cs="Times New Roman"/>
-          <w:color w:val="000000"/>
-          <w:sz w:val="24"/>
-          <w:szCs w:val="24"/>
-        </w:rPr>
-        <w:t xml:space="preserve">the response from the host context, </w:t>
-      </w:r>
-      <w:r>
-        <w:rPr>
-          <w:rFonts w:ascii="Times New Roman" w:eastAsia="Times New Roman" w:hAnsi="Times New Roman" w:cs="Times New Roman"/>
-          <w:color w:val="000000"/>
-          <w:sz w:val="24"/>
-          <w:szCs w:val="24"/>
-        </w:rPr>
-        <w:t xml:space="preserve">or the </w:t>
-      </w:r>
-      <w:r>
-        <w:rPr>
-          <w:rFonts w:ascii="Times New Roman" w:eastAsia="Times New Roman" w:hAnsi="Times New Roman" w:cs="Times New Roman"/>
-          <w:color w:val="000000"/>
-          <w:sz w:val="24"/>
-          <w:szCs w:val="24"/>
-        </w:rPr>
-        <w:t xml:space="preserve">availability of housing and jobs in the locale will shape where newcomers will </w:t>
+        <w:t xml:space="preserve">where newcomers will </w:t>
       </w:r>
       <w:r>
         <w:rPr>
@@ -3668,25 +3704,7 @@
           <w:sz w:val="24"/>
           <w:szCs w:val="24"/>
         </w:rPr>
-        <w:t xml:space="preserve">(Alba and Nee 1997; </w:t>
-      </w:r>
-      <w:proofErr w:type="spellStart"/>
-      <w:r>
-        <w:rPr>
-          <w:rFonts w:ascii="Times New Roman" w:hAnsi="Times New Roman" w:cs="Times New Roman"/>
-          <w:sz w:val="24"/>
-          <w:szCs w:val="24"/>
-        </w:rPr>
-        <w:t>Menjívar</w:t>
-      </w:r>
-      <w:proofErr w:type="spellEnd"/>
-      <w:r>
-        <w:rPr>
-          <w:rFonts w:ascii="Times New Roman" w:hAnsi="Times New Roman" w:cs="Times New Roman"/>
-          <w:sz w:val="24"/>
-          <w:szCs w:val="24"/>
-        </w:rPr>
-        <w:t xml:space="preserve"> 1997)</w:t>
+        <w:t>(Alba and Nee 1997; Menjívar 1997)</w:t>
       </w:r>
       <w:r>
         <w:rPr>
@@ -3820,23 +3838,7 @@
           <w:rFonts w:ascii="Times New Roman" w:hAnsi="Times New Roman" w:cs="Times New Roman"/>
           <w:sz w:val="24"/>
         </w:rPr>
-        <w:t xml:space="preserve">(Korac 2003; </w:t>
-      </w:r>
-      <w:proofErr w:type="spellStart"/>
-      <w:r>
-        <w:rPr>
-          <w:rFonts w:ascii="Times New Roman" w:hAnsi="Times New Roman" w:cs="Times New Roman"/>
-          <w:sz w:val="24"/>
-        </w:rPr>
-        <w:t>Szreter</w:t>
-      </w:r>
-      <w:proofErr w:type="spellEnd"/>
-      <w:r>
-        <w:rPr>
-          <w:rFonts w:ascii="Times New Roman" w:hAnsi="Times New Roman" w:cs="Times New Roman"/>
-          <w:sz w:val="24"/>
-        </w:rPr>
-        <w:t xml:space="preserve"> and Woolcock 2004)</w:t>
+        <w:t>(Korac 2003; Szreter and Woolcock 2004)</w:t>
       </w:r>
       <w:r>
         <w:rPr>
@@ -4032,23 +4034,7 @@
           <w:rFonts w:ascii="Times New Roman" w:hAnsi="Times New Roman" w:cs="Times New Roman"/>
           <w:sz w:val="24"/>
         </w:rPr>
-        <w:t xml:space="preserve">(Feliciano and Lanuza 2017; </w:t>
-      </w:r>
-      <w:proofErr w:type="spellStart"/>
-      <w:r>
-        <w:rPr>
-          <w:rFonts w:ascii="Times New Roman" w:hAnsi="Times New Roman" w:cs="Times New Roman"/>
-          <w:sz w:val="24"/>
-        </w:rPr>
-        <w:t>Potochnick</w:t>
-      </w:r>
-      <w:proofErr w:type="spellEnd"/>
-      <w:r>
-        <w:rPr>
-          <w:rFonts w:ascii="Times New Roman" w:hAnsi="Times New Roman" w:cs="Times New Roman"/>
-          <w:sz w:val="24"/>
-        </w:rPr>
-        <w:t xml:space="preserve"> and Hall 2021)</w:t>
+        <w:t>(Feliciano and Lanuza 2017; Potochnick and Hall 2021)</w:t>
       </w:r>
       <w:r>
         <w:rPr>
@@ -4064,16 +4050,7 @@
           <w:sz w:val="24"/>
           <w:szCs w:val="24"/>
         </w:rPr>
-        <w:t xml:space="preserve">. </w:t>
-      </w:r>
-      <w:r>
-        <w:rPr>
-          <w:rFonts w:ascii="Times New Roman" w:hAnsi="Times New Roman" w:cs="Times New Roman"/>
-          <w:sz w:val="24"/>
-          <w:szCs w:val="24"/>
-        </w:rPr>
-        <w:lastRenderedPageBreak/>
-        <w:t xml:space="preserve">While both the blank slate and segmented assimilation paradigms assert the importance of human capital, </w:t>
+        <w:t xml:space="preserve">. While both the blank slate and segmented assimilation paradigms assert the importance of human capital, </w:t>
       </w:r>
       <w:r>
         <w:rPr>
@@ -4125,6 +4102,7 @@
           <w:sz w:val="24"/>
           <w:szCs w:val="24"/>
         </w:rPr>
+        <w:lastRenderedPageBreak/>
         <w:t xml:space="preserve">The blank slate hypothesis </w:t>
       </w:r>
       <w:r>
@@ -4699,32 +4677,180 @@
           <w:sz w:val="24"/>
           <w:szCs w:val="24"/>
         </w:rPr>
-        <w:t xml:space="preserve">ifferent </w:t>
-      </w:r>
-      <w:r>
-        <w:rPr>
-          <w:rFonts w:ascii="Times New Roman" w:hAnsi="Times New Roman" w:cs="Times New Roman"/>
-          <w:sz w:val="24"/>
-          <w:szCs w:val="24"/>
+        <w:t>ifferent races</w:t>
+      </w:r>
+      <w:r>
+        <w:rPr>
+          <w:rFonts w:ascii="Times New Roman" w:hAnsi="Times New Roman" w:cs="Times New Roman"/>
+          <w:sz w:val="24"/>
+          <w:szCs w:val="24"/>
+        </w:rPr>
+        <w:t xml:space="preserve"> in the United States</w:t>
+      </w:r>
+      <w:r>
+        <w:rPr>
+          <w:rFonts w:ascii="Times New Roman" w:hAnsi="Times New Roman" w:cs="Times New Roman"/>
+          <w:sz w:val="24"/>
+          <w:szCs w:val="24"/>
+        </w:rPr>
+        <w:t xml:space="preserve"> including in migration</w:t>
+      </w:r>
+      <w:r>
+        <w:rPr>
+          <w:rFonts w:ascii="Times New Roman" w:hAnsi="Times New Roman" w:cs="Times New Roman"/>
+          <w:sz w:val="24"/>
+          <w:szCs w:val="24"/>
+        </w:rPr>
+        <w:t xml:space="preserve"> </w:t>
+      </w:r>
+      <w:r>
+        <w:rPr>
+          <w:rFonts w:ascii="Times New Roman" w:hAnsi="Times New Roman" w:cs="Times New Roman"/>
+          <w:sz w:val="24"/>
+          <w:szCs w:val="24"/>
+        </w:rPr>
+        <w:fldChar w:fldCharType="begin"/>
+      </w:r>
+      <w:r>
+        <w:rPr>
+          <w:rFonts w:ascii="Times New Roman" w:hAnsi="Times New Roman" w:cs="Times New Roman"/>
+          <w:sz w:val="24"/>
+          <w:szCs w:val="24"/>
+        </w:rPr>
+        <w:instrText xml:space="preserve"> ADDIN ZOTERO_ITEM CSL_CITATION {"citationID":"FGZwPLOP","properties":{"formattedCitation":"(Bean, Brown, and Bachmeier 2015)","plainCitation":"(Bean, Brown, and Bachmeier 2015)","noteIndex":0},"citationItems":[{"id":131,"uris":["http://zotero.org/users/6152647/items/GPXG4XVY"],"itemData":{"id":131,"type":"book","abstract":"For several decades, Mexican immigrants in the United States have outnumbered those from any other country.  Though the economy increasingly needs their labor, many remain unauthorized.  In Parents Without Papers, immigration scholars Frank D. Bean, Susan K. Brown, and James D. Bachmeier document the extent to which the outsider status of these newcomers inflicts multiple hardships on their children and grandchildren. \n\nParents Without Papers provides both a general conceptualization of immigrant integration and an in-depth examination of the Mexican American case. The authors draw upon unique retrospective data to shed light on three generations of integration.  They show in particular that the “membership exclusion” of unauthorized Mexican immigrants – that is, their fear of deportation, lack of civil rights, and poor access to good jobs – hinders the education of their children, even those who are U.S.-born.  Moreover, they find that children are hampered not by the unauthorized entry of parents itself but rather by the long-term inability of parents, especially mothers, to acquire green cards. \n\nWhen unauthorized parents attain legal status, the disadvantages of the second generation begin to disappear.  These second-generation men and women achieve schooling on par with those whose parents come legally.  By the third generation, socioeconomic levels for women equal or surpass those of native white women.  But men reach parity only through greater labor-force participation and longer working hours, results consistent with the idea that their integration is delayed by working-class imperatives to support their families rather than attend college. \n\nAn innovative analysis of the transmission of advantage and disadvantage among Mexican Americans, Parents Without Papers presents a powerful case for immigration-policy reforms that provide not only realistic levels of legal less-skilled migration but also attainable pathways to legalization.  Such measures, combined with affordable access to college, are more important than ever for the integration of vulnerable Mexican immigrants and their descendants.","event-place":"New York","ISBN":"978-1-61044-851-2","publisher":"Russell Sage Foundation","publisher-place":"New York","source":"Project MUSE","title":"Parents Without Papers: The Progress and Pitfalls of Mexican American Integration","title-short":"Parents Without Papers","URL":"https://muse.jhu.edu/book/41531","author":[{"family":"Bean","given":"Frank D."},{"family":"Brown","given":"Susan K."},{"family":"Bachmeier","given":"James D."}],"accessed":{"date-parts":[["2021",3,5]]},"issued":{"date-parts":[["2015"]]}}}],"schema":"https://github.com/citation-style-language/schema/raw/master/csl-citation.json"} </w:instrText>
+      </w:r>
+      <w:r>
+        <w:rPr>
+          <w:rFonts w:ascii="Times New Roman" w:hAnsi="Times New Roman" w:cs="Times New Roman"/>
+          <w:sz w:val="24"/>
+          <w:szCs w:val="24"/>
+        </w:rPr>
+        <w:fldChar w:fldCharType="separate"/>
+      </w:r>
+      <w:r>
+        <w:rPr>
+          <w:rFonts w:ascii="Times New Roman" w:hAnsi="Times New Roman" w:cs="Times New Roman"/>
+          <w:sz w:val="24"/>
+        </w:rPr>
+        <w:t>(Bean, Brown, and Bachmeier 2015)</w:t>
+      </w:r>
+      <w:r>
+        <w:rPr>
+          <w:rFonts w:ascii="Times New Roman" w:hAnsi="Times New Roman" w:cs="Times New Roman"/>
+          <w:sz w:val="24"/>
+          <w:szCs w:val="24"/>
+        </w:rPr>
+        <w:fldChar w:fldCharType="end"/>
+      </w:r>
+      <w:r>
+        <w:rPr>
+          <w:rFonts w:ascii="Times New Roman" w:hAnsi="Times New Roman" w:cs="Times New Roman"/>
+          <w:sz w:val="24"/>
+          <w:szCs w:val="24"/>
+        </w:rPr>
+        <w:t xml:space="preserve">, in any task oriented group </w:t>
+      </w:r>
+      <w:r>
+        <w:rPr>
+          <w:rFonts w:ascii="Times New Roman" w:hAnsi="Times New Roman" w:cs="Times New Roman"/>
+          <w:sz w:val="24"/>
+          <w:szCs w:val="24"/>
+        </w:rPr>
+        <w:fldChar w:fldCharType="begin"/>
+      </w:r>
+      <w:r>
+        <w:rPr>
+          <w:rFonts w:ascii="Times New Roman" w:hAnsi="Times New Roman" w:cs="Times New Roman"/>
+          <w:sz w:val="24"/>
+          <w:szCs w:val="24"/>
+        </w:rPr>
+        <w:instrText xml:space="preserve"> ADDIN ZOTERO_ITEM CSL_CITATION {"citationID":"9ITrL0y6","properties":{"formattedCitation":"(Berger, Cohen, and Zelditch 1972)","plainCitation":"(Berger, Cohen, and Zelditch 1972)","noteIndex":0},"citationItems":[{"id":144,"uris":["http://zotero.org/users/6152647/items/55JRBCWU"],"itemData":{"id":144,"type":"article-journal","abstract":"This paper discusses the small groups literature on status organizing processes in decision-making groups whose members differ in external status. This literature demonstrates that status characteristics, such as age, sex, and race determine the distribution of participation, influence, and prestige among members of such groups. This effect is independent of any prior cultural belief in the relevance of the status characteristic to the task. To explain this result, we assume that status determines evaluations of, and performance-expectations for group members and hence the distribution of participation, influence, and prestige. We stipulate conditions sufficient to produce this effect. Further, to explain the fact that the effect is independent of prior cultural belief, we assume that a status characteristic becomes relevant in all situations except when it is culturally known to be irrelevant. Direct experiment supports each assumption in this explanation independently of the others. Subsequent work devoted to refining and extending the theory finds among other things that, given two equally relevant status characteristics, individuals combine all inconsistent status information rather than reduce its inconsistency. If this result survives further experiment it extends the theory on a straightforward basis to multi-characteristic status situations.","container-title":"American Sociological Review","DOI":"10.2307/2093465","ISSN":"0003-1224","issue":"3","note":"publisher: [American Sociological Association, Sage Publications, Inc.]","page":"241-255","source":"JSTOR","title":"Status Characteristics and Social Interaction","URL":"https://www.jstor.org/stable/2093465","volume":"37","author":[{"family":"Berger","given":"Joseph"},{"family":"Cohen","given":"Bernard P."},{"family":"Zelditch","given":"Morris"}],"accessed":{"date-parts":[["2021",2,23]]},"issued":{"date-parts":[["1972"]]}}}],"schema":"https://github.com/citation-style-language/schema/raw/master/csl-citation.json"} </w:instrText>
+      </w:r>
+      <w:r>
+        <w:rPr>
+          <w:rFonts w:ascii="Times New Roman" w:hAnsi="Times New Roman" w:cs="Times New Roman"/>
+          <w:sz w:val="24"/>
+          <w:szCs w:val="24"/>
+        </w:rPr>
+        <w:fldChar w:fldCharType="separate"/>
+      </w:r>
+      <w:r>
+        <w:rPr>
+          <w:rFonts w:ascii="Times New Roman" w:hAnsi="Times New Roman" w:cs="Times New Roman"/>
+          <w:sz w:val="24"/>
+        </w:rPr>
+        <w:t>(Berger, Cohen, and Zelditch 1972)</w:t>
+      </w:r>
+      <w:r>
+        <w:rPr>
+          <w:rFonts w:ascii="Times New Roman" w:hAnsi="Times New Roman" w:cs="Times New Roman"/>
+          <w:sz w:val="24"/>
+          <w:szCs w:val="24"/>
+        </w:rPr>
+        <w:fldChar w:fldCharType="end"/>
+      </w:r>
+      <w:r>
+        <w:rPr>
+          <w:rFonts w:ascii="Times New Roman" w:hAnsi="Times New Roman" w:cs="Times New Roman"/>
+          <w:sz w:val="24"/>
+          <w:szCs w:val="24"/>
+        </w:rPr>
+        <w:t xml:space="preserve">, </w:t>
+      </w:r>
+      <w:r>
+        <w:rPr>
+          <w:rFonts w:ascii="Times New Roman" w:hAnsi="Times New Roman" w:cs="Times New Roman"/>
+          <w:sz w:val="24"/>
+          <w:szCs w:val="24"/>
+        </w:rPr>
+        <w:t xml:space="preserve">poverty </w:t>
+      </w:r>
+      <w:r>
+        <w:rPr>
+          <w:rFonts w:ascii="Times New Roman" w:hAnsi="Times New Roman" w:cs="Times New Roman"/>
+          <w:sz w:val="24"/>
+          <w:szCs w:val="24"/>
+        </w:rPr>
+        <w:fldChar w:fldCharType="begin"/>
+      </w:r>
+      <w:r>
+        <w:rPr>
+          <w:rFonts w:ascii="Times New Roman" w:hAnsi="Times New Roman" w:cs="Times New Roman"/>
+          <w:sz w:val="24"/>
+          <w:szCs w:val="24"/>
+        </w:rPr>
+        <w:instrText xml:space="preserve"> ADDIN ZOTERO_ITEM CSL_CITATION {"citationID":"8x0eCPlJ","properties":{"formattedCitation":"(Van Hook, Brown, and Kwenda 2004)","plainCitation":"(Van Hook, Brown, and Kwenda 2004)","noteIndex":0},"citationItems":[{"id":138,"uris":["http://zotero.org/users/6152647/items/XFVKNYJI"],"itemData":{"id":138,"type":"article-journal","abstract":"Poverty levels among all children in the United States have tended to fluctuate in the past 30 years. However, among the children of immigrants, child poverty increased steadily and rapidly from about 12% in 1970 to 33% in the late 1990s before declining to about 21% in 2000. Using 1970, 1980, 1990, and 2000 Public Use Microdata Samples data, we identified key factors that underlie the fluctuations in immigrant child poverty from 1969 to 1999 and the divergence from children of natives. We found that roughly half the absolute increase in immigrant child poverty can be linked to changing conditions in the U.S. economy that make it more difficult to lift a family out of poverty than 30 years ago. These changes occurred disproportionately among children of parents with lower levels of education, employment, and U.S. experience but not among racial/ethnic minorities. Poverty risks among various racial and ethnic groups converged over time. The relative increase in poverty for immigrant versus native children owes largely to the divergence between immigrant and native families in racial/ethnic composition, parental education, and employment.","container-title":"Demography","ISSN":"0070-3370","issue":"4","note":"publisher: Springer","page":"649-670","source":"JSTOR","title":"A Decomposition of Trends in Poverty among Children of Immigrants","URL":"https://www.jstor.org/stable/1515224","volume":"41","author":[{"family":"Van Hook","given":"Jennifer"},{"family":"Brown","given":"Susan L."},{"family":"Kwenda","given":"Maxwell Ndigume"}],"accessed":{"date-parts":[["2021",2,27]]},"issued":{"date-parts":[["2004"]]}}}],"schema":"https://github.com/citation-style-language/schema/raw/master/csl-citation.json"} </w:instrText>
+      </w:r>
+      <w:r>
+        <w:rPr>
+          <w:rFonts w:ascii="Times New Roman" w:hAnsi="Times New Roman" w:cs="Times New Roman"/>
+          <w:sz w:val="24"/>
+          <w:szCs w:val="24"/>
+        </w:rPr>
+        <w:fldChar w:fldCharType="separate"/>
+      </w:r>
+      <w:r>
+        <w:rPr>
+          <w:rFonts w:ascii="Times New Roman" w:hAnsi="Times New Roman" w:cs="Times New Roman"/>
+          <w:sz w:val="24"/>
+        </w:rPr>
+        <w:t xml:space="preserve">(Van Hook, Brown, and </w:t>
+      </w:r>
+      <w:r>
+        <w:rPr>
+          <w:rFonts w:ascii="Times New Roman" w:hAnsi="Times New Roman" w:cs="Times New Roman"/>
+          <w:sz w:val="24"/>
         </w:rPr>
         <w:lastRenderedPageBreak/>
-        <w:t>races</w:t>
-      </w:r>
-      <w:r>
-        <w:rPr>
-          <w:rFonts w:ascii="Times New Roman" w:hAnsi="Times New Roman" w:cs="Times New Roman"/>
-          <w:sz w:val="24"/>
-          <w:szCs w:val="24"/>
-        </w:rPr>
-        <w:t xml:space="preserve"> in the United States</w:t>
-      </w:r>
-      <w:r>
-        <w:rPr>
-          <w:rFonts w:ascii="Times New Roman" w:hAnsi="Times New Roman" w:cs="Times New Roman"/>
-          <w:sz w:val="24"/>
-          <w:szCs w:val="24"/>
-        </w:rPr>
-        <w:t xml:space="preserve"> including in migration</w:t>
+        <w:t>Kwenda 2004)</w:t>
+      </w:r>
+      <w:r>
+        <w:rPr>
+          <w:rFonts w:ascii="Times New Roman" w:hAnsi="Times New Roman" w:cs="Times New Roman"/>
+          <w:sz w:val="24"/>
+          <w:szCs w:val="24"/>
+        </w:rPr>
+        <w:fldChar w:fldCharType="end"/>
       </w:r>
       <w:r>
         <w:rPr>
@@ -4740,6 +4866,22 @@
           <w:sz w:val="24"/>
           <w:szCs w:val="24"/>
         </w:rPr>
+        <w:t xml:space="preserve">in </w:t>
+      </w:r>
+      <w:r>
+        <w:rPr>
+          <w:rFonts w:ascii="Times New Roman" w:hAnsi="Times New Roman" w:cs="Times New Roman"/>
+          <w:sz w:val="24"/>
+          <w:szCs w:val="24"/>
+        </w:rPr>
+        <w:t xml:space="preserve">policing </w:t>
+      </w:r>
+      <w:r>
+        <w:rPr>
+          <w:rFonts w:ascii="Times New Roman" w:hAnsi="Times New Roman" w:cs="Times New Roman"/>
+          <w:sz w:val="24"/>
+          <w:szCs w:val="24"/>
+        </w:rPr>
         <w:fldChar w:fldCharType="begin"/>
       </w:r>
       <w:r>
@@ -4748,7 +4890,7 @@
           <w:sz w:val="24"/>
           <w:szCs w:val="24"/>
         </w:rPr>
-        <w:instrText xml:space="preserve"> ADDIN ZOTERO_ITEM CSL_CITATION {"citationID":"FGZwPLOP","properties":{"formattedCitation":"(Bean, Brown, and Bachmeier 2015)","plainCitation":"(Bean, Brown, and Bachmeier 2015)","noteIndex":0},"citationItems":[{"id":131,"uris":["http://zotero.org/users/6152647/items/GPXG4XVY"],"itemData":{"id":131,"type":"book","abstract":"For several decades, Mexican immigrants in the United States have outnumbered those from any other country.  Though the economy increasingly needs their labor, many remain unauthorized.  In Parents Without Papers, immigration scholars Frank D. Bean, Susan K. Brown, and James D. Bachmeier document the extent to which the outsider status of these newcomers inflicts multiple hardships on their children and grandchildren. \n\nParents Without Papers provides both a general conceptualization of immigrant integration and an in-depth examination of the Mexican American case. The authors draw upon unique retrospective data to shed light on three generations of integration.  They show in particular that the “membership exclusion” of unauthorized Mexican immigrants – that is, their fear of deportation, lack of civil rights, and poor access to good jobs – hinders the education of their children, even those who are U.S.-born.  Moreover, they find that children are hampered not by the unauthorized entry of parents itself but rather by the long-term inability of parents, especially mothers, to acquire green cards. \n\nWhen unauthorized parents attain legal status, the disadvantages of the second generation begin to disappear.  These second-generation men and women achieve schooling on par with those whose parents come legally.  By the third generation, socioeconomic levels for women equal or surpass those of native white women.  But men reach parity only through greater labor-force participation and longer working hours, results consistent with the idea that their integration is delayed by working-class imperatives to support their families rather than attend college. \n\nAn innovative analysis of the transmission of advantage and disadvantage among Mexican Americans, Parents Without Papers presents a powerful case for immigration-policy reforms that provide not only realistic levels of legal less-skilled migration but also attainable pathways to legalization.  Such measures, combined with affordable access to college, are more important than ever for the integration of vulnerable Mexican immigrants and their descendants.","event-place":"New York","ISBN":"978-1-61044-851-2","publisher":"Russell Sage Foundation","publisher-place":"New York","source":"Project MUSE","title":"Parents Without Papers: The Progress and Pitfalls of Mexican American Integration","title-short":"Parents Without Papers","URL":"https://muse.jhu.edu/book/41531","author":[{"family":"Bean","given":"Frank D."},{"family":"Brown","given":"Susan K."},{"family":"Bachmeier","given":"James D."}],"accessed":{"date-parts":[["2021",3,5]]},"issued":{"date-parts":[["2015"]]}}}],"schema":"https://github.com/citation-style-language/schema/raw/master/csl-citation.json"} </w:instrText>
+        <w:instrText xml:space="preserve"> ADDIN ZOTERO_ITEM CSL_CITATION {"citationID":"5OlWFLSG","properties":{"formattedCitation":"(Legewie and Fagan 2019)","plainCitation":"(Legewie and Fagan 2019)","noteIndex":0},"citationItems":[{"id":100,"uris":["http://zotero.org/users/6152647/items/83A3KZ2G"],"itemData":{"id":100,"type":"article-journal","abstract":"An increasing number of minority youth experience contact with the criminal justice system. But how does the expansion of police presence in poor urban communities affect educational outcomes? Previous research points at multiple mechanisms with opposing effects. This article presents the first causal evidence of the impact of aggressive policing on minority youths’ educational performance. Under Operation Impact, the New York Police Department (NYPD) saturated high-crime areas with additional police officers with the mission to engage in aggressive, order-maintenance policing. To estimate the effect of this policing program, we use administrative data from more than 250,000 adolescents age 9 to 15 and a difference-in-differences approach based on variation in the timing of police surges across neighborhoods. We find that exposure to police surges significantly reduced test scores for African American boys, consistent with their greater exposure to policing. The size of the effect increases with age, but there is no discernible effect for African American girls and Hispanic students. Aggressive policing can thus lower educational performance for some minority groups. These findings provide evidence that the consequences of policing extend into key domains of social life, with implications for the educational trajectories of minority youth and social inequality more broadly.","container-title":"American Sociological Review","DOI":"10.1177/0003122419826020","ISSN":"0003-1224","issue":"2","journalAbbreviation":"Am Sociol Rev","language":"en","note":"publisher: SAGE Publications Inc","page":"220-247","source":"SAGE Journals","title":"Aggressive Policing and the Educational Performance of Minority Youth","URL":"https://doi.org/10.1177/0003122419826020","volume":"84","author":[{"family":"Legewie","given":"Joscha"},{"family":"Fagan","given":"Jeffrey"}],"accessed":{"date-parts":[["2021",4,1]]},"issued":{"date-parts":[["2019",4,1]]}}}],"schema":"https://github.com/citation-style-language/schema/raw/master/csl-citation.json"} </w:instrText>
       </w:r>
       <w:r>
         <w:rPr>
@@ -4763,7 +4905,7 @@
           <w:rFonts w:ascii="Times New Roman" w:hAnsi="Times New Roman" w:cs="Times New Roman"/>
           <w:sz w:val="24"/>
         </w:rPr>
-        <w:t>(Bean, Brown, and Bachmeier 2015)</w:t>
+        <w:t>(Legewie and Fagan 2019)</w:t>
       </w:r>
       <w:r>
         <w:rPr>
@@ -4779,7 +4921,7 @@
           <w:sz w:val="24"/>
           <w:szCs w:val="24"/>
         </w:rPr>
-        <w:t xml:space="preserve">, in any task oriented group </w:t>
+        <w:t xml:space="preserve">, and in education </w:t>
       </w:r>
       <w:r>
         <w:rPr>
@@ -4795,7 +4937,7 @@
           <w:sz w:val="24"/>
           <w:szCs w:val="24"/>
         </w:rPr>
-        <w:instrText xml:space="preserve"> ADDIN ZOTERO_ITEM CSL_CITATION {"citationID":"9ITrL0y6","properties":{"formattedCitation":"(Berger, Cohen, and Zelditch 1972)","plainCitation":"(Berger, Cohen, and Zelditch 1972)","noteIndex":0},"citationItems":[{"id":144,"uris":["http://zotero.org/users/6152647/items/55JRBCWU"],"itemData":{"id":144,"type":"article-journal","abstract":"This paper discusses the small groups literature on status organizing processes in decision-making groups whose members differ in external status. This literature demonstrates that status characteristics, such as age, sex, and race determine the distribution of participation, influence, and prestige among members of such groups. This effect is independent of any prior cultural belief in the relevance of the status characteristic to the task. To explain this result, we assume that status determines evaluations of, and performance-expectations for group members and hence the distribution of participation, influence, and prestige. We stipulate conditions sufficient to produce this effect. Further, to explain the fact that the effect is independent of prior cultural belief, we assume that a status characteristic becomes relevant in all situations except when it is culturally known to be irrelevant. Direct experiment supports each assumption in this explanation independently of the others. Subsequent work devoted to refining and extending the theory finds among other things that, given two equally relevant status characteristics, individuals combine all inconsistent status information rather than reduce its inconsistency. If this result survives further experiment it extends the theory on a straightforward basis to multi-characteristic status situations.","container-title":"American Sociological Review","DOI":"10.2307/2093465","ISSN":"0003-1224","issue":"3","note":"publisher: [American Sociological Association, Sage Publications, Inc.]","page":"241-255","source":"JSTOR","title":"Status Characteristics and Social Interaction","URL":"https://www.jstor.org/stable/2093465","volume":"37","author":[{"family":"Berger","given":"Joseph"},{"family":"Cohen","given":"Bernard P."},{"family":"Zelditch","given":"Morris"}],"accessed":{"date-parts":[["2021",2,23]]},"issued":{"date-parts":[["1972"]]}}}],"schema":"https://github.com/citation-style-language/schema/raw/master/csl-citation.json"} </w:instrText>
+        <w:instrText xml:space="preserve"> ADDIN ZOTERO_ITEM CSL_CITATION {"citationID":"3epBnTGq","properties":{"formattedCitation":"(Legewie and Fagan 2019; Mickelson 2015)","plainCitation":"(Legewie and Fagan 2019; Mickelson 2015)","noteIndex":0},"citationItems":[{"id":100,"uris":["http://zotero.org/users/6152647/items/83A3KZ2G"],"itemData":{"id":100,"type":"article-journal","abstract":"An increasing number of minority youth experience contact with the criminal justice system. But how does the expansion of police presence in poor urban communities affect educational outcomes? Previous research points at multiple mechanisms with opposing effects. This article presents the first causal evidence of the impact of aggressive policing on minority youths’ educational performance. Under Operation Impact, the New York Police Department (NYPD) saturated high-crime areas with additional police officers with the mission to engage in aggressive, order-maintenance policing. To estimate the effect of this policing program, we use administrative data from more than 250,000 adolescents age 9 to 15 and a difference-in-differences approach based on variation in the timing of police surges across neighborhoods. We find that exposure to police surges significantly reduced test scores for African American boys, consistent with their greater exposure to policing. The size of the effect increases with age, but there is no discernible effect for African American girls and Hispanic students. Aggressive policing can thus lower educational performance for some minority groups. These findings provide evidence that the consequences of policing extend into key domains of social life, with implications for the educational trajectories of minority youth and social inequality more broadly.","container-title":"American Sociological Review","DOI":"10.1177/0003122419826020","ISSN":"0003-1224","issue":"2","journalAbbreviation":"Am Sociol Rev","language":"en","note":"publisher: SAGE Publications Inc","page":"220-247","source":"SAGE Journals","title":"Aggressive Policing and the Educational Performance of Minority Youth","URL":"https://doi.org/10.1177/0003122419826020","volume":"84","author":[{"family":"Legewie","given":"Joscha"},{"family":"Fagan","given":"Jeffrey"}],"accessed":{"date-parts":[["2021",4,1]]},"issued":{"date-parts":[["2019",4,1]]}}},{"id":216,"uris":["http://zotero.org/users/6152647/items/RNS3GRA5"],"itemData":{"id":216,"type":"article-journal","abstract":"Middle schools are important because they launch students on trajectories that they are likely to follow throughout their formal educations. This study explored the relationship of first-generation segregation (elementary and middle school racial composition) and second-generation segregation (racially correlated academic tracks) to reading and mathematics test scores of Grade 8 students who attended the Charlotte-Mecklenburg Schools (CMS) in 1997. At the time the data were collected, the district had been operating under a mandatory desegregation plan since the early 1970s, which it continued to do for another five years. While the majority of students attended desegregated schools for most of their CMS education, a portion of youth also experienced school- and classroom-level segregation. Survey data collected from 1,812 students in randomly selected language arts classes stratified by track from the district’s 24 middle schools were analyzed with multilevel modeling to examine the influence of school and classroom racial composition on standardized scores, controlling for student and family factors associated with school performance. Results indicate that school- and classroom-level racial segregation was negatively related to achievement. Beginning in elementary school, sequential experiences of first- and second-generation segregation likely triggered a cycle of cumulative disadvantage for respondents’ middle school educational outcomes. This article contributes to the literatures on the structural antecedents of school success and failure, the ways that many positive desegregation effects are undermined by tracking, and how first- and second-generation segregation contributes to maintaining the race gap in school outcomes.","container-title":"American Educational Research Journal","DOI":"10.3102/0002831215587933","ISSN":"0002-8312","issue":"4","journalAbbreviation":"American Educational Research Journal","language":"en","note":"publisher: American Educational Research Association","page":"657-692","source":"SAGE Journals","title":"The Cumulative Disadvantages of First- and Second-Generation Segregation for Middle School Achievement","URL":"https://doi.org/10.3102/0002831215587933","volume":"52","author":[{"family":"Mickelson","given":"Roslyn Arlin"}],"accessed":{"date-parts":[["2020",10,30]]},"issued":{"date-parts":[["2015",8,1]]}}}],"schema":"https://github.com/citation-style-language/schema/raw/master/csl-citation.json"} </w:instrText>
       </w:r>
       <w:r>
         <w:rPr>
@@ -4810,220 +4952,7 @@
           <w:rFonts w:ascii="Times New Roman" w:hAnsi="Times New Roman" w:cs="Times New Roman"/>
           <w:sz w:val="24"/>
         </w:rPr>
-        <w:t xml:space="preserve">(Berger, Cohen, and </w:t>
-      </w:r>
-      <w:proofErr w:type="spellStart"/>
-      <w:r>
-        <w:rPr>
-          <w:rFonts w:ascii="Times New Roman" w:hAnsi="Times New Roman" w:cs="Times New Roman"/>
-          <w:sz w:val="24"/>
-        </w:rPr>
-        <w:t>Zelditch</w:t>
-      </w:r>
-      <w:proofErr w:type="spellEnd"/>
-      <w:r>
-        <w:rPr>
-          <w:rFonts w:ascii="Times New Roman" w:hAnsi="Times New Roman" w:cs="Times New Roman"/>
-          <w:sz w:val="24"/>
-        </w:rPr>
-        <w:t xml:space="preserve"> 1972)</w:t>
-      </w:r>
-      <w:r>
-        <w:rPr>
-          <w:rFonts w:ascii="Times New Roman" w:hAnsi="Times New Roman" w:cs="Times New Roman"/>
-          <w:sz w:val="24"/>
-          <w:szCs w:val="24"/>
-        </w:rPr>
-        <w:fldChar w:fldCharType="end"/>
-      </w:r>
-      <w:r>
-        <w:rPr>
-          <w:rFonts w:ascii="Times New Roman" w:hAnsi="Times New Roman" w:cs="Times New Roman"/>
-          <w:sz w:val="24"/>
-          <w:szCs w:val="24"/>
-        </w:rPr>
-        <w:t xml:space="preserve">, </w:t>
-      </w:r>
-      <w:r>
-        <w:rPr>
-          <w:rFonts w:ascii="Times New Roman" w:hAnsi="Times New Roman" w:cs="Times New Roman"/>
-          <w:sz w:val="24"/>
-          <w:szCs w:val="24"/>
-        </w:rPr>
-        <w:t xml:space="preserve">poverty </w:t>
-      </w:r>
-      <w:r>
-        <w:rPr>
-          <w:rFonts w:ascii="Times New Roman" w:hAnsi="Times New Roman" w:cs="Times New Roman"/>
-          <w:sz w:val="24"/>
-          <w:szCs w:val="24"/>
-        </w:rPr>
-        <w:fldChar w:fldCharType="begin"/>
-      </w:r>
-      <w:r>
-        <w:rPr>
-          <w:rFonts w:ascii="Times New Roman" w:hAnsi="Times New Roman" w:cs="Times New Roman"/>
-          <w:sz w:val="24"/>
-          <w:szCs w:val="24"/>
-        </w:rPr>
-        <w:instrText xml:space="preserve"> ADDIN ZOTERO_ITEM CSL_CITATION {"citationID":"8x0eCPlJ","properties":{"formattedCitation":"(Van Hook, Brown, and Kwenda 2004)","plainCitation":"(Van Hook, Brown, and Kwenda 2004)","noteIndex":0},"citationItems":[{"id":138,"uris":["http://zotero.org/users/6152647/items/XFVKNYJI"],"itemData":{"id":138,"type":"article-journal","abstract":"Poverty levels among all children in the United States have tended to fluctuate in the past 30 years. However, among the children of immigrants, child poverty increased steadily and rapidly from about 12% in 1970 to 33% in the late 1990s before declining to about 21% in 2000. Using 1970, 1980, 1990, and 2000 Public Use Microdata Samples data, we identified key factors that underlie the fluctuations in immigrant child poverty from 1969 to 1999 and the divergence from children of natives. We found that roughly half the absolute increase in immigrant child poverty can be linked to changing conditions in the U.S. economy that make it more difficult to lift a family out of poverty than 30 years ago. These changes occurred disproportionately among children of parents with lower levels of education, employment, and U.S. experience but not among racial/ethnic minorities. Poverty risks among various racial and ethnic groups converged over time. The relative increase in poverty for immigrant versus native children owes largely to the divergence between immigrant and native families in racial/ethnic composition, parental education, and employment.","container-title":"Demography","ISSN":"0070-3370","issue":"4","note":"publisher: Springer","page":"649-670","source":"JSTOR","title":"A Decomposition of Trends in Poverty among Children of Immigrants","URL":"https://www.jstor.org/stable/1515224","volume":"41","author":[{"family":"Van Hook","given":"Jennifer"},{"family":"Brown","given":"Susan L."},{"family":"Kwenda","given":"Maxwell Ndigume"}],"accessed":{"date-parts":[["2021",2,27]]},"issued":{"date-parts":[["2004"]]}}}],"schema":"https://github.com/citation-style-language/schema/raw/master/csl-citation.json"} </w:instrText>
-      </w:r>
-      <w:r>
-        <w:rPr>
-          <w:rFonts w:ascii="Times New Roman" w:hAnsi="Times New Roman" w:cs="Times New Roman"/>
-          <w:sz w:val="24"/>
-          <w:szCs w:val="24"/>
-        </w:rPr>
-        <w:fldChar w:fldCharType="separate"/>
-      </w:r>
-      <w:r>
-        <w:rPr>
-          <w:rFonts w:ascii="Times New Roman" w:hAnsi="Times New Roman" w:cs="Times New Roman"/>
-          <w:sz w:val="24"/>
-        </w:rPr>
-        <w:t>(Van Hook, Brown, and Kwenda 2004)</w:t>
-      </w:r>
-      <w:r>
-        <w:rPr>
-          <w:rFonts w:ascii="Times New Roman" w:hAnsi="Times New Roman" w:cs="Times New Roman"/>
-          <w:sz w:val="24"/>
-          <w:szCs w:val="24"/>
-        </w:rPr>
-        <w:fldChar w:fldCharType="end"/>
-      </w:r>
-      <w:r>
-        <w:rPr>
-          <w:rFonts w:ascii="Times New Roman" w:hAnsi="Times New Roman" w:cs="Times New Roman"/>
-          <w:sz w:val="24"/>
-          <w:szCs w:val="24"/>
-        </w:rPr>
-        <w:t xml:space="preserve"> </w:t>
-      </w:r>
-      <w:r>
-        <w:rPr>
-          <w:rFonts w:ascii="Times New Roman" w:hAnsi="Times New Roman" w:cs="Times New Roman"/>
-          <w:sz w:val="24"/>
-          <w:szCs w:val="24"/>
-        </w:rPr>
-        <w:t xml:space="preserve">in </w:t>
-      </w:r>
-      <w:r>
-        <w:rPr>
-          <w:rFonts w:ascii="Times New Roman" w:hAnsi="Times New Roman" w:cs="Times New Roman"/>
-          <w:sz w:val="24"/>
-          <w:szCs w:val="24"/>
-        </w:rPr>
-        <w:t xml:space="preserve">policing </w:t>
-      </w:r>
-      <w:r>
-        <w:rPr>
-          <w:rFonts w:ascii="Times New Roman" w:hAnsi="Times New Roman" w:cs="Times New Roman"/>
-          <w:sz w:val="24"/>
-          <w:szCs w:val="24"/>
-        </w:rPr>
-        <w:fldChar w:fldCharType="begin"/>
-      </w:r>
-      <w:r>
-        <w:rPr>
-          <w:rFonts w:ascii="Times New Roman" w:hAnsi="Times New Roman" w:cs="Times New Roman"/>
-          <w:sz w:val="24"/>
-          <w:szCs w:val="24"/>
-        </w:rPr>
-        <w:instrText xml:space="preserve"> ADDIN ZOTERO_ITEM CSL_CITATION {"citationID":"5OlWFLSG","properties":{"formattedCitation":"(Legewie and Fagan 2019)","plainCitation":"(Legewie and Fagan 2019)","noteIndex":0},"citationItems":[{"id":100,"uris":["http://zotero.org/users/6152647/items/83A3KZ2G"],"itemData":{"id":100,"type":"article-journal","abstract":"An increasing number of minority youth experience contact with the criminal justice system. But how does the expansion of police presence in poor urban communities affect educational outcomes? Previous research points at multiple mechanisms with opposing effects. This article presents the first causal evidence of the impact of aggressive policing on minority youths’ educational performance. Under Operation Impact, the New York Police Department (NYPD) saturated high-crime areas with additional police officers with the mission to engage in aggressive, order-maintenance policing. To estimate the effect of this policing program, we use administrative data from more than 250,000 adolescents age 9 to 15 and a difference-in-differences approach based on variation in the timing of police surges across neighborhoods. We find that exposure to police surges significantly reduced test scores for African American boys, consistent with their greater exposure to policing. The size of the effect increases with age, but there is no discernible effect for African American girls and Hispanic students. Aggressive policing can thus lower educational performance for some minority groups. These findings provide evidence that the consequences of policing extend into key domains of social life, with implications for the educational trajectories of minority youth and social inequality more broadly.","container-title":"American Sociological Review","DOI":"10.1177/0003122419826020","ISSN":"0003-1224","issue":"2","journalAbbreviation":"Am Sociol Rev","language":"en","note":"publisher: SAGE Publications Inc","page":"220-247","source":"SAGE Journals","title":"Aggressive Policing and the Educational Performance of Minority Youth","URL":"https://doi.org/10.1177/0003122419826020","volume":"84","author":[{"family":"Legewie","given":"Joscha"},{"family":"Fagan","given":"Jeffrey"}],"accessed":{"date-parts":[["2021",4,1]]},"issued":{"date-parts":[["2019",4,1]]}}}],"schema":"https://github.com/citation-style-language/schema/raw/master/csl-citation.json"} </w:instrText>
-      </w:r>
-      <w:r>
-        <w:rPr>
-          <w:rFonts w:ascii="Times New Roman" w:hAnsi="Times New Roman" w:cs="Times New Roman"/>
-          <w:sz w:val="24"/>
-          <w:szCs w:val="24"/>
-        </w:rPr>
-        <w:fldChar w:fldCharType="separate"/>
-      </w:r>
-      <w:r>
-        <w:rPr>
-          <w:rFonts w:ascii="Times New Roman" w:hAnsi="Times New Roman" w:cs="Times New Roman"/>
-          <w:sz w:val="24"/>
-        </w:rPr>
-        <w:t>(</w:t>
-      </w:r>
-      <w:proofErr w:type="spellStart"/>
-      <w:r>
-        <w:rPr>
-          <w:rFonts w:ascii="Times New Roman" w:hAnsi="Times New Roman" w:cs="Times New Roman"/>
-          <w:sz w:val="24"/>
-        </w:rPr>
-        <w:t>Legewie</w:t>
-      </w:r>
-      <w:proofErr w:type="spellEnd"/>
-      <w:r>
-        <w:rPr>
-          <w:rFonts w:ascii="Times New Roman" w:hAnsi="Times New Roman" w:cs="Times New Roman"/>
-          <w:sz w:val="24"/>
-        </w:rPr>
-        <w:t xml:space="preserve"> and Fagan 2019)</w:t>
-      </w:r>
-      <w:r>
-        <w:rPr>
-          <w:rFonts w:ascii="Times New Roman" w:hAnsi="Times New Roman" w:cs="Times New Roman"/>
-          <w:sz w:val="24"/>
-          <w:szCs w:val="24"/>
-        </w:rPr>
-        <w:fldChar w:fldCharType="end"/>
-      </w:r>
-      <w:r>
-        <w:rPr>
-          <w:rFonts w:ascii="Times New Roman" w:hAnsi="Times New Roman" w:cs="Times New Roman"/>
-          <w:sz w:val="24"/>
-          <w:szCs w:val="24"/>
-        </w:rPr>
-        <w:t xml:space="preserve">, and in education </w:t>
-      </w:r>
-      <w:r>
-        <w:rPr>
-          <w:rFonts w:ascii="Times New Roman" w:hAnsi="Times New Roman" w:cs="Times New Roman"/>
-          <w:sz w:val="24"/>
-          <w:szCs w:val="24"/>
-        </w:rPr>
-        <w:fldChar w:fldCharType="begin"/>
-      </w:r>
-      <w:r>
-        <w:rPr>
-          <w:rFonts w:ascii="Times New Roman" w:hAnsi="Times New Roman" w:cs="Times New Roman"/>
-          <w:sz w:val="24"/>
-          <w:szCs w:val="24"/>
-        </w:rPr>
-        <w:instrText xml:space="preserve"> ADDIN ZOTERO_ITEM CSL_CITATION {"citationID":"3epBnTGq","properties":{"formattedCitation":"(Legewie and Fagan 2019; Mickelson 2015)","plainCitation":"(Legewie and Fagan 2019; Mickelson 2015)","noteIndex":0},"citationItems":[{"id":100,"uris":["http://zotero.org/users/6152647/items/83A3KZ2G"],"itemData":{"id":100,"type":"article-journal","abstract":"An increasing number of minority youth experience contact with the criminal justice system. But how does the expansion of police presence in poor urban communities affect educational outcomes? Previous research points at multiple mechanisms with opposing effects. This article presents the first causal evidence of the impact of aggressive policing on minority youths’ educational performance. Under Operation Impact, the New York Police Department (NYPD) saturated high-crime areas with additional police officers with the mission to engage in aggressive, order-maintenance policing. To estimate the effect of this policing program, we use administrative data from more than 250,000 adolescents age 9 to 15 and a difference-in-differences approach based on variation in the timing of police surges across neighborhoods. We find that exposure to police surges significantly reduced test scores for African American boys, consistent with their greater exposure to policing. The size of the effect increases with age, but there is no discernible effect for African American girls and Hispanic students. Aggressive policing can thus lower educational performance for some minority groups. These findings provide evidence that the consequences of policing extend into key domains of social life, with implications for the educational trajectories of minority youth and social inequality more broadly.","container-title":"American Sociological Review","DOI":"10.1177/0003122419826020","ISSN":"0003-1224","issue":"2","journalAbbreviation":"Am Sociol Rev","language":"en","note":"publisher: SAGE Publications Inc","page":"220-247","source":"SAGE Journals","title":"Aggressive Policing and the Educational Performance of Minority Youth","URL":"https://doi.org/10.1177/0003122419826020","volume":"84","author":[{"family":"Legewie","given":"Joscha"},{"family":"Fagan","given":"Jeffrey"}],"accessed":{"date-parts":[["2021",4,1]]},"issued":{"date-parts":[["2019",4,1]]}}},{"id":216,"uris":["http://zotero.org/users/6152647/items/RNS3GRA5"],"itemData":{"id":216,"type":"article-journal","abstract":"Middle schools are important because they launch students on trajectories that they are likely to follow throughout their formal educations. This study explored the relationship of first-generation segregation (elementary and middle school racial composition) and second-generation segregation (racially correlated academic tracks) to reading and mathematics test scores of Grade 8 students who attended the Charlotte-Mecklenburg Schools (CMS) in 1997. At the time the data were collected, the district had been operating under a mandatory desegregation plan since the early 1970s, which it continued to do for another five years. While the majority of students attended desegregated schools for most of their CMS education, a portion of youth also experienced school- and classroom-level segregation. Survey data collected from 1,812 students in randomly selected language arts classes stratified by track from the district’s 24 middle schools were analyzed with multilevel modeling to examine the influence of school and classroom racial composition on standardized scores, controlling for student and family factors associated with school performance. Results indicate that school- and classroom-level racial segregation was negatively related to achievement. Beginning in elementary school, sequential experiences of first- and second-generation segregation likely triggered a cycle of cumulative disadvantage for respondents’ middle school educational outcomes. This article contributes to the literatures on the structural antecedents of school success and failure, the ways that many positive desegregation effects are undermined by tracking, and how first- and second-generation segregation contributes to maintaining the race gap in school outcomes.","container-title":"American Educational Research Journal","DOI":"10.3102/0002831215587933","ISSN":"0002-8312","issue":"4","journalAbbreviation":"American Educational Research Journal","language":"en","note":"publisher: American Educational Research Association","page":"657-692","source":"SAGE Journals","title":"The Cumulative Disadvantages of First- and Second-Generation Segregation for Middle School Achievement","URL":"https://doi.org/10.3102/0002831215587933","volume":"52","author":[{"family":"Mickelson","given":"Roslyn Arlin"}],"accessed":{"date-parts":[["2020",10,30]]},"issued":{"date-parts":[["2015",8,1]]}}}],"schema":"https://github.com/citation-style-language/schema/raw/master/csl-citation.json"} </w:instrText>
-      </w:r>
-      <w:r>
-        <w:rPr>
-          <w:rFonts w:ascii="Times New Roman" w:hAnsi="Times New Roman" w:cs="Times New Roman"/>
-          <w:sz w:val="24"/>
-          <w:szCs w:val="24"/>
-        </w:rPr>
-        <w:fldChar w:fldCharType="separate"/>
-      </w:r>
-      <w:r>
-        <w:rPr>
-          <w:rFonts w:ascii="Times New Roman" w:hAnsi="Times New Roman" w:cs="Times New Roman"/>
-          <w:sz w:val="24"/>
-        </w:rPr>
-        <w:t>(</w:t>
-      </w:r>
-      <w:proofErr w:type="spellStart"/>
-      <w:r>
-        <w:rPr>
-          <w:rFonts w:ascii="Times New Roman" w:hAnsi="Times New Roman" w:cs="Times New Roman"/>
-          <w:sz w:val="24"/>
-        </w:rPr>
-        <w:t>Legewie</w:t>
-      </w:r>
-      <w:proofErr w:type="spellEnd"/>
-      <w:r>
-        <w:rPr>
-          <w:rFonts w:ascii="Times New Roman" w:hAnsi="Times New Roman" w:cs="Times New Roman"/>
-          <w:sz w:val="24"/>
-        </w:rPr>
-        <w:t xml:space="preserve"> and Fagan 2019; Mickelson 2015)</w:t>
+        <w:t>(Legewie and Fagan 2019; Mickelson 2015)</w:t>
       </w:r>
       <w:r>
         <w:rPr>
@@ -5424,7 +5353,15 @@
           <w:sz w:val="24"/>
           <w:szCs w:val="24"/>
         </w:rPr>
-        <w:t xml:space="preserve"> and interactions a refugee household may have </w:t>
+        <w:t xml:space="preserve"> and interactions a refugee household may have with inhabitants from a specific subculture</w:t>
+      </w:r>
+      <w:r>
+        <w:rPr>
+          <w:rFonts w:ascii="Times New Roman" w:hAnsi="Times New Roman" w:cs="Times New Roman"/>
+          <w:sz w:val="24"/>
+          <w:szCs w:val="24"/>
+        </w:rPr>
+        <w:t xml:space="preserve">. Host context characteristics may change across time. </w:t>
       </w:r>
       <w:r>
         <w:rPr>
@@ -5433,22 +5370,6 @@
           <w:szCs w:val="24"/>
         </w:rPr>
         <w:lastRenderedPageBreak/>
-        <w:t>with inhabitants from a specific subculture</w:t>
-      </w:r>
-      <w:r>
-        <w:rPr>
-          <w:rFonts w:ascii="Times New Roman" w:hAnsi="Times New Roman" w:cs="Times New Roman"/>
-          <w:sz w:val="24"/>
-          <w:szCs w:val="24"/>
-        </w:rPr>
-        <w:t xml:space="preserve">. Host context characteristics may change across time. </w:t>
-      </w:r>
-      <w:r>
-        <w:rPr>
-          <w:rFonts w:ascii="Times New Roman" w:hAnsi="Times New Roman" w:cs="Times New Roman"/>
-          <w:sz w:val="24"/>
-          <w:szCs w:val="24"/>
-        </w:rPr>
         <w:t xml:space="preserve">For example, </w:t>
       </w:r>
       <w:r>
@@ -5588,55 +5509,7 @@
           <w:rFonts w:ascii="Times New Roman" w:hAnsi="Times New Roman" w:cs="Times New Roman"/>
           <w:sz w:val="24"/>
         </w:rPr>
-        <w:t xml:space="preserve">(Betts, </w:t>
-      </w:r>
-      <w:proofErr w:type="spellStart"/>
-      <w:r>
-        <w:rPr>
-          <w:rFonts w:ascii="Times New Roman" w:hAnsi="Times New Roman" w:cs="Times New Roman"/>
-          <w:sz w:val="24"/>
-        </w:rPr>
-        <w:t>Memisoglu</w:t>
-      </w:r>
-      <w:proofErr w:type="spellEnd"/>
-      <w:r>
-        <w:rPr>
-          <w:rFonts w:ascii="Times New Roman" w:hAnsi="Times New Roman" w:cs="Times New Roman"/>
-          <w:sz w:val="24"/>
-        </w:rPr>
-        <w:t xml:space="preserve">, and Ali 2021; </w:t>
-      </w:r>
-      <w:proofErr w:type="spellStart"/>
-      <w:r>
-        <w:rPr>
-          <w:rFonts w:ascii="Times New Roman" w:hAnsi="Times New Roman" w:cs="Times New Roman"/>
-          <w:sz w:val="24"/>
-        </w:rPr>
-        <w:t>Memisoglu</w:t>
-      </w:r>
-      <w:proofErr w:type="spellEnd"/>
-      <w:r>
-        <w:rPr>
-          <w:rFonts w:ascii="Times New Roman" w:hAnsi="Times New Roman" w:cs="Times New Roman"/>
-          <w:sz w:val="24"/>
-        </w:rPr>
-        <w:t xml:space="preserve"> and </w:t>
-      </w:r>
-      <w:proofErr w:type="spellStart"/>
-      <w:r>
-        <w:rPr>
-          <w:rFonts w:ascii="Times New Roman" w:hAnsi="Times New Roman" w:cs="Times New Roman"/>
-          <w:sz w:val="24"/>
-        </w:rPr>
-        <w:t>Yavcan</w:t>
-      </w:r>
-      <w:proofErr w:type="spellEnd"/>
-      <w:r>
-        <w:rPr>
-          <w:rFonts w:ascii="Times New Roman" w:hAnsi="Times New Roman" w:cs="Times New Roman"/>
-          <w:sz w:val="24"/>
-        </w:rPr>
-        <w:t xml:space="preserve"> 2020; Nolasco and Braaten 2021)</w:t>
+        <w:t>(Betts, Memisoglu, and Ali 2021; Memisoglu and Yavcan 2020; Nolasco and Braaten 2021)</w:t>
       </w:r>
       <w:r>
         <w:rPr>
@@ -5919,27 +5792,7 @@
           <w:sz w:val="24"/>
           <w:szCs w:val="24"/>
         </w:rPr>
-        <w:t xml:space="preserve"> </w:t>
-      </w:r>
-      <w:proofErr w:type="gramStart"/>
-      <w:r>
-        <w:rPr>
-          <w:rFonts w:ascii="Times New Roman" w:eastAsia="Times New Roman" w:hAnsi="Times New Roman" w:cs="Times New Roman"/>
-          <w:color w:val="000000"/>
-          <w:sz w:val="24"/>
-          <w:szCs w:val="24"/>
-        </w:rPr>
-        <w:t>impute</w:t>
-      </w:r>
-      <w:proofErr w:type="gramEnd"/>
-      <w:r>
-        <w:rPr>
-          <w:rFonts w:ascii="Times New Roman" w:eastAsia="Times New Roman" w:hAnsi="Times New Roman" w:cs="Times New Roman"/>
-          <w:color w:val="000000"/>
-          <w:sz w:val="24"/>
-          <w:szCs w:val="24"/>
-        </w:rPr>
-        <w:t xml:space="preserve"> refugee status</w:t>
+        <w:t xml:space="preserve"> impute refugee status</w:t>
       </w:r>
       <w:r>
         <w:rPr>
@@ -6412,7 +6265,70 @@
           <w:sz w:val="24"/>
           <w:szCs w:val="24"/>
         </w:rPr>
-        <w:t xml:space="preserve"> human </w:t>
+        <w:t xml:space="preserve"> human capital</w:t>
+      </w:r>
+      <w:r>
+        <w:rPr>
+          <w:rFonts w:ascii="Times New Roman" w:eastAsia="Times New Roman" w:hAnsi="Times New Roman" w:cs="Times New Roman"/>
+          <w:color w:val="000000"/>
+          <w:sz w:val="24"/>
+          <w:szCs w:val="24"/>
+        </w:rPr>
+        <w:t>, they were using the same</w:t>
+      </w:r>
+      <w:r>
+        <w:rPr>
+          <w:rFonts w:ascii="Times New Roman" w:eastAsia="Times New Roman" w:hAnsi="Times New Roman" w:cs="Times New Roman"/>
+          <w:color w:val="000000"/>
+          <w:sz w:val="24"/>
+          <w:szCs w:val="24"/>
+        </w:rPr>
+        <w:t xml:space="preserve"> data and method</w:t>
+      </w:r>
+      <w:r>
+        <w:rPr>
+          <w:rFonts w:ascii="Times New Roman" w:eastAsia="Times New Roman" w:hAnsi="Times New Roman" w:cs="Times New Roman"/>
+          <w:color w:val="000000"/>
+          <w:sz w:val="24"/>
+          <w:szCs w:val="24"/>
+        </w:rPr>
+        <w:t>.</w:t>
+      </w:r>
+      <w:r>
+        <w:rPr>
+          <w:rFonts w:ascii="Times New Roman" w:eastAsia="Times New Roman" w:hAnsi="Times New Roman" w:cs="Times New Roman"/>
+          <w:color w:val="000000"/>
+          <w:sz w:val="24"/>
+          <w:szCs w:val="24"/>
+        </w:rPr>
+        <w:t xml:space="preserve"> Thus</w:t>
+      </w:r>
+      <w:r>
+        <w:rPr>
+          <w:rFonts w:ascii="Times New Roman" w:eastAsia="Times New Roman" w:hAnsi="Times New Roman" w:cs="Times New Roman"/>
+          <w:color w:val="000000"/>
+          <w:sz w:val="24"/>
+          <w:szCs w:val="24"/>
+        </w:rPr>
+        <w:t xml:space="preserve"> Capps et al. (2015)</w:t>
+      </w:r>
+      <w:r>
+        <w:rPr>
+          <w:rFonts w:ascii="Times New Roman" w:eastAsia="Times New Roman" w:hAnsi="Times New Roman" w:cs="Times New Roman"/>
+          <w:color w:val="000000"/>
+          <w:sz w:val="24"/>
+          <w:szCs w:val="24"/>
+        </w:rPr>
+        <w:t xml:space="preserve"> and </w:t>
+      </w:r>
+      <w:r>
+        <w:rPr>
+          <w:rFonts w:ascii="Times New Roman" w:eastAsia="Times New Roman" w:hAnsi="Times New Roman" w:cs="Times New Roman"/>
+          <w:color w:val="000000"/>
+          <w:sz w:val="24"/>
+          <w:szCs w:val="24"/>
+        </w:rPr>
+        <w:t xml:space="preserve">Fix, Hooper, </w:t>
       </w:r>
       <w:r>
         <w:rPr>
@@ -6422,70 +6338,7 @@
           <w:szCs w:val="24"/>
         </w:rPr>
         <w:lastRenderedPageBreak/>
-        <w:t>capital</w:t>
-      </w:r>
-      <w:r>
-        <w:rPr>
-          <w:rFonts w:ascii="Times New Roman" w:eastAsia="Times New Roman" w:hAnsi="Times New Roman" w:cs="Times New Roman"/>
-          <w:color w:val="000000"/>
-          <w:sz w:val="24"/>
-          <w:szCs w:val="24"/>
-        </w:rPr>
-        <w:t>, they were using the same</w:t>
-      </w:r>
-      <w:r>
-        <w:rPr>
-          <w:rFonts w:ascii="Times New Roman" w:eastAsia="Times New Roman" w:hAnsi="Times New Roman" w:cs="Times New Roman"/>
-          <w:color w:val="000000"/>
-          <w:sz w:val="24"/>
-          <w:szCs w:val="24"/>
-        </w:rPr>
-        <w:t xml:space="preserve"> data and method</w:t>
-      </w:r>
-      <w:r>
-        <w:rPr>
-          <w:rFonts w:ascii="Times New Roman" w:eastAsia="Times New Roman" w:hAnsi="Times New Roman" w:cs="Times New Roman"/>
-          <w:color w:val="000000"/>
-          <w:sz w:val="24"/>
-          <w:szCs w:val="24"/>
-        </w:rPr>
-        <w:t>.</w:t>
-      </w:r>
-      <w:r>
-        <w:rPr>
-          <w:rFonts w:ascii="Times New Roman" w:eastAsia="Times New Roman" w:hAnsi="Times New Roman" w:cs="Times New Roman"/>
-          <w:color w:val="000000"/>
-          <w:sz w:val="24"/>
-          <w:szCs w:val="24"/>
-        </w:rPr>
-        <w:t xml:space="preserve"> Thus</w:t>
-      </w:r>
-      <w:r>
-        <w:rPr>
-          <w:rFonts w:ascii="Times New Roman" w:eastAsia="Times New Roman" w:hAnsi="Times New Roman" w:cs="Times New Roman"/>
-          <w:color w:val="000000"/>
-          <w:sz w:val="24"/>
-          <w:szCs w:val="24"/>
-        </w:rPr>
-        <w:t xml:space="preserve"> Capps et al. (2015)</w:t>
-      </w:r>
-      <w:r>
-        <w:rPr>
-          <w:rFonts w:ascii="Times New Roman" w:eastAsia="Times New Roman" w:hAnsi="Times New Roman" w:cs="Times New Roman"/>
-          <w:color w:val="000000"/>
-          <w:sz w:val="24"/>
-          <w:szCs w:val="24"/>
-        </w:rPr>
-        <w:t xml:space="preserve"> and </w:t>
-      </w:r>
-      <w:r>
-        <w:rPr>
-          <w:rFonts w:ascii="Times New Roman" w:eastAsia="Times New Roman" w:hAnsi="Times New Roman" w:cs="Times New Roman"/>
-          <w:color w:val="000000"/>
-          <w:sz w:val="24"/>
-          <w:szCs w:val="24"/>
-        </w:rPr>
-        <w:t xml:space="preserve">Fix, Hooper, and Zong </w:t>
+        <w:t xml:space="preserve">and Zong </w:t>
       </w:r>
       <w:r>
         <w:rPr>
@@ -7472,7 +7325,34 @@
           <w:sz w:val="24"/>
           <w:szCs w:val="24"/>
         </w:rPr>
-        <w:t xml:space="preserve"> Tran and Lara-Garcia used the Annual Survey of Refugees to model </w:t>
+        <w:t xml:space="preserve"> Tran and Lara-Garcia used the Annual Survey of Refugees to model educational attainment and weekly working hours. They </w:t>
+      </w:r>
+      <w:r>
+        <w:rPr>
+          <w:rFonts w:ascii="Times New Roman" w:eastAsia="Times New Roman" w:hAnsi="Times New Roman" w:cs="Times New Roman"/>
+          <w:color w:val="000000"/>
+          <w:sz w:val="24"/>
+          <w:szCs w:val="24"/>
+        </w:rPr>
+        <w:t>assert</w:t>
+      </w:r>
+      <w:r>
+        <w:rPr>
+          <w:rFonts w:ascii="Times New Roman" w:eastAsia="Times New Roman" w:hAnsi="Times New Roman" w:cs="Times New Roman"/>
+          <w:color w:val="000000"/>
+          <w:sz w:val="24"/>
+          <w:szCs w:val="24"/>
+        </w:rPr>
+        <w:t xml:space="preserve"> </w:t>
+      </w:r>
+      <w:r>
+        <w:rPr>
+          <w:rFonts w:ascii="Times New Roman" w:eastAsia="Times New Roman" w:hAnsi="Times New Roman" w:cs="Times New Roman"/>
+          <w:color w:val="000000"/>
+          <w:sz w:val="24"/>
+          <w:szCs w:val="24"/>
+        </w:rPr>
+        <w:t xml:space="preserve">“Refugees may not be </w:t>
       </w:r>
       <w:r>
         <w:rPr>
@@ -7482,34 +7362,7 @@
           <w:szCs w:val="24"/>
         </w:rPr>
         <w:lastRenderedPageBreak/>
-        <w:t xml:space="preserve">educational attainment and weekly working hours. They </w:t>
-      </w:r>
-      <w:r>
-        <w:rPr>
-          <w:rFonts w:ascii="Times New Roman" w:eastAsia="Times New Roman" w:hAnsi="Times New Roman" w:cs="Times New Roman"/>
-          <w:color w:val="000000"/>
-          <w:sz w:val="24"/>
-          <w:szCs w:val="24"/>
-        </w:rPr>
-        <w:t>assert</w:t>
-      </w:r>
-      <w:r>
-        <w:rPr>
-          <w:rFonts w:ascii="Times New Roman" w:eastAsia="Times New Roman" w:hAnsi="Times New Roman" w:cs="Times New Roman"/>
-          <w:color w:val="000000"/>
-          <w:sz w:val="24"/>
-          <w:szCs w:val="24"/>
-        </w:rPr>
-        <w:t xml:space="preserve"> </w:t>
-      </w:r>
-      <w:r>
-        <w:rPr>
-          <w:rFonts w:ascii="Times New Roman" w:eastAsia="Times New Roman" w:hAnsi="Times New Roman" w:cs="Times New Roman"/>
-          <w:color w:val="000000"/>
-          <w:sz w:val="24"/>
-          <w:szCs w:val="24"/>
-        </w:rPr>
-        <w:t xml:space="preserve">“Refugees may not be premigration blank slates, but their context of reception on arrival in the United States effectively renders them so, at least in the short term.” </w:t>
+        <w:t xml:space="preserve">premigration blank slates, but their context of reception on arrival in the United States effectively renders them so, at least in the short term.” </w:t>
       </w:r>
       <w:r>
         <w:rPr>
@@ -8095,16 +7948,7 @@
           <w:sz w:val="24"/>
           <w:szCs w:val="24"/>
         </w:rPr>
-        <w:t xml:space="preserve">, making it the only nationally representative sample of </w:t>
-      </w:r>
-      <w:proofErr w:type="gramStart"/>
-      <w:r>
-        <w:rPr>
-          <w:rFonts w:ascii="Times New Roman" w:eastAsia="Times New Roman" w:hAnsi="Times New Roman" w:cs="Times New Roman"/>
-          <w:sz w:val="24"/>
-          <w:szCs w:val="24"/>
-        </w:rPr>
-        <w:t>recently</w:t>
+        <w:t>, making it the only nationally representative sample of recently</w:t>
       </w:r>
       <w:r>
         <w:rPr>
@@ -8122,7 +7966,6 @@
         </w:rPr>
         <w:t>arrived</w:t>
       </w:r>
-      <w:proofErr w:type="gramEnd"/>
       <w:r>
         <w:rPr>
           <w:rFonts w:ascii="Times New Roman" w:eastAsia="Times New Roman" w:hAnsi="Times New Roman" w:cs="Times New Roman"/>
@@ -8294,7 +8137,6 @@
           <w:sz w:val="24"/>
           <w:szCs w:val="24"/>
         </w:rPr>
-        <w:lastRenderedPageBreak/>
         <w:tab/>
         <w:t xml:space="preserve">Included in the data is </w:t>
       </w:r>
@@ -8360,7 +8202,16 @@
           <w:sz w:val="24"/>
           <w:szCs w:val="24"/>
         </w:rPr>
-        <w:t xml:space="preserve"> variable which</w:t>
+        <w:t xml:space="preserve"> variable </w:t>
+      </w:r>
+      <w:r>
+        <w:rPr>
+          <w:rFonts w:ascii="Times New Roman" w:eastAsia="Times New Roman" w:hAnsi="Times New Roman" w:cs="Times New Roman"/>
+          <w:sz w:val="24"/>
+          <w:szCs w:val="24"/>
+        </w:rPr>
+        <w:lastRenderedPageBreak/>
+        <w:t>which</w:t>
       </w:r>
       <w:r>
         <w:rPr>
@@ -9053,7 +8904,6 @@
           <w:sz w:val="24"/>
           <w:szCs w:val="24"/>
         </w:rPr>
-        <w:lastRenderedPageBreak/>
         <w:t>Pre- and P</w:t>
       </w:r>
       <w:r>
@@ -9083,6 +8933,7 @@
           <w:sz w:val="24"/>
           <w:szCs w:val="24"/>
         </w:rPr>
+        <w:lastRenderedPageBreak/>
         <w:t>Households report their pre-resettlement occupations</w:t>
       </w:r>
       <w:r>
@@ -9155,25 +9006,7 @@
           <w:sz w:val="24"/>
           <w:szCs w:val="24"/>
         </w:rPr>
-        <w:t xml:space="preserve">It is important to keep in </w:t>
-      </w:r>
-      <w:proofErr w:type="gramStart"/>
-      <w:r>
-        <w:rPr>
-          <w:rFonts w:ascii="Times New Roman" w:eastAsia="Times New Roman" w:hAnsi="Times New Roman" w:cs="Times New Roman"/>
-          <w:sz w:val="24"/>
-          <w:szCs w:val="24"/>
-        </w:rPr>
-        <w:t>mind</w:t>
-      </w:r>
-      <w:proofErr w:type="gramEnd"/>
-      <w:r>
-        <w:rPr>
-          <w:rFonts w:ascii="Times New Roman" w:eastAsia="Times New Roman" w:hAnsi="Times New Roman" w:cs="Times New Roman"/>
-          <w:sz w:val="24"/>
-          <w:szCs w:val="24"/>
-        </w:rPr>
-        <w:t xml:space="preserve"> t</w:t>
+        <w:t>It is important to keep in mind t</w:t>
       </w:r>
       <w:r>
         <w:rPr>
@@ -9556,16 +9389,7 @@
           <w:sz w:val="24"/>
           <w:szCs w:val="24"/>
         </w:rPr>
-        <w:t xml:space="preserve">, but this was not a significant </w:t>
-      </w:r>
-      <w:r>
-        <w:rPr>
-          <w:rFonts w:ascii="Times New Roman" w:eastAsia="Times New Roman" w:hAnsi="Times New Roman" w:cs="Times New Roman"/>
-          <w:sz w:val="24"/>
-          <w:szCs w:val="24"/>
-        </w:rPr>
-        <w:lastRenderedPageBreak/>
-        <w:t xml:space="preserve">predictor and so I omit this variable. </w:t>
+        <w:t xml:space="preserve">, but this was not a significant predictor and so I omit this variable. </w:t>
       </w:r>
       <w:r>
         <w:rPr>
@@ -9609,6 +9433,7 @@
           <w:sz w:val="24"/>
           <w:szCs w:val="24"/>
         </w:rPr>
+        <w:lastRenderedPageBreak/>
         <w:t>Method</w:t>
       </w:r>
     </w:p>
@@ -9662,23 +9487,13 @@
         </w:rPr>
         <w:t xml:space="preserve">I </w:t>
       </w:r>
-      <w:proofErr w:type="gramStart"/>
-      <w:r>
-        <w:rPr>
-          <w:rFonts w:ascii="Times New Roman" w:eastAsia="Times New Roman" w:hAnsi="Times New Roman" w:cs="Times New Roman"/>
-          <w:sz w:val="24"/>
-          <w:szCs w:val="24"/>
-        </w:rPr>
-        <w:t>start</w:t>
-      </w:r>
-      <w:proofErr w:type="gramEnd"/>
-      <w:r>
-        <w:rPr>
-          <w:rFonts w:ascii="Times New Roman" w:eastAsia="Times New Roman" w:hAnsi="Times New Roman" w:cs="Times New Roman"/>
-          <w:sz w:val="24"/>
-          <w:szCs w:val="24"/>
-        </w:rPr>
-        <w:t xml:space="preserve"> with a </w:t>
+      <w:r>
+        <w:rPr>
+          <w:rFonts w:ascii="Times New Roman" w:eastAsia="Times New Roman" w:hAnsi="Times New Roman" w:cs="Times New Roman"/>
+          <w:sz w:val="24"/>
+          <w:szCs w:val="24"/>
+        </w:rPr>
+        <w:t xml:space="preserve">start with a </w:t>
       </w:r>
       <w:r>
         <w:rPr>
@@ -9894,27 +9709,7 @@
           <w:sz w:val="24"/>
           <w:szCs w:val="24"/>
         </w:rPr>
-        <w:t xml:space="preserve"> I include a measure of public assistance </w:t>
-      </w:r>
-      <w:proofErr w:type="gramStart"/>
-      <w:r>
-        <w:rPr>
-          <w:rFonts w:ascii="Times New Roman" w:hAnsi="Times New Roman" w:cs="Times New Roman"/>
-          <w:color w:val="000000"/>
-          <w:sz w:val="24"/>
-          <w:szCs w:val="24"/>
-        </w:rPr>
-        <w:t>use</w:t>
-      </w:r>
-      <w:proofErr w:type="gramEnd"/>
-      <w:r>
-        <w:rPr>
-          <w:rFonts w:ascii="Times New Roman" w:hAnsi="Times New Roman" w:cs="Times New Roman"/>
-          <w:color w:val="000000"/>
-          <w:sz w:val="24"/>
-          <w:szCs w:val="24"/>
-        </w:rPr>
-        <w:t xml:space="preserve"> </w:t>
+        <w:t xml:space="preserve"> I include a measure of public assistance use </w:t>
       </w:r>
       <w:r>
         <w:rPr>
@@ -9959,37 +9754,7 @@
           <w:sz w:val="24"/>
           <w:szCs w:val="24"/>
         </w:rPr>
-        <w:t xml:space="preserve"> I </w:t>
-      </w:r>
-      <w:proofErr w:type="gramStart"/>
-      <w:r>
-        <w:rPr>
-          <w:rFonts w:ascii="Times New Roman" w:hAnsi="Times New Roman" w:cs="Times New Roman"/>
-          <w:color w:val="000000"/>
-          <w:sz w:val="24"/>
-          <w:szCs w:val="24"/>
-        </w:rPr>
-        <w:t>weight</w:t>
-      </w:r>
-      <w:proofErr w:type="gramEnd"/>
-      <w:r>
-        <w:rPr>
-          <w:rFonts w:ascii="Times New Roman" w:hAnsi="Times New Roman" w:cs="Times New Roman"/>
-          <w:color w:val="000000"/>
-          <w:sz w:val="24"/>
-          <w:szCs w:val="24"/>
-        </w:rPr>
-        <w:t xml:space="preserve"> the data according to the household level weights provided with </w:t>
-      </w:r>
-      <w:r>
-        <w:rPr>
-          <w:rFonts w:ascii="Times New Roman" w:hAnsi="Times New Roman" w:cs="Times New Roman"/>
-          <w:color w:val="000000"/>
-          <w:sz w:val="24"/>
-          <w:szCs w:val="24"/>
-        </w:rPr>
-        <w:lastRenderedPageBreak/>
-        <w:t xml:space="preserve">each year of the Annual Survey of Refugees (Triplett and Vilter 2020). I use 21 imputations for each model.  </w:t>
+        <w:t xml:space="preserve"> I weight the data according to the household level weights provided with each year of the Annual Survey of Refugees (Triplett and Vilter 2020). I use 21 imputations for each model.  </w:t>
       </w:r>
     </w:p>
     <w:p>
@@ -10005,6 +9770,7 @@
         <w:rPr>
           <w:color w:val="000000"/>
         </w:rPr>
+        <w:lastRenderedPageBreak/>
         <w:t>Multiple imputation</w:t>
       </w:r>
       <w:r>
@@ -10128,7 +9894,13 @@
         <w:rPr>
           <w:color w:val="000000"/>
         </w:rPr>
-        <w:t xml:space="preserve">The interpretations of the hypothesis testing and effect sizes are unchanged.  </w:t>
+        <w:t xml:space="preserve">The interpretations of the hypothesis testing and effect sizes are unchanged. </w:t>
+      </w:r>
+      <w:r>
+        <w:rPr>
+          <w:color w:val="000000"/>
+        </w:rPr>
+        <w:t>R scripts for the entire analysis is available at (BLINDED).</w:t>
       </w:r>
     </w:p>
     <w:p>
@@ -10333,21 +10105,7 @@
         <w:rPr>
           <w:color w:val="000000"/>
         </w:rPr>
-        <w:t xml:space="preserve"> they have </w:t>
-      </w:r>
-      <w:proofErr w:type="gramStart"/>
-      <w:r>
-        <w:rPr>
-          <w:color w:val="000000"/>
-        </w:rPr>
-        <w:t>an “other”</w:t>
-      </w:r>
-      <w:proofErr w:type="gramEnd"/>
-      <w:r>
-        <w:rPr>
-          <w:color w:val="000000"/>
-        </w:rPr>
-        <w:t xml:space="preserve"> pre-resettlement work history. As this may affect the performance of some predictors, I constructed yearly models to evaluate the consistency of the analysis. </w:t>
+        <w:t xml:space="preserve"> they have an “other” pre-resettlement work history. As this may affect the performance of some predictors, I constructed yearly models to evaluate the consistency of the analysis. </w:t>
       </w:r>
       <w:r>
         <w:t>The results of this analysis are not presented here but in the</w:t>
@@ -10356,11 +10114,7 @@
         <w:t xml:space="preserve"> Online</w:t>
       </w:r>
       <w:r>
-        <w:t xml:space="preserve"> Appendix.  No major differences were observed between the </w:t>
-      </w:r>
-      <w:r>
-        <w:lastRenderedPageBreak/>
-        <w:t>yearly models and the pooled one. Tables for each year’s data is available in the</w:t>
+        <w:t xml:space="preserve"> Appendix.  No major differences were observed between the yearly models and the pooled one. Tables for each year’s data is available in the</w:t>
       </w:r>
       <w:r>
         <w:t xml:space="preserve"> Online</w:t>
@@ -10372,7 +10126,13 @@
         <w:t>This is a major limitation</w:t>
       </w:r>
       <w:r>
-        <w:t xml:space="preserve"> for this variable. </w:t>
+        <w:t xml:space="preserve"> for th</w:t>
+      </w:r>
+      <w:r>
+        <w:t>e work history</w:t>
+      </w:r>
+      <w:r>
+        <w:t xml:space="preserve"> variable. </w:t>
       </w:r>
     </w:p>
     <w:p>
@@ -10388,6 +10148,7 @@
         <w:rPr>
           <w:color w:val="000000"/>
         </w:rPr>
+        <w:lastRenderedPageBreak/>
         <w:t>The average time to a first job is about half a year, though the standard deviation is about ¾ of a year.</w:t>
       </w:r>
       <w:r>
@@ -10506,25 +10267,7 @@
           <w:szCs w:val="24"/>
         </w:rPr>
         <w:tab/>
-        <w:t xml:space="preserve">I </w:t>
-      </w:r>
-      <w:proofErr w:type="gramStart"/>
-      <w:r>
-        <w:rPr>
-          <w:rFonts w:ascii="Times New Roman" w:eastAsia="Times New Roman" w:hAnsi="Times New Roman" w:cs="Times New Roman"/>
-          <w:sz w:val="24"/>
-          <w:szCs w:val="24"/>
-        </w:rPr>
-        <w:t>report</w:t>
-      </w:r>
-      <w:proofErr w:type="gramEnd"/>
-      <w:r>
-        <w:rPr>
-          <w:rFonts w:ascii="Times New Roman" w:eastAsia="Times New Roman" w:hAnsi="Times New Roman" w:cs="Times New Roman"/>
-          <w:sz w:val="24"/>
-          <w:szCs w:val="24"/>
-        </w:rPr>
-        <w:t xml:space="preserve"> the results of my analysis using Odds Ratios (OR). Odds ratios are the probability of an event happening divided </w:t>
+        <w:t xml:space="preserve">I report the results of my analysis using Odds Ratios (OR). Odds ratios are the probability of an event happening divided </w:t>
       </w:r>
       <w:r>
         <w:rPr>
@@ -10970,96 +10713,104 @@
           <w:sz w:val="24"/>
           <w:szCs w:val="24"/>
         </w:rPr>
+        <w:t xml:space="preserve">When the head of the household was female, households </w:t>
+      </w:r>
+      <w:r>
+        <w:rPr>
+          <w:rFonts w:ascii="Times New Roman" w:eastAsia="Times New Roman" w:hAnsi="Times New Roman" w:cs="Times New Roman"/>
+          <w:sz w:val="24"/>
+          <w:szCs w:val="24"/>
+        </w:rPr>
+        <w:t xml:space="preserve">had </w:t>
+      </w:r>
+      <w:r>
+        <w:rPr>
+          <w:rFonts w:ascii="Times New Roman" w:eastAsia="Times New Roman" w:hAnsi="Times New Roman" w:cs="Times New Roman"/>
+          <w:sz w:val="24"/>
+          <w:szCs w:val="24"/>
+        </w:rPr>
+        <w:t>lower</w:t>
+      </w:r>
+      <w:r>
+        <w:rPr>
+          <w:rFonts w:ascii="Times New Roman" w:eastAsia="Times New Roman" w:hAnsi="Times New Roman" w:cs="Times New Roman"/>
+          <w:sz w:val="24"/>
+          <w:szCs w:val="24"/>
+        </w:rPr>
+        <w:t xml:space="preserve"> odds of</w:t>
+      </w:r>
+      <w:r>
+        <w:rPr>
+          <w:rFonts w:ascii="Times New Roman" w:eastAsia="Times New Roman" w:hAnsi="Times New Roman" w:cs="Times New Roman"/>
+          <w:sz w:val="24"/>
+          <w:szCs w:val="24"/>
+        </w:rPr>
+        <w:t xml:space="preserve"> obtain</w:t>
+      </w:r>
+      <w:r>
+        <w:rPr>
+          <w:rFonts w:ascii="Times New Roman" w:eastAsia="Times New Roman" w:hAnsi="Times New Roman" w:cs="Times New Roman"/>
+          <w:sz w:val="24"/>
+          <w:szCs w:val="24"/>
+        </w:rPr>
+        <w:t>ing</w:t>
+      </w:r>
+      <w:r>
+        <w:rPr>
+          <w:rFonts w:ascii="Times New Roman" w:eastAsia="Times New Roman" w:hAnsi="Times New Roman" w:cs="Times New Roman"/>
+          <w:sz w:val="24"/>
+          <w:szCs w:val="24"/>
+        </w:rPr>
+        <w:t xml:space="preserve"> a job within the first year.</w:t>
+      </w:r>
+      <w:r>
+        <w:rPr>
+          <w:rFonts w:ascii="Times New Roman" w:eastAsia="Times New Roman" w:hAnsi="Times New Roman" w:cs="Times New Roman"/>
+          <w:sz w:val="24"/>
+          <w:szCs w:val="24"/>
+        </w:rPr>
+        <w:t xml:space="preserve"> Female-headed households ha</w:t>
+      </w:r>
+      <w:r>
+        <w:rPr>
+          <w:rFonts w:ascii="Times New Roman" w:eastAsia="Times New Roman" w:hAnsi="Times New Roman" w:cs="Times New Roman"/>
+          <w:sz w:val="24"/>
+          <w:szCs w:val="24"/>
+        </w:rPr>
+        <w:t>d</w:t>
+      </w:r>
+      <w:r>
+        <w:rPr>
+          <w:rFonts w:ascii="Times New Roman" w:eastAsia="Times New Roman" w:hAnsi="Times New Roman" w:cs="Times New Roman"/>
+          <w:sz w:val="24"/>
+          <w:szCs w:val="24"/>
+        </w:rPr>
+        <w:t xml:space="preserve"> </w:t>
+      </w:r>
+      <w:r>
+        <w:rPr>
+          <w:rFonts w:ascii="Times New Roman" w:eastAsia="Times New Roman" w:hAnsi="Times New Roman" w:cs="Times New Roman"/>
+          <w:sz w:val="24"/>
+          <w:szCs w:val="24"/>
+        </w:rPr>
+        <w:t>a statistically significant</w:t>
+      </w:r>
+      <w:r>
+        <w:rPr>
+          <w:rFonts w:ascii="Times New Roman" w:eastAsia="Times New Roman" w:hAnsi="Times New Roman" w:cs="Times New Roman"/>
+          <w:sz w:val="24"/>
+          <w:szCs w:val="24"/>
+        </w:rPr>
+        <w:t xml:space="preserve"> odds ratio of </w:t>
+      </w:r>
+      <w:r>
+        <w:rPr>
+          <w:rFonts w:ascii="Times New Roman" w:eastAsia="Times New Roman" w:hAnsi="Times New Roman" w:cs="Times New Roman"/>
+          <w:sz w:val="24"/>
+          <w:szCs w:val="24"/>
+        </w:rPr>
         <w:lastRenderedPageBreak/>
-        <w:t xml:space="preserve">When the head of the household was female, households </w:t>
-      </w:r>
-      <w:r>
-        <w:rPr>
-          <w:rFonts w:ascii="Times New Roman" w:eastAsia="Times New Roman" w:hAnsi="Times New Roman" w:cs="Times New Roman"/>
-          <w:sz w:val="24"/>
-          <w:szCs w:val="24"/>
-        </w:rPr>
-        <w:t xml:space="preserve">had </w:t>
-      </w:r>
-      <w:r>
-        <w:rPr>
-          <w:rFonts w:ascii="Times New Roman" w:eastAsia="Times New Roman" w:hAnsi="Times New Roman" w:cs="Times New Roman"/>
-          <w:sz w:val="24"/>
-          <w:szCs w:val="24"/>
-        </w:rPr>
-        <w:t>lower</w:t>
-      </w:r>
-      <w:r>
-        <w:rPr>
-          <w:rFonts w:ascii="Times New Roman" w:eastAsia="Times New Roman" w:hAnsi="Times New Roman" w:cs="Times New Roman"/>
-          <w:sz w:val="24"/>
-          <w:szCs w:val="24"/>
-        </w:rPr>
-        <w:t xml:space="preserve"> odds of</w:t>
-      </w:r>
-      <w:r>
-        <w:rPr>
-          <w:rFonts w:ascii="Times New Roman" w:eastAsia="Times New Roman" w:hAnsi="Times New Roman" w:cs="Times New Roman"/>
-          <w:sz w:val="24"/>
-          <w:szCs w:val="24"/>
-        </w:rPr>
-        <w:t xml:space="preserve"> obtain</w:t>
-      </w:r>
-      <w:r>
-        <w:rPr>
-          <w:rFonts w:ascii="Times New Roman" w:eastAsia="Times New Roman" w:hAnsi="Times New Roman" w:cs="Times New Roman"/>
-          <w:sz w:val="24"/>
-          <w:szCs w:val="24"/>
-        </w:rPr>
-        <w:t>ing</w:t>
-      </w:r>
-      <w:r>
-        <w:rPr>
-          <w:rFonts w:ascii="Times New Roman" w:eastAsia="Times New Roman" w:hAnsi="Times New Roman" w:cs="Times New Roman"/>
-          <w:sz w:val="24"/>
-          <w:szCs w:val="24"/>
-        </w:rPr>
-        <w:t xml:space="preserve"> a job within the first year.</w:t>
-      </w:r>
-      <w:r>
-        <w:rPr>
-          <w:rFonts w:ascii="Times New Roman" w:eastAsia="Times New Roman" w:hAnsi="Times New Roman" w:cs="Times New Roman"/>
-          <w:sz w:val="24"/>
-          <w:szCs w:val="24"/>
-        </w:rPr>
-        <w:t xml:space="preserve"> Female-headed households ha</w:t>
-      </w:r>
-      <w:r>
-        <w:rPr>
-          <w:rFonts w:ascii="Times New Roman" w:eastAsia="Times New Roman" w:hAnsi="Times New Roman" w:cs="Times New Roman"/>
-          <w:sz w:val="24"/>
-          <w:szCs w:val="24"/>
-        </w:rPr>
-        <w:t>d</w:t>
-      </w:r>
-      <w:r>
-        <w:rPr>
-          <w:rFonts w:ascii="Times New Roman" w:eastAsia="Times New Roman" w:hAnsi="Times New Roman" w:cs="Times New Roman"/>
-          <w:sz w:val="24"/>
-          <w:szCs w:val="24"/>
-        </w:rPr>
-        <w:t xml:space="preserve"> </w:t>
-      </w:r>
-      <w:r>
-        <w:rPr>
-          <w:rFonts w:ascii="Times New Roman" w:eastAsia="Times New Roman" w:hAnsi="Times New Roman" w:cs="Times New Roman"/>
-          <w:sz w:val="24"/>
-          <w:szCs w:val="24"/>
-        </w:rPr>
-        <w:t>a statistically significant</w:t>
-      </w:r>
-      <w:r>
-        <w:rPr>
-          <w:rFonts w:ascii="Times New Roman" w:eastAsia="Times New Roman" w:hAnsi="Times New Roman" w:cs="Times New Roman"/>
-          <w:sz w:val="24"/>
-          <w:szCs w:val="24"/>
-        </w:rPr>
-        <w:t xml:space="preserve"> odds ratio of .3</w:t>
+        <w:t>.3</w:t>
       </w:r>
       <w:r>
         <w:rPr>
@@ -11534,23 +11285,13 @@
         </w:rPr>
         <w:t xml:space="preserve"> at </w:t>
       </w:r>
-      <w:proofErr w:type="spellStart"/>
-      <w:r>
-        <w:rPr>
-          <w:rFonts w:ascii="Times New Roman" w:eastAsia="Times New Roman" w:hAnsi="Times New Roman" w:cs="Times New Roman"/>
-          <w:sz w:val="24"/>
-          <w:szCs w:val="24"/>
-        </w:rPr>
-        <w:t>at</w:t>
-      </w:r>
-      <w:proofErr w:type="spellEnd"/>
-      <w:r>
-        <w:rPr>
-          <w:rFonts w:ascii="Times New Roman" w:eastAsia="Times New Roman" w:hAnsi="Times New Roman" w:cs="Times New Roman"/>
-          <w:sz w:val="24"/>
-          <w:szCs w:val="24"/>
-        </w:rPr>
-        <w:t xml:space="preserve"> least the 90</w:t>
+      <w:r>
+        <w:rPr>
+          <w:rFonts w:ascii="Times New Roman" w:eastAsia="Times New Roman" w:hAnsi="Times New Roman" w:cs="Times New Roman"/>
+          <w:sz w:val="24"/>
+          <w:szCs w:val="24"/>
+        </w:rPr>
+        <w:t>at least the 90</w:t>
       </w:r>
       <w:r>
         <w:rPr>
@@ -11628,62 +11369,71 @@
           <w:sz w:val="24"/>
           <w:szCs w:val="24"/>
         </w:rPr>
+        <w:tab/>
+      </w:r>
+      <w:r>
+        <w:rPr>
+          <w:rFonts w:ascii="Times New Roman" w:eastAsia="Times New Roman" w:hAnsi="Times New Roman" w:cs="Times New Roman"/>
+          <w:color w:val="000000" w:themeColor="text1"/>
+          <w:sz w:val="24"/>
+          <w:szCs w:val="24"/>
+        </w:rPr>
+        <w:t>In contrast to the special place given to education</w:t>
+      </w:r>
+      <w:r>
+        <w:rPr>
+          <w:rFonts w:ascii="Times New Roman" w:eastAsia="Times New Roman" w:hAnsi="Times New Roman" w:cs="Times New Roman"/>
+          <w:color w:val="000000" w:themeColor="text1"/>
+          <w:sz w:val="24"/>
+          <w:szCs w:val="24"/>
+        </w:rPr>
+        <w:t xml:space="preserve"> by segmented assimilation theory and other sociological perspectives</w:t>
+      </w:r>
+      <w:r>
+        <w:rPr>
+          <w:rFonts w:ascii="Times New Roman" w:eastAsia="Times New Roman" w:hAnsi="Times New Roman" w:cs="Times New Roman"/>
+          <w:color w:val="000000" w:themeColor="text1"/>
+          <w:sz w:val="24"/>
+          <w:szCs w:val="24"/>
+        </w:rPr>
+        <w:t>, there was no evidence to assume it predicts whether a household will be able to obtain a job within a year.</w:t>
+      </w:r>
+      <w:r>
+        <w:rPr>
+          <w:rFonts w:ascii="Times New Roman" w:eastAsia="Times New Roman" w:hAnsi="Times New Roman" w:cs="Times New Roman"/>
+          <w:color w:val="000000" w:themeColor="text1"/>
+          <w:sz w:val="24"/>
+          <w:szCs w:val="24"/>
+        </w:rPr>
+        <w:t xml:space="preserve"> This finding </w:t>
+      </w:r>
+      <w:r>
+        <w:rPr>
+          <w:rFonts w:ascii="Times New Roman" w:eastAsia="Times New Roman" w:hAnsi="Times New Roman" w:cs="Times New Roman"/>
+          <w:color w:val="000000" w:themeColor="text1"/>
+          <w:sz w:val="24"/>
+          <w:szCs w:val="24"/>
+        </w:rPr>
+        <w:t>holds when we control for</w:t>
+      </w:r>
+      <w:r>
+        <w:rPr>
+          <w:rFonts w:ascii="Times New Roman" w:eastAsia="Times New Roman" w:hAnsi="Times New Roman" w:cs="Times New Roman"/>
+          <w:color w:val="000000" w:themeColor="text1"/>
+          <w:sz w:val="24"/>
+          <w:szCs w:val="24"/>
+        </w:rPr>
+        <w:t xml:space="preserve"> pre-</w:t>
+      </w:r>
+      <w:r>
+        <w:rPr>
+          <w:rFonts w:ascii="Times New Roman" w:eastAsia="Times New Roman" w:hAnsi="Times New Roman" w:cs="Times New Roman"/>
+          <w:color w:val="000000" w:themeColor="text1"/>
+          <w:sz w:val="24"/>
+          <w:szCs w:val="24"/>
+        </w:rPr>
         <w:lastRenderedPageBreak/>
-        <w:tab/>
-      </w:r>
-      <w:r>
-        <w:rPr>
-          <w:rFonts w:ascii="Times New Roman" w:eastAsia="Times New Roman" w:hAnsi="Times New Roman" w:cs="Times New Roman"/>
-          <w:color w:val="000000" w:themeColor="text1"/>
-          <w:sz w:val="24"/>
-          <w:szCs w:val="24"/>
-        </w:rPr>
-        <w:t>In contrast to the special place given to education</w:t>
-      </w:r>
-      <w:r>
-        <w:rPr>
-          <w:rFonts w:ascii="Times New Roman" w:eastAsia="Times New Roman" w:hAnsi="Times New Roman" w:cs="Times New Roman"/>
-          <w:color w:val="000000" w:themeColor="text1"/>
-          <w:sz w:val="24"/>
-          <w:szCs w:val="24"/>
-        </w:rPr>
-        <w:t xml:space="preserve"> by segmented assimilation theory and other sociological perspectives</w:t>
-      </w:r>
-      <w:r>
-        <w:rPr>
-          <w:rFonts w:ascii="Times New Roman" w:eastAsia="Times New Roman" w:hAnsi="Times New Roman" w:cs="Times New Roman"/>
-          <w:color w:val="000000" w:themeColor="text1"/>
-          <w:sz w:val="24"/>
-          <w:szCs w:val="24"/>
-        </w:rPr>
-        <w:t>, there was no evidence to assume it predicts whether a household will be able to obtain a job within a year.</w:t>
-      </w:r>
-      <w:r>
-        <w:rPr>
-          <w:rFonts w:ascii="Times New Roman" w:eastAsia="Times New Roman" w:hAnsi="Times New Roman" w:cs="Times New Roman"/>
-          <w:color w:val="000000" w:themeColor="text1"/>
-          <w:sz w:val="24"/>
-          <w:szCs w:val="24"/>
-        </w:rPr>
-        <w:t xml:space="preserve"> This finding </w:t>
-      </w:r>
-      <w:r>
-        <w:rPr>
-          <w:rFonts w:ascii="Times New Roman" w:eastAsia="Times New Roman" w:hAnsi="Times New Roman" w:cs="Times New Roman"/>
-          <w:color w:val="000000" w:themeColor="text1"/>
-          <w:sz w:val="24"/>
-          <w:szCs w:val="24"/>
-        </w:rPr>
-        <w:t>holds when we control for</w:t>
-      </w:r>
-      <w:r>
-        <w:rPr>
-          <w:rFonts w:ascii="Times New Roman" w:eastAsia="Times New Roman" w:hAnsi="Times New Roman" w:cs="Times New Roman"/>
-          <w:color w:val="000000" w:themeColor="text1"/>
-          <w:sz w:val="24"/>
-          <w:szCs w:val="24"/>
-        </w:rPr>
-        <w:t xml:space="preserve"> pre-resettlement</w:t>
+        <w:t>resettlement</w:t>
       </w:r>
       <w:r>
         <w:rPr>
@@ -12100,27 +11850,7 @@
           <w:sz w:val="24"/>
           <w:szCs w:val="24"/>
         </w:rPr>
-        <w:t xml:space="preserve"> </w:t>
-      </w:r>
-      <w:proofErr w:type="spellStart"/>
-      <w:r>
-        <w:rPr>
-          <w:rFonts w:ascii="Times New Roman" w:eastAsia="Times New Roman" w:hAnsi="Times New Roman" w:cs="Times New Roman"/>
-          <w:color w:val="000000" w:themeColor="text1"/>
-          <w:sz w:val="24"/>
-          <w:szCs w:val="24"/>
-        </w:rPr>
-        <w:t>Hobfoll</w:t>
-      </w:r>
-      <w:proofErr w:type="spellEnd"/>
-      <w:r>
-        <w:rPr>
-          <w:rFonts w:ascii="Times New Roman" w:eastAsia="Times New Roman" w:hAnsi="Times New Roman" w:cs="Times New Roman"/>
-          <w:color w:val="000000" w:themeColor="text1"/>
-          <w:sz w:val="24"/>
-          <w:szCs w:val="24"/>
-        </w:rPr>
-        <w:t xml:space="preserve"> </w:t>
+        <w:t xml:space="preserve"> Hobfoll </w:t>
       </w:r>
       <w:r>
         <w:rPr>
@@ -12439,7 +12169,6 @@
           <w:sz w:val="24"/>
           <w:szCs w:val="24"/>
         </w:rPr>
-        <w:lastRenderedPageBreak/>
         <w:t>Post-Resettlement</w:t>
       </w:r>
       <w:r>
@@ -12494,6 +12223,7 @@
           <w:sz w:val="24"/>
           <w:szCs w:val="24"/>
         </w:rPr>
+        <w:lastRenderedPageBreak/>
         <w:t>Current enrollment in English</w:t>
       </w:r>
       <w:r>
@@ -12596,27 +12326,7 @@
           <w:sz w:val="24"/>
           <w:szCs w:val="24"/>
         </w:rPr>
-        <w:t xml:space="preserve"> This analysis indicates that neither English nor employment training programs are helpful, at least in the short term. When I ran the final model with an interaction effect between pre-resettlement English proficiency and enrollment in an English training program, I found no change in either </w:t>
-      </w:r>
-      <w:proofErr w:type="gramStart"/>
-      <w:r>
-        <w:rPr>
-          <w:rFonts w:ascii="Times New Roman" w:eastAsia="Times New Roman" w:hAnsi="Times New Roman" w:cs="Times New Roman"/>
-          <w:color w:val="000000" w:themeColor="text1"/>
-          <w:sz w:val="24"/>
-          <w:szCs w:val="24"/>
-        </w:rPr>
-        <w:t>variable;</w:t>
-      </w:r>
-      <w:proofErr w:type="gramEnd"/>
-      <w:r>
-        <w:rPr>
-          <w:rFonts w:ascii="Times New Roman" w:eastAsia="Times New Roman" w:hAnsi="Times New Roman" w:cs="Times New Roman"/>
-          <w:color w:val="000000" w:themeColor="text1"/>
-          <w:sz w:val="24"/>
-          <w:szCs w:val="24"/>
-        </w:rPr>
-        <w:t xml:space="preserve"> alone nor in conjunction. </w:t>
+        <w:t xml:space="preserve"> This analysis indicates that neither English nor employment training programs are helpful, at least in the short term. When I ran the final model with an interaction effect between pre-resettlement English proficiency and enrollment in an English training program, I found no change in either variable; alone nor in conjunction. </w:t>
       </w:r>
     </w:p>
     <w:p>
@@ -12758,7 +12468,6 @@
           <w:sz w:val="24"/>
           <w:szCs w:val="24"/>
         </w:rPr>
-        <w:lastRenderedPageBreak/>
         <w:t>Pre-Resettlement Contexts</w:t>
       </w:r>
     </w:p>
@@ -12777,6 +12486,7 @@
           <w:sz w:val="24"/>
           <w:szCs w:val="24"/>
         </w:rPr>
+        <w:lastRenderedPageBreak/>
         <w:tab/>
         <w:t xml:space="preserve">The origins of refugees had </w:t>
       </w:r>
@@ -12966,7 +12676,31 @@
           <w:sz w:val="24"/>
           <w:szCs w:val="24"/>
         </w:rPr>
-        <w:t xml:space="preserve"> This is a slight advantage, underscored by a small reduction in the </w:t>
+        <w:t xml:space="preserve"> This is a slight advantage, underscored by a small reduction in the AIC: less than </w:t>
+      </w:r>
+      <w:r>
+        <w:rPr>
+          <w:rFonts w:ascii="Times New Roman" w:eastAsia="Times New Roman" w:hAnsi="Times New Roman" w:cs="Times New Roman"/>
+          <w:sz w:val="24"/>
+          <w:szCs w:val="24"/>
+        </w:rPr>
+        <w:t>fifty</w:t>
+      </w:r>
+      <w:r>
+        <w:rPr>
+          <w:rFonts w:ascii="Times New Roman" w:eastAsia="Times New Roman" w:hAnsi="Times New Roman" w:cs="Times New Roman"/>
+          <w:sz w:val="24"/>
+          <w:szCs w:val="24"/>
+        </w:rPr>
+        <w:t xml:space="preserve"> points.</w:t>
+      </w:r>
+      <w:r>
+        <w:rPr>
+          <w:rFonts w:ascii="Times New Roman" w:eastAsia="Times New Roman" w:hAnsi="Times New Roman" w:cs="Times New Roman"/>
+          <w:sz w:val="24"/>
+          <w:szCs w:val="24"/>
+        </w:rPr>
+        <w:t xml:space="preserve"> It is possible that these aggregate regions mask some of the predictive power of region by combining so many resettlement regions together. My temporal measure for </w:t>
       </w:r>
       <w:r>
         <w:rPr>
@@ -12975,31 +12709,7 @@
           <w:szCs w:val="24"/>
         </w:rPr>
         <w:lastRenderedPageBreak/>
-        <w:t xml:space="preserve">AIC: less than </w:t>
-      </w:r>
-      <w:r>
-        <w:rPr>
-          <w:rFonts w:ascii="Times New Roman" w:eastAsia="Times New Roman" w:hAnsi="Times New Roman" w:cs="Times New Roman"/>
-          <w:sz w:val="24"/>
-          <w:szCs w:val="24"/>
-        </w:rPr>
-        <w:t>fifty</w:t>
-      </w:r>
-      <w:r>
-        <w:rPr>
-          <w:rFonts w:ascii="Times New Roman" w:eastAsia="Times New Roman" w:hAnsi="Times New Roman" w:cs="Times New Roman"/>
-          <w:sz w:val="24"/>
-          <w:szCs w:val="24"/>
-        </w:rPr>
-        <w:t xml:space="preserve"> points.</w:t>
-      </w:r>
-      <w:r>
-        <w:rPr>
-          <w:rFonts w:ascii="Times New Roman" w:eastAsia="Times New Roman" w:hAnsi="Times New Roman" w:cs="Times New Roman"/>
-          <w:sz w:val="24"/>
-          <w:szCs w:val="24"/>
-        </w:rPr>
-        <w:t xml:space="preserve"> It is possible that these aggregate regions mask some of the predictive power of region by combining so many resettlement regions together. My temporal measure for which year the survey is administered also was not a significant predictor. This indicates no evidence for any effect a single year, nor a single sample drawn. These results are positive signs for the generalizability of this analysis, </w:t>
+        <w:t xml:space="preserve">which year the survey is administered also was not a significant predictor. This indicates no evidence for any effect a single year, nor a single sample drawn. These results are positive signs for the generalizability of this analysis, </w:t>
       </w:r>
       <w:r>
         <w:rPr>
@@ -13508,17 +13218,7 @@
           <w:sz w:val="24"/>
           <w:szCs w:val="24"/>
         </w:rPr>
-        <w:t xml:space="preserve"> literatures agree on the importance of post-</w:t>
-      </w:r>
-      <w:r>
-        <w:rPr>
-          <w:rFonts w:ascii="Times New Roman" w:eastAsia="Times New Roman" w:hAnsi="Times New Roman" w:cs="Times New Roman"/>
-          <w:color w:val="000000"/>
-          <w:sz w:val="24"/>
-          <w:szCs w:val="24"/>
-        </w:rPr>
-        <w:lastRenderedPageBreak/>
-        <w:t xml:space="preserve">resettlement human capital, I </w:t>
+        <w:t xml:space="preserve"> literatures agree on the importance of post-resettlement human capital, I </w:t>
       </w:r>
       <w:r>
         <w:rPr>
@@ -13601,6 +13301,7 @@
           <w:sz w:val="24"/>
           <w:szCs w:val="24"/>
         </w:rPr>
+        <w:lastRenderedPageBreak/>
         <w:tab/>
       </w:r>
       <w:r>
@@ -13682,27 +13383,7 @@
           <w:sz w:val="24"/>
           <w:szCs w:val="24"/>
         </w:rPr>
-        <w:t xml:space="preserve">Years of education </w:t>
-      </w:r>
-      <w:proofErr w:type="gramStart"/>
-      <w:r>
-        <w:rPr>
-          <w:rFonts w:ascii="Times New Roman" w:eastAsia="Times New Roman" w:hAnsi="Times New Roman" w:cs="Times New Roman"/>
-          <w:color w:val="000000"/>
-          <w:sz w:val="24"/>
-          <w:szCs w:val="24"/>
-        </w:rPr>
-        <w:t>was</w:t>
-      </w:r>
-      <w:proofErr w:type="gramEnd"/>
-      <w:r>
-        <w:rPr>
-          <w:rFonts w:ascii="Times New Roman" w:eastAsia="Times New Roman" w:hAnsi="Times New Roman" w:cs="Times New Roman"/>
-          <w:color w:val="000000"/>
-          <w:sz w:val="24"/>
-          <w:szCs w:val="24"/>
-        </w:rPr>
-        <w:t xml:space="preserve"> a significant predictor in the second-to-last model and approached significance in the final one. </w:t>
+        <w:t xml:space="preserve">Years of education was a significant predictor in the second-to-last model and approached significance in the final one. </w:t>
       </w:r>
       <w:r>
         <w:rPr>
@@ -13740,34 +13421,16 @@
           <w:sz w:val="24"/>
           <w:szCs w:val="24"/>
         </w:rPr>
-        <w:t>Absence of effect evidence</w:t>
-      </w:r>
-      <w:r>
-        <w:rPr>
-          <w:rFonts w:ascii="Times New Roman" w:eastAsia="Times New Roman" w:hAnsi="Times New Roman" w:cs="Times New Roman"/>
-          <w:color w:val="000000"/>
-          <w:sz w:val="24"/>
-          <w:szCs w:val="24"/>
-        </w:rPr>
-        <w:t xml:space="preserve"> further</w:t>
-      </w:r>
-      <w:r>
-        <w:rPr>
-          <w:rFonts w:ascii="Times New Roman" w:eastAsia="Times New Roman" w:hAnsi="Times New Roman" w:cs="Times New Roman"/>
-          <w:color w:val="000000"/>
-          <w:sz w:val="24"/>
-          <w:szCs w:val="24"/>
-        </w:rPr>
-        <w:t>s</w:t>
-      </w:r>
-      <w:r>
-        <w:rPr>
-          <w:rFonts w:ascii="Times New Roman" w:eastAsia="Times New Roman" w:hAnsi="Times New Roman" w:cs="Times New Roman"/>
-          <w:color w:val="000000"/>
-          <w:sz w:val="24"/>
-          <w:szCs w:val="24"/>
-        </w:rPr>
-        <w:t xml:space="preserve"> </w:t>
+        <w:t>Situations where contexts do not have an effect</w:t>
+      </w:r>
+      <w:r>
+        <w:rPr>
+          <w:rFonts w:ascii="Times New Roman" w:eastAsia="Times New Roman" w:hAnsi="Times New Roman" w:cs="Times New Roman"/>
+          <w:color w:val="000000"/>
+          <w:sz w:val="24"/>
+          <w:szCs w:val="24"/>
+        </w:rPr>
+        <w:t xml:space="preserve"> further </w:t>
       </w:r>
       <w:r>
         <w:rPr>
@@ -13905,7 +13568,16 @@
           <w:sz w:val="24"/>
           <w:szCs w:val="24"/>
         </w:rPr>
-        <w:t>The majority of</w:t>
+        <w:t>However, t</w:t>
+      </w:r>
+      <w:r>
+        <w:rPr>
+          <w:rFonts w:ascii="Times New Roman" w:eastAsia="Times New Roman" w:hAnsi="Times New Roman" w:cs="Times New Roman"/>
+          <w:color w:val="000000"/>
+          <w:sz w:val="24"/>
+          <w:szCs w:val="24"/>
+        </w:rPr>
+        <w:t>he majority of</w:t>
       </w:r>
       <w:r>
         <w:rPr>
@@ -15070,16 +14742,52 @@
           <w:sz w:val="24"/>
           <w:szCs w:val="24"/>
         </w:rPr>
-        <w:t xml:space="preserve">correlated variables that explain the same association. Is this likely? </w:t>
-      </w:r>
-      <w:r>
-        <w:rPr>
-          <w:rFonts w:ascii="Times New Roman" w:eastAsia="Times New Roman" w:hAnsi="Times New Roman" w:cs="Times New Roman"/>
-          <w:color w:val="000000"/>
-          <w:sz w:val="24"/>
-          <w:szCs w:val="24"/>
-        </w:rPr>
-        <w:t xml:space="preserve">The answer may be in the AIC. Introducing the post-resettlement human capital variables </w:t>
+        <w:t>correlated variables that explain the same association. Is this likely?</w:t>
+      </w:r>
+      <w:r>
+        <w:rPr>
+          <w:rFonts w:ascii="Times New Roman" w:eastAsia="Times New Roman" w:hAnsi="Times New Roman" w:cs="Times New Roman"/>
+          <w:color w:val="000000"/>
+          <w:sz w:val="24"/>
+          <w:szCs w:val="24"/>
+        </w:rPr>
+        <w:t xml:space="preserve"> The pre and post resettlement variables are certainly related, one causes the other. They correlate around .75.</w:t>
+      </w:r>
+      <w:r>
+        <w:rPr>
+          <w:rFonts w:ascii="Times New Roman" w:eastAsia="Times New Roman" w:hAnsi="Times New Roman" w:cs="Times New Roman"/>
+          <w:color w:val="000000"/>
+          <w:sz w:val="24"/>
+          <w:szCs w:val="24"/>
+        </w:rPr>
+        <w:t xml:space="preserve"> </w:t>
+      </w:r>
+      <w:r>
+        <w:rPr>
+          <w:rFonts w:ascii="Times New Roman" w:eastAsia="Times New Roman" w:hAnsi="Times New Roman" w:cs="Times New Roman"/>
+          <w:color w:val="000000"/>
+          <w:sz w:val="24"/>
+          <w:szCs w:val="24"/>
+        </w:rPr>
+        <w:t xml:space="preserve">The </w:t>
+      </w:r>
+      <w:r>
+        <w:rPr>
+          <w:rFonts w:ascii="Times New Roman" w:eastAsia="Times New Roman" w:hAnsi="Times New Roman" w:cs="Times New Roman"/>
+          <w:color w:val="000000"/>
+          <w:sz w:val="24"/>
+          <w:szCs w:val="24"/>
+        </w:rPr>
+        <w:t>arbiter</w:t>
+      </w:r>
+      <w:r>
+        <w:rPr>
+          <w:rFonts w:ascii="Times New Roman" w:eastAsia="Times New Roman" w:hAnsi="Times New Roman" w:cs="Times New Roman"/>
+          <w:color w:val="000000"/>
+          <w:sz w:val="24"/>
+          <w:szCs w:val="24"/>
+        </w:rPr>
+        <w:t xml:space="preserve"> may be the AIC. Introducing the post-resettlement human capital variables </w:t>
       </w:r>
       <w:r>
         <w:rPr>
@@ -15115,7 +14823,25 @@
           <w:sz w:val="24"/>
           <w:szCs w:val="24"/>
         </w:rPr>
-        <w:t xml:space="preserve"> Introducing the pre-resettlement variable only reduced the AIC by about 200 points</w:t>
+        <w:t xml:space="preserve"> Introducing the pre-resettlement variable</w:t>
+      </w:r>
+      <w:r>
+        <w:rPr>
+          <w:rFonts w:ascii="Times New Roman" w:eastAsia="Times New Roman" w:hAnsi="Times New Roman" w:cs="Times New Roman"/>
+          <w:color w:val="000000"/>
+          <w:sz w:val="24"/>
+          <w:szCs w:val="24"/>
+        </w:rPr>
+        <w:t>s</w:t>
+      </w:r>
+      <w:r>
+        <w:rPr>
+          <w:rFonts w:ascii="Times New Roman" w:eastAsia="Times New Roman" w:hAnsi="Times New Roman" w:cs="Times New Roman"/>
+          <w:color w:val="000000"/>
+          <w:sz w:val="24"/>
+          <w:szCs w:val="24"/>
+        </w:rPr>
+        <w:t xml:space="preserve"> only reduced the AIC by about 200 points</w:t>
       </w:r>
       <w:r>
         <w:rPr>
@@ -15196,7 +14922,43 @@
           <w:sz w:val="24"/>
           <w:szCs w:val="24"/>
         </w:rPr>
-        <w:t xml:space="preserve"> This murkiness seems to recommend caution in asserting against the null hypothesis</w:t>
+        <w:t xml:space="preserve"> This </w:t>
+      </w:r>
+      <w:r>
+        <w:rPr>
+          <w:rFonts w:ascii="Times New Roman" w:eastAsia="Times New Roman" w:hAnsi="Times New Roman" w:cs="Times New Roman"/>
+          <w:color w:val="000000"/>
+          <w:sz w:val="24"/>
+          <w:szCs w:val="24"/>
+        </w:rPr>
+        <w:t>ambivalence</w:t>
+      </w:r>
+      <w:r>
+        <w:rPr>
+          <w:rFonts w:ascii="Times New Roman" w:eastAsia="Times New Roman" w:hAnsi="Times New Roman" w:cs="Times New Roman"/>
+          <w:color w:val="000000"/>
+          <w:sz w:val="24"/>
+          <w:szCs w:val="24"/>
+        </w:rPr>
+        <w:t xml:space="preserve"> seems to </w:t>
+      </w:r>
+      <w:r>
+        <w:rPr>
+          <w:rFonts w:ascii="Times New Roman" w:eastAsia="Times New Roman" w:hAnsi="Times New Roman" w:cs="Times New Roman"/>
+          <w:color w:val="000000"/>
+          <w:sz w:val="24"/>
+          <w:szCs w:val="24"/>
+        </w:rPr>
+        <w:t>recommend the more conservative null</w:t>
+      </w:r>
+      <w:r>
+        <w:rPr>
+          <w:rFonts w:ascii="Times New Roman" w:eastAsia="Times New Roman" w:hAnsi="Times New Roman" w:cs="Times New Roman"/>
+          <w:color w:val="000000"/>
+          <w:sz w:val="24"/>
+          <w:szCs w:val="24"/>
+        </w:rPr>
+        <w:t xml:space="preserve"> hypothesis</w:t>
       </w:r>
       <w:r>
         <w:rPr>
@@ -15343,45 +15105,7 @@
           <w:sz w:val="24"/>
           <w:szCs w:val="24"/>
         </w:rPr>
-        <w:t xml:space="preserve">cataloging the disadvantages of black skin and African ancestry on outcomes in the United States. It is possible that </w:t>
-      </w:r>
-      <w:r>
-        <w:rPr>
-          <w:rFonts w:ascii="Times New Roman" w:eastAsia="Times New Roman" w:hAnsi="Times New Roman" w:cs="Times New Roman"/>
-          <w:color w:val="000000"/>
-          <w:sz w:val="24"/>
-          <w:szCs w:val="24"/>
-        </w:rPr>
-        <w:t xml:space="preserve">DR Congolese are assessed separately from </w:t>
-      </w:r>
-      <w:proofErr w:type="gramStart"/>
-      <w:r>
-        <w:rPr>
-          <w:rFonts w:ascii="Times New Roman" w:eastAsia="Times New Roman" w:hAnsi="Times New Roman" w:cs="Times New Roman"/>
-          <w:color w:val="000000"/>
-          <w:sz w:val="24"/>
-          <w:szCs w:val="24"/>
-        </w:rPr>
-        <w:t>African-Americans</w:t>
-      </w:r>
-      <w:proofErr w:type="gramEnd"/>
-      <w:r>
-        <w:rPr>
-          <w:rFonts w:ascii="Times New Roman" w:eastAsia="Times New Roman" w:hAnsi="Times New Roman" w:cs="Times New Roman"/>
-          <w:color w:val="000000"/>
-          <w:sz w:val="24"/>
-          <w:szCs w:val="24"/>
-        </w:rPr>
-        <w:t xml:space="preserve"> or </w:t>
-      </w:r>
-      <w:r>
-        <w:rPr>
-          <w:rFonts w:ascii="Times New Roman" w:eastAsia="Times New Roman" w:hAnsi="Times New Roman" w:cs="Times New Roman"/>
-          <w:color w:val="000000"/>
-          <w:sz w:val="24"/>
-          <w:szCs w:val="24"/>
-        </w:rPr>
-        <w:t xml:space="preserve">excel despite </w:t>
+        <w:t xml:space="preserve">cataloging the disadvantages of black skin and African ancestry on outcomes in the United States. It is </w:t>
       </w:r>
       <w:r>
         <w:rPr>
@@ -15391,7 +15115,25 @@
           <w:szCs w:val="24"/>
         </w:rPr>
         <w:lastRenderedPageBreak/>
-        <w:t xml:space="preserve">racism and a hostile host context through some </w:t>
+        <w:t xml:space="preserve">possible that </w:t>
+      </w:r>
+      <w:r>
+        <w:rPr>
+          <w:rFonts w:ascii="Times New Roman" w:eastAsia="Times New Roman" w:hAnsi="Times New Roman" w:cs="Times New Roman"/>
+          <w:color w:val="000000"/>
+          <w:sz w:val="24"/>
+          <w:szCs w:val="24"/>
+        </w:rPr>
+        <w:t xml:space="preserve">DR Congolese are assessed separately from African-Americans or </w:t>
+      </w:r>
+      <w:r>
+        <w:rPr>
+          <w:rFonts w:ascii="Times New Roman" w:eastAsia="Times New Roman" w:hAnsi="Times New Roman" w:cs="Times New Roman"/>
+          <w:color w:val="000000"/>
+          <w:sz w:val="24"/>
+          <w:szCs w:val="24"/>
+        </w:rPr>
+        <w:t xml:space="preserve">excel despite racism and a hostile host context through some </w:t>
       </w:r>
       <w:r>
         <w:rPr>
@@ -15445,7 +15187,43 @@
           <w:sz w:val="24"/>
           <w:szCs w:val="24"/>
         </w:rPr>
-        <w:t xml:space="preserve"> Some scholars like Bonill</w:t>
+        <w:t xml:space="preserve"> Some scholars</w:t>
+      </w:r>
+      <w:r>
+        <w:rPr>
+          <w:rFonts w:ascii="Times New Roman" w:eastAsia="Times New Roman" w:hAnsi="Times New Roman" w:cs="Times New Roman"/>
+          <w:color w:val="000000"/>
+          <w:sz w:val="24"/>
+          <w:szCs w:val="24"/>
+        </w:rPr>
+        <w:t>,</w:t>
+      </w:r>
+      <w:r>
+        <w:rPr>
+          <w:rFonts w:ascii="Times New Roman" w:eastAsia="Times New Roman" w:hAnsi="Times New Roman" w:cs="Times New Roman"/>
+          <w:color w:val="000000"/>
+          <w:sz w:val="24"/>
+          <w:szCs w:val="24"/>
+        </w:rPr>
+        <w:t xml:space="preserve"> like </w:t>
+      </w:r>
+      <w:r>
+        <w:rPr>
+          <w:rFonts w:ascii="Times New Roman" w:eastAsia="Times New Roman" w:hAnsi="Times New Roman" w:cs="Times New Roman"/>
+          <w:color w:val="000000"/>
+          <w:sz w:val="24"/>
+          <w:szCs w:val="24"/>
+        </w:rPr>
+        <w:t xml:space="preserve">Dr. </w:t>
+      </w:r>
+      <w:r>
+        <w:rPr>
+          <w:rFonts w:ascii="Times New Roman" w:eastAsia="Times New Roman" w:hAnsi="Times New Roman" w:cs="Times New Roman"/>
+          <w:color w:val="000000"/>
+          <w:sz w:val="24"/>
+          <w:szCs w:val="24"/>
+        </w:rPr>
+        <w:t>Bonill</w:t>
       </w:r>
       <w:r>
         <w:rPr>
@@ -15515,7 +15293,34 @@
           <w:sz w:val="24"/>
           <w:szCs w:val="24"/>
         </w:rPr>
-        <w:t xml:space="preserve"> posit that lighter immigrants, like Asians, would occupy either a “white” or “honorary white” position of advantage in the U.S. The Bhutanese and Burmese refugees may illustrate this case, but the Ukrainian, Thai, and Syrian households do not. </w:t>
+        <w:t>,</w:t>
+      </w:r>
+      <w:r>
+        <w:rPr>
+          <w:rFonts w:ascii="Times New Roman" w:eastAsia="Times New Roman" w:hAnsi="Times New Roman" w:cs="Times New Roman"/>
+          <w:color w:val="000000"/>
+          <w:sz w:val="24"/>
+          <w:szCs w:val="24"/>
+        </w:rPr>
+        <w:t xml:space="preserve"> posit that lighter immigrants, like Asians, would occupy either a “white” or “honorary white” position of advantage in the U.S. The Bhutanese and Burmese refugees may illustrate this </w:t>
+      </w:r>
+      <w:r>
+        <w:rPr>
+          <w:rFonts w:ascii="Times New Roman" w:eastAsia="Times New Roman" w:hAnsi="Times New Roman" w:cs="Times New Roman"/>
+          <w:color w:val="000000"/>
+          <w:sz w:val="24"/>
+          <w:szCs w:val="24"/>
+        </w:rPr>
+        <w:t>assertion</w:t>
+      </w:r>
+      <w:r>
+        <w:rPr>
+          <w:rFonts w:ascii="Times New Roman" w:eastAsia="Times New Roman" w:hAnsi="Times New Roman" w:cs="Times New Roman"/>
+          <w:color w:val="000000"/>
+          <w:sz w:val="24"/>
+          <w:szCs w:val="24"/>
+        </w:rPr>
+        <w:t xml:space="preserve">, but the Ukrainian, Thai, and Syrian households do not. </w:t>
       </w:r>
       <w:r>
         <w:rPr>
@@ -15608,27 +15413,25 @@
           <w:sz w:val="24"/>
           <w:szCs w:val="24"/>
         </w:rPr>
-        <w:t xml:space="preserve"> While other hypotheses can be debated, there is no evidence to assume that work backgrounds influence obtaining a job within a year. Only the limitation of this variable to earlier years of the survey </w:t>
-      </w:r>
-      <w:proofErr w:type="gramStart"/>
-      <w:r>
-        <w:rPr>
-          <w:rFonts w:ascii="Times New Roman" w:eastAsia="Times New Roman" w:hAnsi="Times New Roman" w:cs="Times New Roman"/>
-          <w:color w:val="000000"/>
-          <w:sz w:val="24"/>
-          <w:szCs w:val="24"/>
-        </w:rPr>
-        <w:t>need</w:t>
-      </w:r>
-      <w:proofErr w:type="gramEnd"/>
-      <w:r>
-        <w:rPr>
-          <w:rFonts w:ascii="Times New Roman" w:eastAsia="Times New Roman" w:hAnsi="Times New Roman" w:cs="Times New Roman"/>
-          <w:color w:val="000000"/>
-          <w:sz w:val="24"/>
-          <w:szCs w:val="24"/>
-        </w:rPr>
-        <w:t xml:space="preserve"> to be noted for this hypothesis.  </w:t>
+        <w:t xml:space="preserve"> While other </w:t>
+      </w:r>
+      <w:r>
+        <w:rPr>
+          <w:rFonts w:ascii="Times New Roman" w:eastAsia="Times New Roman" w:hAnsi="Times New Roman" w:cs="Times New Roman"/>
+          <w:color w:val="000000"/>
+          <w:sz w:val="24"/>
+          <w:szCs w:val="24"/>
+        </w:rPr>
+        <w:t xml:space="preserve">aspects of the </w:t>
+      </w:r>
+      <w:r>
+        <w:rPr>
+          <w:rFonts w:ascii="Times New Roman" w:eastAsia="Times New Roman" w:hAnsi="Times New Roman" w:cs="Times New Roman"/>
+          <w:color w:val="000000"/>
+          <w:sz w:val="24"/>
+          <w:szCs w:val="24"/>
+        </w:rPr>
+        <w:t xml:space="preserve">hypotheses can be debated, there is no evidence to assume that work backgrounds influence obtaining a job within a year. Only the limitation of this variable to earlier years of the survey need to be noted for this hypothesis.  </w:t>
       </w:r>
     </w:p>
     <w:p>
@@ -15676,27 +15479,7 @@
           <w:sz w:val="24"/>
           <w:szCs w:val="24"/>
         </w:rPr>
-        <w:t xml:space="preserve">these outcomes were not </w:t>
-      </w:r>
-      <w:proofErr w:type="gramStart"/>
-      <w:r>
-        <w:rPr>
-          <w:rFonts w:ascii="Times New Roman" w:eastAsia="Times New Roman" w:hAnsi="Times New Roman" w:cs="Times New Roman"/>
-          <w:color w:val="000000"/>
-          <w:sz w:val="24"/>
-          <w:szCs w:val="24"/>
-        </w:rPr>
-        <w:t>controlled for</w:t>
-      </w:r>
-      <w:proofErr w:type="gramEnd"/>
-      <w:r>
-        <w:rPr>
-          <w:rFonts w:ascii="Times New Roman" w:eastAsia="Times New Roman" w:hAnsi="Times New Roman" w:cs="Times New Roman"/>
-          <w:color w:val="000000"/>
-          <w:sz w:val="24"/>
-          <w:szCs w:val="24"/>
-        </w:rPr>
-        <w:t xml:space="preserve"> by other variables. This recommends rejecting the null hypothesis. I found no evidence that the timing of the host contexts predicted finding a job within a year, not continuously and not as a factor. </w:t>
+        <w:t xml:space="preserve">these outcomes were not controlled for by other variables. This recommends rejecting the null hypothesis. I found no evidence that the timing of the host contexts predicted finding a job within a year, not continuously and not as a factor. </w:t>
       </w:r>
     </w:p>
     <w:p>
@@ -15747,7 +15530,25 @@
           <w:sz w:val="24"/>
           <w:szCs w:val="24"/>
         </w:rPr>
-        <w:t>I found a myriad of pre-resettlement characteristics that impacted whether a refugee was able to find a job within the first year of resettlement to the United States. Country of origin was an important variable, as</w:t>
+        <w:t xml:space="preserve">I found a myriad of pre-resettlement characteristics that impacted whether a refugee was able to find a job within the first year of resettlement to the United States. </w:t>
+      </w:r>
+      <w:r>
+        <w:rPr>
+          <w:rFonts w:ascii="Times New Roman" w:eastAsia="Times New Roman" w:hAnsi="Times New Roman" w:cs="Times New Roman"/>
+          <w:color w:val="000000"/>
+          <w:sz w:val="24"/>
+          <w:szCs w:val="24"/>
+        </w:rPr>
+        <w:t xml:space="preserve">These characteristics can be seen as strategies that will help households successfully find jobs, but also as opportunities to address inequal outcomes occurring based on these characteristics. </w:t>
+      </w:r>
+      <w:r>
+        <w:rPr>
+          <w:rFonts w:ascii="Times New Roman" w:eastAsia="Times New Roman" w:hAnsi="Times New Roman" w:cs="Times New Roman"/>
+          <w:color w:val="000000"/>
+          <w:sz w:val="24"/>
+          <w:szCs w:val="24"/>
+        </w:rPr>
+        <w:t>Country of origin was an important variable, as</w:t>
       </w:r>
       <w:r>
         <w:rPr>
@@ -15801,7 +15602,17 @@
           <w:sz w:val="24"/>
           <w:szCs w:val="24"/>
         </w:rPr>
-        <w:t xml:space="preserve"> Many of the </w:t>
+        <w:t xml:space="preserve"> Many </w:t>
+      </w:r>
+      <w:r>
+        <w:rPr>
+          <w:rFonts w:ascii="Times New Roman" w:eastAsia="Times New Roman" w:hAnsi="Times New Roman" w:cs="Times New Roman"/>
+          <w:color w:val="000000"/>
+          <w:sz w:val="24"/>
+          <w:szCs w:val="24"/>
+        </w:rPr>
+        <w:lastRenderedPageBreak/>
+        <w:t xml:space="preserve">of the </w:t>
       </w:r>
       <w:r>
         <w:rPr>
@@ -15873,17 +15684,7 @@
           <w:sz w:val="24"/>
           <w:szCs w:val="24"/>
         </w:rPr>
-        <w:t xml:space="preserve">were obscured in the final </w:t>
-      </w:r>
-      <w:r>
-        <w:rPr>
-          <w:rFonts w:ascii="Times New Roman" w:eastAsia="Times New Roman" w:hAnsi="Times New Roman" w:cs="Times New Roman"/>
-          <w:color w:val="000000"/>
-          <w:sz w:val="24"/>
-          <w:szCs w:val="24"/>
-        </w:rPr>
-        <w:lastRenderedPageBreak/>
-        <w:t>model, perhaps by endogeneity and collinearity</w:t>
+        <w:t>were obscured in the final model, perhaps by endogeneity and collinearity</w:t>
       </w:r>
       <w:r>
         <w:rPr>
@@ -16009,6 +15810,7 @@
         <w:ind w:firstLine="720"/>
         <w:rPr>
           <w:rFonts w:ascii="Times New Roman" w:eastAsia="Times New Roman" w:hAnsi="Times New Roman" w:cs="Times New Roman"/>
+          <w:color w:val="000000"/>
           <w:sz w:val="24"/>
           <w:szCs w:val="24"/>
         </w:rPr>
@@ -16020,512 +15822,584 @@
           <w:sz w:val="24"/>
           <w:szCs w:val="24"/>
         </w:rPr>
-        <w:t xml:space="preserve">Policy makers should be cognizant of the </w:t>
-      </w:r>
-      <w:r>
-        <w:rPr>
-          <w:rFonts w:ascii="Times New Roman" w:eastAsia="Times New Roman" w:hAnsi="Times New Roman" w:cs="Times New Roman"/>
-          <w:color w:val="000000"/>
-          <w:sz w:val="24"/>
-          <w:szCs w:val="24"/>
-        </w:rPr>
-        <w:t xml:space="preserve">difficulty refugees </w:t>
-      </w:r>
-      <w:r>
-        <w:rPr>
-          <w:rFonts w:ascii="Times New Roman" w:eastAsia="Times New Roman" w:hAnsi="Times New Roman" w:cs="Times New Roman"/>
-          <w:color w:val="000000"/>
-          <w:sz w:val="24"/>
-          <w:szCs w:val="24"/>
-        </w:rPr>
-        <w:t>undertake to have their qualification</w:t>
-      </w:r>
-      <w:r>
-        <w:rPr>
-          <w:rFonts w:ascii="Times New Roman" w:eastAsia="Times New Roman" w:hAnsi="Times New Roman" w:cs="Times New Roman"/>
-          <w:color w:val="000000"/>
-          <w:sz w:val="24"/>
-          <w:szCs w:val="24"/>
-        </w:rPr>
-        <w:t>s</w:t>
-      </w:r>
-      <w:r>
-        <w:rPr>
-          <w:rFonts w:ascii="Times New Roman" w:eastAsia="Times New Roman" w:hAnsi="Times New Roman" w:cs="Times New Roman"/>
-          <w:color w:val="000000"/>
-          <w:sz w:val="24"/>
-          <w:szCs w:val="24"/>
-        </w:rPr>
-        <w:t xml:space="preserve"> recognized and taken seriously. </w:t>
-      </w:r>
-      <w:r>
-        <w:rPr>
-          <w:rFonts w:ascii="Times New Roman" w:eastAsia="Times New Roman" w:hAnsi="Times New Roman" w:cs="Times New Roman"/>
-          <w:color w:val="000000"/>
-          <w:sz w:val="24"/>
-          <w:szCs w:val="24"/>
-        </w:rPr>
-        <w:t xml:space="preserve">Investing in English language training </w:t>
-      </w:r>
-      <w:r>
-        <w:rPr>
-          <w:rFonts w:ascii="Times New Roman" w:eastAsia="Times New Roman" w:hAnsi="Times New Roman" w:cs="Times New Roman"/>
-          <w:color w:val="000000"/>
-          <w:sz w:val="24"/>
-          <w:szCs w:val="24"/>
-        </w:rPr>
-        <w:t>after</w:t>
-      </w:r>
-      <w:r>
-        <w:rPr>
-          <w:rFonts w:ascii="Times New Roman" w:eastAsia="Times New Roman" w:hAnsi="Times New Roman" w:cs="Times New Roman"/>
-          <w:color w:val="000000"/>
-          <w:sz w:val="24"/>
-          <w:szCs w:val="24"/>
-        </w:rPr>
-        <w:t xml:space="preserve"> refugees arrive will help them translate their abilities to American </w:t>
-      </w:r>
-      <w:r>
-        <w:rPr>
-          <w:rFonts w:ascii="Times New Roman" w:eastAsia="Times New Roman" w:hAnsi="Times New Roman" w:cs="Times New Roman"/>
-          <w:color w:val="000000"/>
-          <w:sz w:val="24"/>
-          <w:szCs w:val="24"/>
-        </w:rPr>
-        <w:t>employers and neighbors</w:t>
-      </w:r>
-      <w:r>
-        <w:rPr>
-          <w:rFonts w:ascii="Times New Roman" w:eastAsia="Times New Roman" w:hAnsi="Times New Roman" w:cs="Times New Roman"/>
-          <w:color w:val="000000"/>
-          <w:sz w:val="24"/>
-          <w:szCs w:val="24"/>
-        </w:rPr>
-        <w:t xml:space="preserve">. </w:t>
-      </w:r>
-      <w:r>
-        <w:rPr>
-          <w:rFonts w:ascii="Times New Roman" w:eastAsia="Times New Roman" w:hAnsi="Times New Roman" w:cs="Times New Roman"/>
-          <w:color w:val="000000"/>
-          <w:sz w:val="24"/>
-          <w:szCs w:val="24"/>
-        </w:rPr>
-        <w:t>The</w:t>
-      </w:r>
-      <w:r>
-        <w:rPr>
-          <w:rFonts w:ascii="Times New Roman" w:eastAsia="Times New Roman" w:hAnsi="Times New Roman" w:cs="Times New Roman"/>
-          <w:color w:val="000000"/>
-          <w:sz w:val="24"/>
-          <w:szCs w:val="24"/>
-        </w:rPr>
-        <w:t xml:space="preserve"> strong</w:t>
-      </w:r>
-      <w:r>
-        <w:rPr>
-          <w:rFonts w:ascii="Times New Roman" w:eastAsia="Times New Roman" w:hAnsi="Times New Roman" w:cs="Times New Roman"/>
-          <w:color w:val="000000"/>
-          <w:sz w:val="24"/>
-          <w:szCs w:val="24"/>
-        </w:rPr>
-        <w:t xml:space="preserve"> </w:t>
-      </w:r>
-      <w:r>
-        <w:rPr>
-          <w:rFonts w:ascii="Times New Roman" w:eastAsia="Times New Roman" w:hAnsi="Times New Roman" w:cs="Times New Roman"/>
-          <w:color w:val="000000"/>
-          <w:sz w:val="24"/>
-          <w:szCs w:val="24"/>
-        </w:rPr>
-        <w:t>association</w:t>
-      </w:r>
-      <w:r>
-        <w:rPr>
-          <w:rFonts w:ascii="Times New Roman" w:eastAsia="Times New Roman" w:hAnsi="Times New Roman" w:cs="Times New Roman"/>
-          <w:color w:val="000000"/>
-          <w:sz w:val="24"/>
-          <w:szCs w:val="24"/>
-        </w:rPr>
-        <w:t xml:space="preserve"> of</w:t>
-      </w:r>
-      <w:r>
-        <w:rPr>
-          <w:rFonts w:ascii="Times New Roman" w:eastAsia="Times New Roman" w:hAnsi="Times New Roman" w:cs="Times New Roman"/>
-          <w:color w:val="000000"/>
-          <w:sz w:val="24"/>
-          <w:szCs w:val="24"/>
-        </w:rPr>
-        <w:t xml:space="preserve"> these programs</w:t>
-      </w:r>
-      <w:r>
-        <w:rPr>
-          <w:rFonts w:ascii="Times New Roman" w:eastAsia="Times New Roman" w:hAnsi="Times New Roman" w:cs="Times New Roman"/>
-          <w:color w:val="000000"/>
-          <w:sz w:val="24"/>
-          <w:szCs w:val="24"/>
-        </w:rPr>
-        <w:t xml:space="preserve"> among the employed and recently employed</w:t>
-      </w:r>
-      <w:r>
-        <w:rPr>
-          <w:rFonts w:ascii="Times New Roman" w:eastAsia="Times New Roman" w:hAnsi="Times New Roman" w:cs="Times New Roman"/>
-          <w:color w:val="000000"/>
-          <w:sz w:val="24"/>
-          <w:szCs w:val="24"/>
-        </w:rPr>
-        <w:t xml:space="preserve"> </w:t>
-      </w:r>
-      <w:r>
-        <w:rPr>
-          <w:rFonts w:ascii="Times New Roman" w:eastAsia="Times New Roman" w:hAnsi="Times New Roman" w:cs="Times New Roman"/>
-          <w:color w:val="000000"/>
-          <w:sz w:val="24"/>
-          <w:szCs w:val="24"/>
-        </w:rPr>
-        <w:t>reveal how</w:t>
-      </w:r>
-      <w:r>
-        <w:rPr>
-          <w:rFonts w:ascii="Times New Roman" w:eastAsia="Times New Roman" w:hAnsi="Times New Roman" w:cs="Times New Roman"/>
-          <w:color w:val="000000"/>
-          <w:sz w:val="24"/>
-          <w:szCs w:val="24"/>
-        </w:rPr>
-        <w:t xml:space="preserve"> American </w:t>
-      </w:r>
-      <w:r>
-        <w:rPr>
-          <w:rFonts w:ascii="Times New Roman" w:eastAsia="Times New Roman" w:hAnsi="Times New Roman" w:cs="Times New Roman"/>
-          <w:color w:val="000000"/>
-          <w:sz w:val="24"/>
-          <w:szCs w:val="24"/>
-        </w:rPr>
-        <w:t>employers gain</w:t>
-      </w:r>
-      <w:r>
-        <w:rPr>
-          <w:rFonts w:ascii="Times New Roman" w:eastAsia="Times New Roman" w:hAnsi="Times New Roman" w:cs="Times New Roman"/>
-          <w:color w:val="000000"/>
-          <w:sz w:val="24"/>
-          <w:szCs w:val="24"/>
-        </w:rPr>
-        <w:t xml:space="preserve"> confidence in refugee household</w:t>
-      </w:r>
-      <w:r>
-        <w:rPr>
-          <w:rFonts w:ascii="Times New Roman" w:eastAsia="Times New Roman" w:hAnsi="Times New Roman" w:cs="Times New Roman"/>
-          <w:color w:val="000000"/>
-          <w:sz w:val="24"/>
-          <w:szCs w:val="24"/>
-        </w:rPr>
-        <w:t>s’ skills</w:t>
-      </w:r>
-      <w:r>
-        <w:rPr>
-          <w:rFonts w:ascii="Times New Roman" w:eastAsia="Times New Roman" w:hAnsi="Times New Roman" w:cs="Times New Roman"/>
-          <w:color w:val="000000"/>
-          <w:sz w:val="24"/>
-          <w:szCs w:val="24"/>
-        </w:rPr>
-        <w:t>.</w:t>
-      </w:r>
-      <w:r>
-        <w:rPr>
-          <w:rFonts w:ascii="Times New Roman" w:eastAsia="Times New Roman" w:hAnsi="Times New Roman" w:cs="Times New Roman"/>
-          <w:color w:val="000000"/>
-          <w:sz w:val="24"/>
-          <w:szCs w:val="24"/>
-        </w:rPr>
-        <w:t xml:space="preserve"> This analysis reveals</w:t>
-      </w:r>
-      <w:r>
-        <w:rPr>
-          <w:rFonts w:ascii="Times New Roman" w:eastAsia="Times New Roman" w:hAnsi="Times New Roman" w:cs="Times New Roman"/>
-          <w:color w:val="000000"/>
-          <w:sz w:val="24"/>
-          <w:szCs w:val="24"/>
-        </w:rPr>
-        <w:t xml:space="preserve"> </w:t>
-      </w:r>
-      <w:r>
-        <w:rPr>
-          <w:rFonts w:ascii="Times New Roman" w:eastAsia="Times New Roman" w:hAnsi="Times New Roman" w:cs="Times New Roman"/>
-          <w:color w:val="000000"/>
-          <w:sz w:val="24"/>
-          <w:szCs w:val="24"/>
-        </w:rPr>
-        <w:t>female-headed households are struggling to obtain employment quickly</w:t>
-      </w:r>
-      <w:r>
-        <w:rPr>
-          <w:rFonts w:ascii="Times New Roman" w:eastAsia="Times New Roman" w:hAnsi="Times New Roman" w:cs="Times New Roman"/>
-          <w:color w:val="000000"/>
-          <w:sz w:val="24"/>
-          <w:szCs w:val="24"/>
-        </w:rPr>
-        <w:t>,</w:t>
-      </w:r>
-      <w:r>
-        <w:rPr>
-          <w:rFonts w:ascii="Times New Roman" w:eastAsia="Times New Roman" w:hAnsi="Times New Roman" w:cs="Times New Roman"/>
-          <w:color w:val="000000"/>
-          <w:sz w:val="24"/>
-          <w:szCs w:val="24"/>
-        </w:rPr>
-        <w:t xml:space="preserve"> as are households with dependent members.</w:t>
-      </w:r>
-      <w:r>
-        <w:rPr>
-          <w:rFonts w:ascii="Times New Roman" w:eastAsia="Times New Roman" w:hAnsi="Times New Roman" w:cs="Times New Roman"/>
-          <w:color w:val="000000"/>
-          <w:sz w:val="24"/>
-          <w:szCs w:val="24"/>
-        </w:rPr>
-        <w:t xml:space="preserve"> The greatest disadvantage in finding a job within a year was in </w:t>
-      </w:r>
-      <w:r>
-        <w:rPr>
-          <w:rFonts w:ascii="Times New Roman" w:eastAsia="Times New Roman" w:hAnsi="Times New Roman" w:cs="Times New Roman"/>
-          <w:color w:val="000000"/>
-          <w:sz w:val="24"/>
-          <w:szCs w:val="24"/>
-        </w:rPr>
-        <w:t>female-headed households</w:t>
-      </w:r>
-      <w:r>
-        <w:rPr>
-          <w:rFonts w:ascii="Times New Roman" w:eastAsia="Times New Roman" w:hAnsi="Times New Roman" w:cs="Times New Roman"/>
-          <w:color w:val="000000"/>
-          <w:sz w:val="24"/>
-          <w:szCs w:val="24"/>
-        </w:rPr>
-        <w:t>.</w:t>
-      </w:r>
-      <w:r>
-        <w:rPr>
-          <w:rFonts w:ascii="Times New Roman" w:eastAsia="Times New Roman" w:hAnsi="Times New Roman" w:cs="Times New Roman"/>
-          <w:color w:val="000000"/>
-          <w:sz w:val="24"/>
-          <w:szCs w:val="24"/>
-        </w:rPr>
-        <w:t xml:space="preserve"> These households may be suffering from extenuating circumstances.</w:t>
-      </w:r>
-      <w:r>
-        <w:rPr>
-          <w:rFonts w:ascii="Times New Roman" w:eastAsia="Times New Roman" w:hAnsi="Times New Roman" w:cs="Times New Roman"/>
-          <w:color w:val="000000"/>
-          <w:sz w:val="24"/>
-          <w:szCs w:val="24"/>
-        </w:rPr>
-        <w:t xml:space="preserve"> The</w:t>
-      </w:r>
-      <w:r>
-        <w:rPr>
-          <w:rFonts w:ascii="Times New Roman" w:eastAsia="Times New Roman" w:hAnsi="Times New Roman" w:cs="Times New Roman"/>
-          <w:color w:val="000000"/>
-          <w:sz w:val="24"/>
-          <w:szCs w:val="24"/>
-        </w:rPr>
-        <w:t>y</w:t>
-      </w:r>
-      <w:r>
-        <w:rPr>
-          <w:rFonts w:ascii="Times New Roman" w:eastAsia="Times New Roman" w:hAnsi="Times New Roman" w:cs="Times New Roman"/>
-          <w:color w:val="000000"/>
-          <w:sz w:val="24"/>
-          <w:szCs w:val="24"/>
-        </w:rPr>
-        <w:t xml:space="preserve"> will need assistance to match the rapid adjustment to American living </w:t>
-      </w:r>
-      <w:r>
-        <w:rPr>
-          <w:rFonts w:ascii="Times New Roman" w:eastAsia="Times New Roman" w:hAnsi="Times New Roman" w:cs="Times New Roman"/>
-          <w:color w:val="000000"/>
-          <w:sz w:val="24"/>
-          <w:szCs w:val="24"/>
-        </w:rPr>
-        <w:t>other</w:t>
-      </w:r>
-      <w:r>
-        <w:rPr>
-          <w:rFonts w:ascii="Times New Roman" w:eastAsia="Times New Roman" w:hAnsi="Times New Roman" w:cs="Times New Roman"/>
-          <w:color w:val="000000"/>
-          <w:sz w:val="24"/>
-          <w:szCs w:val="24"/>
-        </w:rPr>
-        <w:t xml:space="preserve"> refugee</w:t>
-      </w:r>
-      <w:r>
-        <w:rPr>
-          <w:rFonts w:ascii="Times New Roman" w:eastAsia="Times New Roman" w:hAnsi="Times New Roman" w:cs="Times New Roman"/>
-          <w:color w:val="000000"/>
-          <w:sz w:val="24"/>
-          <w:szCs w:val="24"/>
-        </w:rPr>
-        <w:t xml:space="preserve"> household</w:t>
-      </w:r>
-      <w:r>
-        <w:rPr>
-          <w:rFonts w:ascii="Times New Roman" w:eastAsia="Times New Roman" w:hAnsi="Times New Roman" w:cs="Times New Roman"/>
-          <w:color w:val="000000"/>
-          <w:sz w:val="24"/>
-          <w:szCs w:val="24"/>
-        </w:rPr>
-        <w:t>s</w:t>
-      </w:r>
-      <w:r>
-        <w:rPr>
-          <w:rFonts w:ascii="Times New Roman" w:eastAsia="Times New Roman" w:hAnsi="Times New Roman" w:cs="Times New Roman"/>
-          <w:color w:val="000000"/>
-          <w:sz w:val="24"/>
-          <w:szCs w:val="24"/>
-        </w:rPr>
-        <w:t xml:space="preserve"> are able to achieve so quickly. </w:t>
-      </w:r>
-      <w:r>
-        <w:rPr>
-          <w:rFonts w:ascii="Times New Roman" w:eastAsia="Times New Roman" w:hAnsi="Times New Roman" w:cs="Times New Roman"/>
-          <w:color w:val="000000"/>
-          <w:sz w:val="24"/>
-          <w:szCs w:val="24"/>
-        </w:rPr>
-        <w:t xml:space="preserve">These suggestions </w:t>
-      </w:r>
-      <w:r>
-        <w:rPr>
-          <w:rFonts w:ascii="Times New Roman" w:eastAsia="Times New Roman" w:hAnsi="Times New Roman" w:cs="Times New Roman"/>
-          <w:color w:val="000000"/>
-          <w:sz w:val="24"/>
-          <w:szCs w:val="24"/>
-        </w:rPr>
-        <w:t>can help</w:t>
-      </w:r>
-      <w:r>
-        <w:rPr>
-          <w:rFonts w:ascii="Times New Roman" w:eastAsia="Times New Roman" w:hAnsi="Times New Roman" w:cs="Times New Roman"/>
-          <w:color w:val="000000"/>
-          <w:sz w:val="24"/>
-          <w:szCs w:val="24"/>
-        </w:rPr>
-        <w:t xml:space="preserve"> refugee households</w:t>
-      </w:r>
-      <w:r>
-        <w:rPr>
-          <w:rFonts w:ascii="Times New Roman" w:eastAsia="Times New Roman" w:hAnsi="Times New Roman" w:cs="Times New Roman"/>
-          <w:color w:val="000000"/>
-          <w:sz w:val="24"/>
-          <w:szCs w:val="24"/>
-        </w:rPr>
-        <w:t xml:space="preserve"> overcome </w:t>
-      </w:r>
-      <w:r>
-        <w:rPr>
-          <w:rFonts w:ascii="Times New Roman" w:eastAsia="Times New Roman" w:hAnsi="Times New Roman" w:cs="Times New Roman"/>
-          <w:color w:val="000000"/>
-          <w:sz w:val="24"/>
-          <w:szCs w:val="24"/>
-        </w:rPr>
-        <w:t xml:space="preserve">these early resettlement challenges </w:t>
-      </w:r>
-      <w:r>
-        <w:rPr>
-          <w:rFonts w:ascii="Times New Roman" w:eastAsia="Times New Roman" w:hAnsi="Times New Roman" w:cs="Times New Roman"/>
-          <w:color w:val="000000"/>
-          <w:sz w:val="24"/>
-          <w:szCs w:val="24"/>
-        </w:rPr>
-        <w:t>and</w:t>
-      </w:r>
-      <w:r>
-        <w:rPr>
-          <w:rFonts w:ascii="Times New Roman" w:eastAsia="Times New Roman" w:hAnsi="Times New Roman" w:cs="Times New Roman"/>
-          <w:color w:val="000000"/>
-          <w:sz w:val="24"/>
-          <w:szCs w:val="24"/>
-        </w:rPr>
-        <w:t xml:space="preserve"> </w:t>
-      </w:r>
-      <w:r>
-        <w:rPr>
-          <w:rFonts w:ascii="Times New Roman" w:eastAsia="Times New Roman" w:hAnsi="Times New Roman" w:cs="Times New Roman"/>
-          <w:color w:val="000000"/>
-          <w:sz w:val="24"/>
-          <w:szCs w:val="24"/>
-        </w:rPr>
-        <w:t>have their skills recognized by the communities they invest in</w:t>
-      </w:r>
-      <w:r>
-        <w:rPr>
-          <w:rFonts w:ascii="Times New Roman" w:eastAsia="Times New Roman" w:hAnsi="Times New Roman" w:cs="Times New Roman"/>
-          <w:color w:val="000000"/>
-          <w:sz w:val="24"/>
-          <w:szCs w:val="24"/>
-        </w:rPr>
-        <w:t xml:space="preserve"> </w:t>
-      </w:r>
-      <w:r>
-        <w:rPr>
-          <w:rFonts w:ascii="Times New Roman" w:eastAsia="Times New Roman" w:hAnsi="Times New Roman" w:cs="Times New Roman"/>
-          <w:color w:val="000000"/>
-          <w:sz w:val="24"/>
-          <w:szCs w:val="24"/>
-        </w:rPr>
-        <w:t>sooner</w:t>
-      </w:r>
-      <w:r>
-        <w:rPr>
-          <w:rFonts w:ascii="Times New Roman" w:eastAsia="Times New Roman" w:hAnsi="Times New Roman" w:cs="Times New Roman"/>
-          <w:color w:val="000000"/>
-          <w:sz w:val="24"/>
-          <w:szCs w:val="24"/>
-        </w:rPr>
-        <w:t>.</w:t>
-      </w:r>
-      <w:r>
-        <w:rPr>
-          <w:rFonts w:ascii="Times New Roman" w:eastAsia="Times New Roman" w:hAnsi="Times New Roman" w:cs="Times New Roman"/>
-          <w:color w:val="000000"/>
-          <w:sz w:val="24"/>
-          <w:szCs w:val="24"/>
-        </w:rPr>
-        <w:t xml:space="preserve"> Being recognized for t</w:t>
-      </w:r>
-      <w:r>
-        <w:rPr>
-          <w:rFonts w:ascii="Times New Roman" w:eastAsia="Times New Roman" w:hAnsi="Times New Roman" w:cs="Times New Roman"/>
-          <w:color w:val="000000"/>
-          <w:sz w:val="24"/>
-          <w:szCs w:val="24"/>
-        </w:rPr>
-        <w:t xml:space="preserve">he skills and traits they possess is more than treating them with the dignity they deserve, it is how refugee households will be able to provide for their families and contribute to the new home communities. </w:t>
-      </w:r>
-      <w:r>
-        <w:rPr>
-          <w:rFonts w:ascii="Times New Roman" w:eastAsia="Times New Roman" w:hAnsi="Times New Roman" w:cs="Times New Roman"/>
-          <w:color w:val="000000"/>
-          <w:sz w:val="24"/>
-          <w:szCs w:val="24"/>
-        </w:rPr>
-        <w:t xml:space="preserve"> </w:t>
+        <w:t xml:space="preserve">This provided an opportunity to analyze racial theories. Bonilla-Silva’s (2004) tripartite racial hierarchy was not seen when looking at how households of different races and nationalities were able to obtain jobs. </w:t>
       </w:r>
     </w:p>
     <w:p>
       <w:pPr>
-        <w:spacing w:line="480" w:lineRule="auto"/>
-        <w:rPr>
-          <w:rFonts w:ascii="Times New Roman" w:hAnsi="Times New Roman" w:cs="Times New Roman"/>
+        <w:spacing w:after="0" w:line="480" w:lineRule="auto"/>
+        <w:ind w:firstLine="720"/>
+        <w:rPr>
+          <w:rFonts w:ascii="Times New Roman" w:eastAsia="Times New Roman" w:hAnsi="Times New Roman" w:cs="Times New Roman"/>
+          <w:color w:val="000000"/>
           <w:sz w:val="24"/>
           <w:szCs w:val="24"/>
         </w:rPr>
       </w:pPr>
       <w:r>
         <w:rPr>
-          <w:rFonts w:ascii="Times New Roman" w:hAnsi="Times New Roman" w:cs="Times New Roman"/>
+          <w:rFonts w:ascii="Times New Roman" w:eastAsia="Times New Roman" w:hAnsi="Times New Roman" w:cs="Times New Roman"/>
+          <w:color w:val="000000"/>
+          <w:sz w:val="24"/>
+          <w:szCs w:val="24"/>
+        </w:rPr>
+        <w:t xml:space="preserve">Policy makers should be cognizant of the </w:t>
+      </w:r>
+      <w:r>
+        <w:rPr>
+          <w:rFonts w:ascii="Times New Roman" w:eastAsia="Times New Roman" w:hAnsi="Times New Roman" w:cs="Times New Roman"/>
+          <w:color w:val="000000"/>
+          <w:sz w:val="24"/>
+          <w:szCs w:val="24"/>
+        </w:rPr>
+        <w:t xml:space="preserve">difficulty refugees </w:t>
+      </w:r>
+      <w:r>
+        <w:rPr>
+          <w:rFonts w:ascii="Times New Roman" w:eastAsia="Times New Roman" w:hAnsi="Times New Roman" w:cs="Times New Roman"/>
+          <w:color w:val="000000"/>
+          <w:sz w:val="24"/>
+          <w:szCs w:val="24"/>
+        </w:rPr>
+        <w:t>undertake to have their qualification</w:t>
+      </w:r>
+      <w:r>
+        <w:rPr>
+          <w:rFonts w:ascii="Times New Roman" w:eastAsia="Times New Roman" w:hAnsi="Times New Roman" w:cs="Times New Roman"/>
+          <w:color w:val="000000"/>
+          <w:sz w:val="24"/>
+          <w:szCs w:val="24"/>
+        </w:rPr>
+        <w:t>s</w:t>
+      </w:r>
+      <w:r>
+        <w:rPr>
+          <w:rFonts w:ascii="Times New Roman" w:eastAsia="Times New Roman" w:hAnsi="Times New Roman" w:cs="Times New Roman"/>
+          <w:color w:val="000000"/>
+          <w:sz w:val="24"/>
+          <w:szCs w:val="24"/>
+        </w:rPr>
+        <w:t xml:space="preserve"> recognized and taken seriously. </w:t>
+      </w:r>
+      <w:r>
+        <w:rPr>
+          <w:rFonts w:ascii="Times New Roman" w:eastAsia="Times New Roman" w:hAnsi="Times New Roman" w:cs="Times New Roman"/>
+          <w:color w:val="000000"/>
+          <w:sz w:val="24"/>
+          <w:szCs w:val="24"/>
+        </w:rPr>
+        <w:t xml:space="preserve">Investing in English language training </w:t>
+      </w:r>
+      <w:r>
+        <w:rPr>
+          <w:rFonts w:ascii="Times New Roman" w:eastAsia="Times New Roman" w:hAnsi="Times New Roman" w:cs="Times New Roman"/>
+          <w:color w:val="000000"/>
+          <w:sz w:val="24"/>
+          <w:szCs w:val="24"/>
+        </w:rPr>
+        <w:t>after</w:t>
+      </w:r>
+      <w:r>
+        <w:rPr>
+          <w:rFonts w:ascii="Times New Roman" w:eastAsia="Times New Roman" w:hAnsi="Times New Roman" w:cs="Times New Roman"/>
+          <w:color w:val="000000"/>
+          <w:sz w:val="24"/>
+          <w:szCs w:val="24"/>
+        </w:rPr>
+        <w:t xml:space="preserve"> refugees arrive will help them translate their abilities to American </w:t>
+      </w:r>
+      <w:r>
+        <w:rPr>
+          <w:rFonts w:ascii="Times New Roman" w:eastAsia="Times New Roman" w:hAnsi="Times New Roman" w:cs="Times New Roman"/>
+          <w:color w:val="000000"/>
+          <w:sz w:val="24"/>
+          <w:szCs w:val="24"/>
+        </w:rPr>
+        <w:t>employers and neighbors</w:t>
+      </w:r>
+      <w:r>
+        <w:rPr>
+          <w:rFonts w:ascii="Times New Roman" w:eastAsia="Times New Roman" w:hAnsi="Times New Roman" w:cs="Times New Roman"/>
+          <w:color w:val="000000"/>
+          <w:sz w:val="24"/>
+          <w:szCs w:val="24"/>
+        </w:rPr>
+        <w:t xml:space="preserve">. </w:t>
+      </w:r>
+      <w:r>
+        <w:rPr>
+          <w:rFonts w:ascii="Times New Roman" w:eastAsia="Times New Roman" w:hAnsi="Times New Roman" w:cs="Times New Roman"/>
+          <w:color w:val="000000"/>
+          <w:sz w:val="24"/>
+          <w:szCs w:val="24"/>
+        </w:rPr>
+        <w:t>The</w:t>
+      </w:r>
+      <w:r>
+        <w:rPr>
+          <w:rFonts w:ascii="Times New Roman" w:eastAsia="Times New Roman" w:hAnsi="Times New Roman" w:cs="Times New Roman"/>
+          <w:color w:val="000000"/>
+          <w:sz w:val="24"/>
+          <w:szCs w:val="24"/>
+        </w:rPr>
+        <w:t xml:space="preserve"> strong</w:t>
+      </w:r>
+      <w:r>
+        <w:rPr>
+          <w:rFonts w:ascii="Times New Roman" w:eastAsia="Times New Roman" w:hAnsi="Times New Roman" w:cs="Times New Roman"/>
+          <w:color w:val="000000"/>
+          <w:sz w:val="24"/>
+          <w:szCs w:val="24"/>
+        </w:rPr>
+        <w:t xml:space="preserve"> </w:t>
+      </w:r>
+      <w:r>
+        <w:rPr>
+          <w:rFonts w:ascii="Times New Roman" w:eastAsia="Times New Roman" w:hAnsi="Times New Roman" w:cs="Times New Roman"/>
+          <w:color w:val="000000"/>
+          <w:sz w:val="24"/>
+          <w:szCs w:val="24"/>
+        </w:rPr>
+        <w:t>association</w:t>
+      </w:r>
+      <w:r>
+        <w:rPr>
+          <w:rFonts w:ascii="Times New Roman" w:eastAsia="Times New Roman" w:hAnsi="Times New Roman" w:cs="Times New Roman"/>
+          <w:color w:val="000000"/>
+          <w:sz w:val="24"/>
+          <w:szCs w:val="24"/>
+        </w:rPr>
+        <w:t xml:space="preserve"> of</w:t>
+      </w:r>
+      <w:r>
+        <w:rPr>
+          <w:rFonts w:ascii="Times New Roman" w:eastAsia="Times New Roman" w:hAnsi="Times New Roman" w:cs="Times New Roman"/>
+          <w:color w:val="000000"/>
+          <w:sz w:val="24"/>
+          <w:szCs w:val="24"/>
+        </w:rPr>
+        <w:t xml:space="preserve"> these programs</w:t>
+      </w:r>
+      <w:r>
+        <w:rPr>
+          <w:rFonts w:ascii="Times New Roman" w:eastAsia="Times New Roman" w:hAnsi="Times New Roman" w:cs="Times New Roman"/>
+          <w:color w:val="000000"/>
+          <w:sz w:val="24"/>
+          <w:szCs w:val="24"/>
+        </w:rPr>
+        <w:t xml:space="preserve"> among the employed and recently employed</w:t>
+      </w:r>
+      <w:r>
+        <w:rPr>
+          <w:rFonts w:ascii="Times New Roman" w:eastAsia="Times New Roman" w:hAnsi="Times New Roman" w:cs="Times New Roman"/>
+          <w:color w:val="000000"/>
+          <w:sz w:val="24"/>
+          <w:szCs w:val="24"/>
+        </w:rPr>
+        <w:t xml:space="preserve"> </w:t>
+      </w:r>
+      <w:r>
+        <w:rPr>
+          <w:rFonts w:ascii="Times New Roman" w:eastAsia="Times New Roman" w:hAnsi="Times New Roman" w:cs="Times New Roman"/>
+          <w:color w:val="000000"/>
+          <w:sz w:val="24"/>
+          <w:szCs w:val="24"/>
+        </w:rPr>
+        <w:t>reveal how</w:t>
+      </w:r>
+      <w:r>
+        <w:rPr>
+          <w:rFonts w:ascii="Times New Roman" w:eastAsia="Times New Roman" w:hAnsi="Times New Roman" w:cs="Times New Roman"/>
+          <w:color w:val="000000"/>
+          <w:sz w:val="24"/>
+          <w:szCs w:val="24"/>
+        </w:rPr>
+        <w:t xml:space="preserve"> American </w:t>
+      </w:r>
+      <w:r>
+        <w:rPr>
+          <w:rFonts w:ascii="Times New Roman" w:eastAsia="Times New Roman" w:hAnsi="Times New Roman" w:cs="Times New Roman"/>
+          <w:color w:val="000000"/>
+          <w:sz w:val="24"/>
+          <w:szCs w:val="24"/>
+        </w:rPr>
+        <w:t>employers gain</w:t>
+      </w:r>
+      <w:r>
+        <w:rPr>
+          <w:rFonts w:ascii="Times New Roman" w:eastAsia="Times New Roman" w:hAnsi="Times New Roman" w:cs="Times New Roman"/>
+          <w:color w:val="000000"/>
+          <w:sz w:val="24"/>
+          <w:szCs w:val="24"/>
+        </w:rPr>
+        <w:t xml:space="preserve"> confidence in refugee household</w:t>
+      </w:r>
+      <w:r>
+        <w:rPr>
+          <w:rFonts w:ascii="Times New Roman" w:eastAsia="Times New Roman" w:hAnsi="Times New Roman" w:cs="Times New Roman"/>
+          <w:color w:val="000000"/>
+          <w:sz w:val="24"/>
+          <w:szCs w:val="24"/>
+        </w:rPr>
+        <w:t>s’ skills</w:t>
+      </w:r>
+      <w:r>
+        <w:rPr>
+          <w:rFonts w:ascii="Times New Roman" w:eastAsia="Times New Roman" w:hAnsi="Times New Roman" w:cs="Times New Roman"/>
+          <w:color w:val="000000"/>
+          <w:sz w:val="24"/>
+          <w:szCs w:val="24"/>
+        </w:rPr>
+        <w:t>.</w:t>
+      </w:r>
+      <w:r>
+        <w:rPr>
+          <w:rFonts w:ascii="Times New Roman" w:eastAsia="Times New Roman" w:hAnsi="Times New Roman" w:cs="Times New Roman"/>
+          <w:color w:val="000000"/>
+          <w:sz w:val="24"/>
+          <w:szCs w:val="24"/>
+        </w:rPr>
+        <w:t xml:space="preserve"> This analysis reveals</w:t>
+      </w:r>
+      <w:r>
+        <w:rPr>
+          <w:rFonts w:ascii="Times New Roman" w:eastAsia="Times New Roman" w:hAnsi="Times New Roman" w:cs="Times New Roman"/>
+          <w:color w:val="000000"/>
+          <w:sz w:val="24"/>
+          <w:szCs w:val="24"/>
+        </w:rPr>
+        <w:t xml:space="preserve"> </w:t>
+      </w:r>
+      <w:r>
+        <w:rPr>
+          <w:rFonts w:ascii="Times New Roman" w:eastAsia="Times New Roman" w:hAnsi="Times New Roman" w:cs="Times New Roman"/>
+          <w:color w:val="000000"/>
+          <w:sz w:val="24"/>
+          <w:szCs w:val="24"/>
+        </w:rPr>
+        <w:t>female-headed households are struggling to obtain employment quickly</w:t>
+      </w:r>
+      <w:r>
+        <w:rPr>
+          <w:rFonts w:ascii="Times New Roman" w:eastAsia="Times New Roman" w:hAnsi="Times New Roman" w:cs="Times New Roman"/>
+          <w:color w:val="000000"/>
+          <w:sz w:val="24"/>
+          <w:szCs w:val="24"/>
+        </w:rPr>
+        <w:t>,</w:t>
+      </w:r>
+      <w:r>
+        <w:rPr>
+          <w:rFonts w:ascii="Times New Roman" w:eastAsia="Times New Roman" w:hAnsi="Times New Roman" w:cs="Times New Roman"/>
+          <w:color w:val="000000"/>
+          <w:sz w:val="24"/>
+          <w:szCs w:val="24"/>
+        </w:rPr>
+        <w:t xml:space="preserve"> as are households with dependent members.</w:t>
+      </w:r>
+      <w:r>
+        <w:rPr>
+          <w:rFonts w:ascii="Times New Roman" w:eastAsia="Times New Roman" w:hAnsi="Times New Roman" w:cs="Times New Roman"/>
+          <w:color w:val="000000"/>
+          <w:sz w:val="24"/>
+          <w:szCs w:val="24"/>
+        </w:rPr>
+        <w:t xml:space="preserve"> The greatest disadvantage in finding a job within a year was in </w:t>
+      </w:r>
+      <w:r>
+        <w:rPr>
+          <w:rFonts w:ascii="Times New Roman" w:eastAsia="Times New Roman" w:hAnsi="Times New Roman" w:cs="Times New Roman"/>
+          <w:color w:val="000000"/>
+          <w:sz w:val="24"/>
+          <w:szCs w:val="24"/>
+        </w:rPr>
+        <w:t>female-headed households</w:t>
+      </w:r>
+      <w:r>
+        <w:rPr>
+          <w:rFonts w:ascii="Times New Roman" w:eastAsia="Times New Roman" w:hAnsi="Times New Roman" w:cs="Times New Roman"/>
+          <w:color w:val="000000"/>
+          <w:sz w:val="24"/>
+          <w:szCs w:val="24"/>
+        </w:rPr>
+        <w:t>.</w:t>
+      </w:r>
+      <w:r>
+        <w:rPr>
+          <w:rFonts w:ascii="Times New Roman" w:eastAsia="Times New Roman" w:hAnsi="Times New Roman" w:cs="Times New Roman"/>
+          <w:color w:val="000000"/>
+          <w:sz w:val="24"/>
+          <w:szCs w:val="24"/>
+        </w:rPr>
+        <w:t xml:space="preserve"> These households may be suffering from extenuating circumstances.</w:t>
+      </w:r>
+      <w:r>
+        <w:rPr>
+          <w:rFonts w:ascii="Times New Roman" w:eastAsia="Times New Roman" w:hAnsi="Times New Roman" w:cs="Times New Roman"/>
+          <w:color w:val="000000"/>
+          <w:sz w:val="24"/>
+          <w:szCs w:val="24"/>
+        </w:rPr>
+        <w:t xml:space="preserve"> The</w:t>
+      </w:r>
+      <w:r>
+        <w:rPr>
+          <w:rFonts w:ascii="Times New Roman" w:eastAsia="Times New Roman" w:hAnsi="Times New Roman" w:cs="Times New Roman"/>
+          <w:color w:val="000000"/>
+          <w:sz w:val="24"/>
+          <w:szCs w:val="24"/>
+        </w:rPr>
+        <w:t>y</w:t>
+      </w:r>
+      <w:r>
+        <w:rPr>
+          <w:rFonts w:ascii="Times New Roman" w:eastAsia="Times New Roman" w:hAnsi="Times New Roman" w:cs="Times New Roman"/>
+          <w:color w:val="000000"/>
+          <w:sz w:val="24"/>
+          <w:szCs w:val="24"/>
+        </w:rPr>
+        <w:t xml:space="preserve">, </w:t>
+      </w:r>
+      <w:r>
+        <w:rPr>
+          <w:rFonts w:ascii="Times New Roman" w:eastAsia="Times New Roman" w:hAnsi="Times New Roman" w:cs="Times New Roman"/>
+          <w:i/>
+          <w:iCs/>
+          <w:color w:val="000000"/>
+          <w:sz w:val="24"/>
+          <w:szCs w:val="24"/>
+        </w:rPr>
+        <w:t>ceteris paribus</w:t>
+      </w:r>
+      <w:r>
+        <w:rPr>
+          <w:rFonts w:ascii="Times New Roman" w:eastAsia="Times New Roman" w:hAnsi="Times New Roman" w:cs="Times New Roman"/>
+          <w:color w:val="000000"/>
+          <w:sz w:val="24"/>
+          <w:szCs w:val="24"/>
+        </w:rPr>
+        <w:t xml:space="preserve">, </w:t>
+      </w:r>
+      <w:r>
+        <w:rPr>
+          <w:rFonts w:ascii="Times New Roman" w:eastAsia="Times New Roman" w:hAnsi="Times New Roman" w:cs="Times New Roman"/>
+          <w:color w:val="000000"/>
+          <w:sz w:val="24"/>
+          <w:szCs w:val="24"/>
+        </w:rPr>
+        <w:t xml:space="preserve">will need assistance to match the rapid adjustment to American living </w:t>
+      </w:r>
+      <w:r>
+        <w:rPr>
+          <w:rFonts w:ascii="Times New Roman" w:eastAsia="Times New Roman" w:hAnsi="Times New Roman" w:cs="Times New Roman"/>
+          <w:color w:val="000000"/>
+          <w:sz w:val="24"/>
+          <w:szCs w:val="24"/>
+        </w:rPr>
+        <w:t>other</w:t>
+      </w:r>
+      <w:r>
+        <w:rPr>
+          <w:rFonts w:ascii="Times New Roman" w:eastAsia="Times New Roman" w:hAnsi="Times New Roman" w:cs="Times New Roman"/>
+          <w:color w:val="000000"/>
+          <w:sz w:val="24"/>
+          <w:szCs w:val="24"/>
+        </w:rPr>
+        <w:t xml:space="preserve"> refugee</w:t>
+      </w:r>
+      <w:r>
+        <w:rPr>
+          <w:rFonts w:ascii="Times New Roman" w:eastAsia="Times New Roman" w:hAnsi="Times New Roman" w:cs="Times New Roman"/>
+          <w:color w:val="000000"/>
+          <w:sz w:val="24"/>
+          <w:szCs w:val="24"/>
+        </w:rPr>
+        <w:t xml:space="preserve"> household</w:t>
+      </w:r>
+      <w:r>
+        <w:rPr>
+          <w:rFonts w:ascii="Times New Roman" w:eastAsia="Times New Roman" w:hAnsi="Times New Roman" w:cs="Times New Roman"/>
+          <w:color w:val="000000"/>
+          <w:sz w:val="24"/>
+          <w:szCs w:val="24"/>
+        </w:rPr>
+        <w:t>s</w:t>
+      </w:r>
+      <w:r>
+        <w:rPr>
+          <w:rFonts w:ascii="Times New Roman" w:eastAsia="Times New Roman" w:hAnsi="Times New Roman" w:cs="Times New Roman"/>
+          <w:color w:val="000000"/>
+          <w:sz w:val="24"/>
+          <w:szCs w:val="24"/>
+        </w:rPr>
+        <w:t xml:space="preserve"> are able to achieve so quickly. </w:t>
+      </w:r>
+      <w:r>
+        <w:rPr>
+          <w:rFonts w:ascii="Times New Roman" w:eastAsia="Times New Roman" w:hAnsi="Times New Roman" w:cs="Times New Roman"/>
+          <w:color w:val="000000"/>
+          <w:sz w:val="24"/>
+          <w:szCs w:val="24"/>
+        </w:rPr>
+        <w:t xml:space="preserve">These suggestions </w:t>
+      </w:r>
+      <w:r>
+        <w:rPr>
+          <w:rFonts w:ascii="Times New Roman" w:eastAsia="Times New Roman" w:hAnsi="Times New Roman" w:cs="Times New Roman"/>
+          <w:color w:val="000000"/>
+          <w:sz w:val="24"/>
+          <w:szCs w:val="24"/>
+        </w:rPr>
+        <w:t>can help</w:t>
+      </w:r>
+      <w:r>
+        <w:rPr>
+          <w:rFonts w:ascii="Times New Roman" w:eastAsia="Times New Roman" w:hAnsi="Times New Roman" w:cs="Times New Roman"/>
+          <w:color w:val="000000"/>
+          <w:sz w:val="24"/>
+          <w:szCs w:val="24"/>
+        </w:rPr>
+        <w:t xml:space="preserve"> refugee households</w:t>
+      </w:r>
+      <w:r>
+        <w:rPr>
+          <w:rFonts w:ascii="Times New Roman" w:eastAsia="Times New Roman" w:hAnsi="Times New Roman" w:cs="Times New Roman"/>
+          <w:color w:val="000000"/>
+          <w:sz w:val="24"/>
+          <w:szCs w:val="24"/>
+        </w:rPr>
+        <w:t xml:space="preserve"> overcome </w:t>
+      </w:r>
+      <w:r>
+        <w:rPr>
+          <w:rFonts w:ascii="Times New Roman" w:eastAsia="Times New Roman" w:hAnsi="Times New Roman" w:cs="Times New Roman"/>
+          <w:color w:val="000000"/>
+          <w:sz w:val="24"/>
+          <w:szCs w:val="24"/>
+        </w:rPr>
+        <w:t xml:space="preserve">these early resettlement challenges </w:t>
+      </w:r>
+      <w:r>
+        <w:rPr>
+          <w:rFonts w:ascii="Times New Roman" w:eastAsia="Times New Roman" w:hAnsi="Times New Roman" w:cs="Times New Roman"/>
+          <w:color w:val="000000"/>
+          <w:sz w:val="24"/>
+          <w:szCs w:val="24"/>
+        </w:rPr>
+        <w:t>and</w:t>
+      </w:r>
+      <w:r>
+        <w:rPr>
+          <w:rFonts w:ascii="Times New Roman" w:eastAsia="Times New Roman" w:hAnsi="Times New Roman" w:cs="Times New Roman"/>
+          <w:color w:val="000000"/>
+          <w:sz w:val="24"/>
+          <w:szCs w:val="24"/>
+        </w:rPr>
+        <w:t xml:space="preserve"> </w:t>
+      </w:r>
+      <w:r>
+        <w:rPr>
+          <w:rFonts w:ascii="Times New Roman" w:eastAsia="Times New Roman" w:hAnsi="Times New Roman" w:cs="Times New Roman"/>
+          <w:color w:val="000000"/>
+          <w:sz w:val="24"/>
+          <w:szCs w:val="24"/>
+        </w:rPr>
+        <w:t xml:space="preserve">have their skills recognized by the </w:t>
+      </w:r>
+      <w:r>
+        <w:rPr>
+          <w:rFonts w:ascii="Times New Roman" w:eastAsia="Times New Roman" w:hAnsi="Times New Roman" w:cs="Times New Roman"/>
+          <w:color w:val="000000"/>
+          <w:sz w:val="24"/>
+          <w:szCs w:val="24"/>
+        </w:rPr>
+        <w:lastRenderedPageBreak/>
+        <w:t>communities they invest in</w:t>
+      </w:r>
+      <w:r>
+        <w:rPr>
+          <w:rFonts w:ascii="Times New Roman" w:eastAsia="Times New Roman" w:hAnsi="Times New Roman" w:cs="Times New Roman"/>
+          <w:color w:val="000000"/>
+          <w:sz w:val="24"/>
+          <w:szCs w:val="24"/>
+        </w:rPr>
+        <w:t xml:space="preserve"> </w:t>
+      </w:r>
+      <w:r>
+        <w:rPr>
+          <w:rFonts w:ascii="Times New Roman" w:eastAsia="Times New Roman" w:hAnsi="Times New Roman" w:cs="Times New Roman"/>
+          <w:color w:val="000000"/>
+          <w:sz w:val="24"/>
+          <w:szCs w:val="24"/>
+        </w:rPr>
+        <w:t>sooner</w:t>
+      </w:r>
+      <w:r>
+        <w:rPr>
+          <w:rFonts w:ascii="Times New Roman" w:eastAsia="Times New Roman" w:hAnsi="Times New Roman" w:cs="Times New Roman"/>
+          <w:color w:val="000000"/>
+          <w:sz w:val="24"/>
+          <w:szCs w:val="24"/>
+        </w:rPr>
+        <w:t>.</w:t>
+      </w:r>
+      <w:r>
+        <w:rPr>
+          <w:rFonts w:ascii="Times New Roman" w:eastAsia="Times New Roman" w:hAnsi="Times New Roman" w:cs="Times New Roman"/>
+          <w:color w:val="000000"/>
+          <w:sz w:val="24"/>
+          <w:szCs w:val="24"/>
+        </w:rPr>
+        <w:t xml:space="preserve"> Being recognized for t</w:t>
+      </w:r>
+      <w:r>
+        <w:rPr>
+          <w:rFonts w:ascii="Times New Roman" w:eastAsia="Times New Roman" w:hAnsi="Times New Roman" w:cs="Times New Roman"/>
+          <w:color w:val="000000"/>
+          <w:sz w:val="24"/>
+          <w:szCs w:val="24"/>
+        </w:rPr>
+        <w:t xml:space="preserve">he skills and traits they possess is more than treating them with the dignity they deserve, it is how refugee households will be able to provide for their families and contribute to the new home communities. </w:t>
+      </w:r>
+      <w:r>
+        <w:rPr>
+          <w:rFonts w:ascii="Times New Roman" w:eastAsia="Times New Roman" w:hAnsi="Times New Roman" w:cs="Times New Roman"/>
+          <w:color w:val="000000"/>
+          <w:sz w:val="24"/>
+          <w:szCs w:val="24"/>
+        </w:rPr>
+        <w:t xml:space="preserve"> </w:t>
+      </w:r>
+    </w:p>
+    <w:p>
+      <w:pPr>
+        <w:rPr>
+          <w:rFonts w:ascii="Times New Roman" w:eastAsia="Times New Roman" w:hAnsi="Times New Roman" w:cs="Times New Roman"/>
+          <w:color w:val="000000"/>
+          <w:sz w:val="24"/>
+          <w:szCs w:val="24"/>
+        </w:rPr>
+      </w:pPr>
+      <w:r>
+        <w:rPr>
+          <w:rFonts w:ascii="Times New Roman" w:eastAsia="Times New Roman" w:hAnsi="Times New Roman" w:cs="Times New Roman"/>
+          <w:color w:val="000000"/>
           <w:sz w:val="24"/>
           <w:szCs w:val="24"/>
         </w:rPr>
         <w:br w:type="page"/>
       </w:r>
+    </w:p>
+    <w:p>
+      <w:pPr>
+        <w:spacing w:after="0" w:line="480" w:lineRule="auto"/>
+        <w:ind w:firstLine="720"/>
+        <w:rPr>
+          <w:rFonts w:ascii="Times New Roman" w:eastAsia="Times New Roman" w:hAnsi="Times New Roman" w:cs="Times New Roman"/>
+          <w:sz w:val="24"/>
+          <w:szCs w:val="24"/>
+        </w:rPr>
+      </w:pPr>
     </w:p>
     <w:p>
       <w:pPr>
@@ -16542,7 +16416,6 @@
           <w:sz w:val="24"/>
           <w:szCs w:val="24"/>
         </w:rPr>
-        <w:lastRenderedPageBreak/>
         <w:t>REFERENCES</w:t>
       </w:r>
     </w:p>
@@ -16665,23 +16538,7 @@
           <w:rFonts w:ascii="Times New Roman" w:hAnsi="Times New Roman" w:cs="Times New Roman"/>
           <w:sz w:val="24"/>
         </w:rPr>
-        <w:t xml:space="preserve">Berger, Joseph, Bernard P. Cohen, and Morris </w:t>
-      </w:r>
-      <w:proofErr w:type="spellStart"/>
-      <w:r>
-        <w:rPr>
-          <w:rFonts w:ascii="Times New Roman" w:hAnsi="Times New Roman" w:cs="Times New Roman"/>
-          <w:sz w:val="24"/>
-        </w:rPr>
-        <w:t>Zelditch</w:t>
-      </w:r>
-      <w:proofErr w:type="spellEnd"/>
-      <w:r>
-        <w:rPr>
-          <w:rFonts w:ascii="Times New Roman" w:hAnsi="Times New Roman" w:cs="Times New Roman"/>
-          <w:sz w:val="24"/>
-        </w:rPr>
-        <w:t xml:space="preserve">. 1972. “Status Characteristics and Social Interaction.” </w:t>
+        <w:t xml:space="preserve">Berger, Joseph, Bernard P. Cohen, and Morris Zelditch. 1972. “Status Characteristics and Social Interaction.” </w:t>
       </w:r>
       <w:r>
         <w:rPr>
@@ -16745,39 +16602,7 @@
           <w:rFonts w:ascii="Times New Roman" w:hAnsi="Times New Roman" w:cs="Times New Roman"/>
           <w:sz w:val="24"/>
         </w:rPr>
-        <w:t xml:space="preserve">Betts, Alexander, Fulya </w:t>
-      </w:r>
-      <w:proofErr w:type="spellStart"/>
-      <w:r>
-        <w:rPr>
-          <w:rFonts w:ascii="Times New Roman" w:hAnsi="Times New Roman" w:cs="Times New Roman"/>
-          <w:sz w:val="24"/>
-        </w:rPr>
-        <w:t>Memisoglu</w:t>
-      </w:r>
-      <w:proofErr w:type="spellEnd"/>
-      <w:r>
-        <w:rPr>
-          <w:rFonts w:ascii="Times New Roman" w:hAnsi="Times New Roman" w:cs="Times New Roman"/>
-          <w:sz w:val="24"/>
-        </w:rPr>
-        <w:t xml:space="preserve">, and Ali </w:t>
-      </w:r>
-      <w:proofErr w:type="spellStart"/>
-      <w:r>
-        <w:rPr>
-          <w:rFonts w:ascii="Times New Roman" w:hAnsi="Times New Roman" w:cs="Times New Roman"/>
-          <w:sz w:val="24"/>
-        </w:rPr>
-        <w:t>Ali</w:t>
-      </w:r>
-      <w:proofErr w:type="spellEnd"/>
-      <w:r>
-        <w:rPr>
-          <w:rFonts w:ascii="Times New Roman" w:hAnsi="Times New Roman" w:cs="Times New Roman"/>
-          <w:sz w:val="24"/>
-        </w:rPr>
-        <w:t xml:space="preserve">. 2021. “What Difference Do Mayors Make? The Role of Municipal Authorities in Turkey and Lebanon’s Response to Syrian Refugees.” </w:t>
+        <w:t xml:space="preserve">Betts, Alexander, Fulya Memisoglu, and Ali Ali. 2021. “What Difference Do Mayors Make? The Role of Municipal Authorities in Turkey and Lebanon’s Response to Syrian Refugees.” </w:t>
       </w:r>
       <w:r>
         <w:rPr>
@@ -17001,15 +16826,8 @@
           <w:rFonts w:ascii="Times New Roman" w:hAnsi="Times New Roman" w:cs="Times New Roman"/>
           <w:sz w:val="24"/>
         </w:rPr>
-        <w:t xml:space="preserve">Fix, Michael, Kate Hooper, and Jie Zong. 2017. “How Are Refugees Faring? Integration at U.S. and State Levels.” Migration Policy Institute. </w:t>
-      </w:r>
-      <w:r>
-        <w:rPr>
-          <w:rFonts w:ascii="Times New Roman" w:hAnsi="Times New Roman" w:cs="Times New Roman"/>
-          <w:sz w:val="24"/>
-        </w:rPr>
         <w:lastRenderedPageBreak/>
-        <w:t>https://www.migrationpolicy.org/research/how-are-refugees-faring-integration-us-and-state-levels.</w:t>
+        <w:t>Fix, Michael, Kate Hooper, and Jie Zong. 2017. “How Are Refugees Faring? Integration at U.S. and State Levels.” Migration Policy Institute. https://www.migrationpolicy.org/research/how-are-refugees-faring-integration-us-and-state-levels.</w:t>
       </w:r>
     </w:p>
     <w:p>
@@ -17052,21 +16870,12 @@
           <w:sz w:val="24"/>
         </w:rPr>
       </w:pPr>
-      <w:proofErr w:type="spellStart"/>
-      <w:r>
-        <w:rPr>
-          <w:rFonts w:ascii="Times New Roman" w:hAnsi="Times New Roman" w:cs="Times New Roman"/>
-          <w:sz w:val="24"/>
-        </w:rPr>
-        <w:t>Gowayed</w:t>
-      </w:r>
-      <w:proofErr w:type="spellEnd"/>
-      <w:r>
-        <w:rPr>
-          <w:rFonts w:ascii="Times New Roman" w:hAnsi="Times New Roman" w:cs="Times New Roman"/>
-          <w:sz w:val="24"/>
-        </w:rPr>
-        <w:t xml:space="preserve">, Heba. 2022. </w:t>
+      <w:r>
+        <w:rPr>
+          <w:rFonts w:ascii="Times New Roman" w:hAnsi="Times New Roman" w:cs="Times New Roman"/>
+          <w:sz w:val="24"/>
+        </w:rPr>
+        <w:t xml:space="preserve">Gowayed, Heba. 2022. </w:t>
       </w:r>
       <w:r>
         <w:rPr>
@@ -17098,23 +16907,7 @@
           <w:rFonts w:ascii="Times New Roman" w:hAnsi="Times New Roman" w:cs="Times New Roman"/>
           <w:sz w:val="24"/>
         </w:rPr>
-        <w:t xml:space="preserve">Kim, </w:t>
-      </w:r>
-      <w:proofErr w:type="spellStart"/>
-      <w:r>
-        <w:rPr>
-          <w:rFonts w:ascii="Times New Roman" w:hAnsi="Times New Roman" w:cs="Times New Roman"/>
-          <w:sz w:val="24"/>
-        </w:rPr>
-        <w:t>ChangHwan</w:t>
-      </w:r>
-      <w:proofErr w:type="spellEnd"/>
-      <w:r>
-        <w:rPr>
-          <w:rFonts w:ascii="Times New Roman" w:hAnsi="Times New Roman" w:cs="Times New Roman"/>
-          <w:sz w:val="24"/>
-        </w:rPr>
-        <w:t xml:space="preserve">, Christopher R. Tamborini, and Arthur Sakamoto. 2018. “The Sources of Life Chances: Does Education, Class Category, Occupation, or Short-Term Earnings Predict 20-Year Long-Term Earnings?” </w:t>
+        <w:t xml:space="preserve">Kim, ChangHwan, Christopher R. Tamborini, and Arthur Sakamoto. 2018. “The Sources of Life Chances: Does Education, Class Category, Occupation, or Short-Term Earnings Predict 20-Year Long-Term Earnings?” </w:t>
       </w:r>
       <w:r>
         <w:rPr>
@@ -17173,21 +16966,12 @@
           <w:sz w:val="24"/>
         </w:rPr>
       </w:pPr>
-      <w:proofErr w:type="spellStart"/>
-      <w:r>
-        <w:rPr>
-          <w:rFonts w:ascii="Times New Roman" w:hAnsi="Times New Roman" w:cs="Times New Roman"/>
-          <w:sz w:val="24"/>
-        </w:rPr>
-        <w:t>Legewie</w:t>
-      </w:r>
-      <w:proofErr w:type="spellEnd"/>
-      <w:r>
-        <w:rPr>
-          <w:rFonts w:ascii="Times New Roman" w:hAnsi="Times New Roman" w:cs="Times New Roman"/>
-          <w:sz w:val="24"/>
-        </w:rPr>
-        <w:t xml:space="preserve">, Joscha, and Jeffrey Fagan. 2019. “Aggressive Policing and the Educational Performance of Minority Youth.” </w:t>
+      <w:r>
+        <w:rPr>
+          <w:rFonts w:ascii="Times New Roman" w:hAnsi="Times New Roman" w:cs="Times New Roman"/>
+          <w:sz w:val="24"/>
+        </w:rPr>
+        <w:t xml:space="preserve">Legewie, Joscha, and Jeffrey Fagan. 2019. “Aggressive Policing and the Educational Performance of Minority Youth.” </w:t>
       </w:r>
       <w:r>
         <w:rPr>
@@ -17262,37 +17046,12 @@
           <w:sz w:val="24"/>
         </w:rPr>
       </w:pPr>
-      <w:proofErr w:type="spellStart"/>
-      <w:r>
-        <w:rPr>
-          <w:rFonts w:ascii="Times New Roman" w:hAnsi="Times New Roman" w:cs="Times New Roman"/>
-          <w:sz w:val="24"/>
-        </w:rPr>
-        <w:t>Memisoglu</w:t>
-      </w:r>
-      <w:proofErr w:type="spellEnd"/>
-      <w:r>
-        <w:rPr>
-          <w:rFonts w:ascii="Times New Roman" w:hAnsi="Times New Roman" w:cs="Times New Roman"/>
-          <w:sz w:val="24"/>
-        </w:rPr>
-        <w:t xml:space="preserve">, Fulya, and Basak </w:t>
-      </w:r>
-      <w:proofErr w:type="spellStart"/>
-      <w:r>
-        <w:rPr>
-          <w:rFonts w:ascii="Times New Roman" w:hAnsi="Times New Roman" w:cs="Times New Roman"/>
-          <w:sz w:val="24"/>
-        </w:rPr>
-        <w:t>Yavcan</w:t>
-      </w:r>
-      <w:proofErr w:type="spellEnd"/>
-      <w:r>
-        <w:rPr>
-          <w:rFonts w:ascii="Times New Roman" w:hAnsi="Times New Roman" w:cs="Times New Roman"/>
-          <w:sz w:val="24"/>
-        </w:rPr>
-        <w:t xml:space="preserve">. 2020. “Beyond Ideology-a Comparative Analysis of How Local Governance Can Expand National Integration Policy: The Case of Syrian Refugees in Istanbul.” </w:t>
+      <w:r>
+        <w:rPr>
+          <w:rFonts w:ascii="Times New Roman" w:hAnsi="Times New Roman" w:cs="Times New Roman"/>
+          <w:sz w:val="24"/>
+        </w:rPr>
+        <w:t xml:space="preserve">Memisoglu, Fulya, and Basak Yavcan. 2020. “Beyond Ideology-a Comparative Analysis of How Local Governance Can Expand National Integration Policy: The Case of Syrian Refugees in Istanbul.” </w:t>
       </w:r>
       <w:r>
         <w:rPr>
@@ -17319,21 +17078,12 @@
           <w:sz w:val="24"/>
         </w:rPr>
       </w:pPr>
-      <w:proofErr w:type="spellStart"/>
-      <w:r>
-        <w:rPr>
-          <w:rFonts w:ascii="Times New Roman" w:hAnsi="Times New Roman" w:cs="Times New Roman"/>
-          <w:sz w:val="24"/>
-        </w:rPr>
-        <w:t>Menjívar</w:t>
-      </w:r>
-      <w:proofErr w:type="spellEnd"/>
-      <w:r>
-        <w:rPr>
-          <w:rFonts w:ascii="Times New Roman" w:hAnsi="Times New Roman" w:cs="Times New Roman"/>
-          <w:sz w:val="24"/>
-        </w:rPr>
-        <w:t xml:space="preserve">, Cecilia. 1997. “Immigrant Kinship Networks and the Impact of the Receiving Context: Salvadorans in San Francisco in the Early 1990s.” </w:t>
+      <w:r>
+        <w:rPr>
+          <w:rFonts w:ascii="Times New Roman" w:hAnsi="Times New Roman" w:cs="Times New Roman"/>
+          <w:sz w:val="24"/>
+        </w:rPr>
+        <w:t xml:space="preserve">Menjívar, Cecilia. 1997. “Immigrant Kinship Networks and the Impact of the Receiving Context: Salvadorans in San Francisco in the Early 1990s.” </w:t>
       </w:r>
       <w:r>
         <w:rPr>
@@ -17397,55 +17147,7 @@
           <w:rFonts w:ascii="Times New Roman" w:hAnsi="Times New Roman" w:cs="Times New Roman"/>
           <w:sz w:val="24"/>
         </w:rPr>
-        <w:t xml:space="preserve">Nam, </w:t>
-      </w:r>
-      <w:proofErr w:type="spellStart"/>
-      <w:r>
-        <w:rPr>
-          <w:rFonts w:ascii="Times New Roman" w:hAnsi="Times New Roman" w:cs="Times New Roman"/>
-          <w:sz w:val="24"/>
-        </w:rPr>
-        <w:t>Yunju</w:t>
-      </w:r>
-      <w:proofErr w:type="spellEnd"/>
-      <w:r>
-        <w:rPr>
-          <w:rFonts w:ascii="Times New Roman" w:hAnsi="Times New Roman" w:cs="Times New Roman"/>
-          <w:sz w:val="24"/>
-        </w:rPr>
-        <w:t xml:space="preserve">, Amanda Hausmann, </w:t>
-      </w:r>
-      <w:proofErr w:type="spellStart"/>
-      <w:r>
-        <w:rPr>
-          <w:rFonts w:ascii="Times New Roman" w:hAnsi="Times New Roman" w:cs="Times New Roman"/>
-          <w:sz w:val="24"/>
-        </w:rPr>
-        <w:t>Wooksoo</w:t>
-      </w:r>
-      <w:proofErr w:type="spellEnd"/>
-      <w:r>
-        <w:rPr>
-          <w:rFonts w:ascii="Times New Roman" w:hAnsi="Times New Roman" w:cs="Times New Roman"/>
-          <w:sz w:val="24"/>
-        </w:rPr>
-        <w:t xml:space="preserve"> Kim, and Sarah Richards-Desai. 2021. “Welfare-Dependent </w:t>
-      </w:r>
-      <w:proofErr w:type="gramStart"/>
-      <w:r>
-        <w:rPr>
-          <w:rFonts w:ascii="Times New Roman" w:hAnsi="Times New Roman" w:cs="Times New Roman"/>
-          <w:sz w:val="24"/>
-        </w:rPr>
-        <w:t>Refugees?:</w:t>
-      </w:r>
-      <w:proofErr w:type="gramEnd"/>
-      <w:r>
-        <w:rPr>
-          <w:rFonts w:ascii="Times New Roman" w:hAnsi="Times New Roman" w:cs="Times New Roman"/>
-          <w:sz w:val="24"/>
-        </w:rPr>
-        <w:t xml:space="preserve"> Evidence from County Welfare Management System Data in Western New York.” </w:t>
+        <w:t xml:space="preserve">Nam, Yunju, Amanda Hausmann, Wooksoo Kim, and Sarah Richards-Desai. 2021. “Welfare-Dependent Refugees?: Evidence from County Welfare Management System Data in Western New York.” </w:t>
       </w:r>
       <w:r>
         <w:rPr>
@@ -17573,6 +17275,7 @@
           <w:rFonts w:ascii="Times New Roman" w:hAnsi="Times New Roman" w:cs="Times New Roman"/>
           <w:sz w:val="24"/>
         </w:rPr>
+        <w:lastRenderedPageBreak/>
         <w:t xml:space="preserve">Portes, Alejandro. 1998. “Social Capital: Its Origins and Applications in Modern Sociology.” </w:t>
       </w:r>
       <w:r>
@@ -17605,7 +17308,6 @@
           <w:rFonts w:ascii="Times New Roman" w:hAnsi="Times New Roman" w:cs="Times New Roman"/>
           <w:sz w:val="24"/>
         </w:rPr>
-        <w:lastRenderedPageBreak/>
         <w:t xml:space="preserve">Portes, Alejandro, and Min Zhou. 1993. “The New Second Generation: Segmented Assimilation and Its Variants.” </w:t>
       </w:r>
       <w:r>
@@ -17633,21 +17335,12 @@
           <w:sz w:val="24"/>
         </w:rPr>
       </w:pPr>
-      <w:proofErr w:type="spellStart"/>
-      <w:r>
-        <w:rPr>
-          <w:rFonts w:ascii="Times New Roman" w:hAnsi="Times New Roman" w:cs="Times New Roman"/>
-          <w:sz w:val="24"/>
-        </w:rPr>
-        <w:t>Potochnick</w:t>
-      </w:r>
-      <w:proofErr w:type="spellEnd"/>
-      <w:r>
-        <w:rPr>
-          <w:rFonts w:ascii="Times New Roman" w:hAnsi="Times New Roman" w:cs="Times New Roman"/>
-          <w:sz w:val="24"/>
-        </w:rPr>
-        <w:t xml:space="preserve">, Stephanie, and Matthew Hall. 2021. “U.S. Occupational Mobility of Children of Immigrants Based on Parents’ Origin-Country Occupation.” </w:t>
+      <w:r>
+        <w:rPr>
+          <w:rFonts w:ascii="Times New Roman" w:hAnsi="Times New Roman" w:cs="Times New Roman"/>
+          <w:sz w:val="24"/>
+        </w:rPr>
+        <w:t xml:space="preserve">Potochnick, Stephanie, and Matthew Hall. 2021. “U.S. Occupational Mobility of Children of Immigrants Based on Parents’ Origin-Country Occupation.” </w:t>
       </w:r>
       <w:r>
         <w:rPr>
@@ -17738,21 +17431,12 @@
           <w:sz w:val="24"/>
         </w:rPr>
       </w:pPr>
-      <w:proofErr w:type="spellStart"/>
-      <w:r>
-        <w:rPr>
-          <w:rFonts w:ascii="Times New Roman" w:hAnsi="Times New Roman" w:cs="Times New Roman"/>
-          <w:sz w:val="24"/>
-        </w:rPr>
-        <w:t>Szreter</w:t>
-      </w:r>
-      <w:proofErr w:type="spellEnd"/>
-      <w:r>
-        <w:rPr>
-          <w:rFonts w:ascii="Times New Roman" w:hAnsi="Times New Roman" w:cs="Times New Roman"/>
-          <w:sz w:val="24"/>
-        </w:rPr>
-        <w:t xml:space="preserve">, Simon, and Michael Woolcock. 2004. “Health by Association? Social Capital, Social Theory, and the Political Economy of Public Health.” </w:t>
+      <w:r>
+        <w:rPr>
+          <w:rFonts w:ascii="Times New Roman" w:hAnsi="Times New Roman" w:cs="Times New Roman"/>
+          <w:sz w:val="24"/>
+        </w:rPr>
+        <w:t xml:space="preserve">Szreter, Simon, and Michael Woolcock. 2004. “Health by Association? Social Capital, Social Theory, and the Political Economy of Public Health.” </w:t>
       </w:r>
       <w:r>
         <w:rPr>
@@ -17880,23 +17564,7 @@
           <w:rFonts w:ascii="Times New Roman" w:hAnsi="Times New Roman" w:cs="Times New Roman"/>
           <w:sz w:val="24"/>
         </w:rPr>
-        <w:t xml:space="preserve">Van Buuren, </w:t>
-      </w:r>
-      <w:proofErr w:type="spellStart"/>
-      <w:r>
-        <w:rPr>
-          <w:rFonts w:ascii="Times New Roman" w:hAnsi="Times New Roman" w:cs="Times New Roman"/>
-          <w:sz w:val="24"/>
-        </w:rPr>
-        <w:t>Stefvan</w:t>
-      </w:r>
-      <w:proofErr w:type="spellEnd"/>
-      <w:r>
-        <w:rPr>
-          <w:rFonts w:ascii="Times New Roman" w:hAnsi="Times New Roman" w:cs="Times New Roman"/>
-          <w:sz w:val="24"/>
-        </w:rPr>
-        <w:t xml:space="preserve">. 2018. </w:t>
+        <w:t xml:space="preserve">Van Buuren, Stefvan. 2018. </w:t>
       </w:r>
       <w:r>
         <w:rPr>
@@ -17928,23 +17596,7 @@
           <w:rFonts w:ascii="Times New Roman" w:hAnsi="Times New Roman" w:cs="Times New Roman"/>
           <w:sz w:val="24"/>
         </w:rPr>
-        <w:t xml:space="preserve">Van Hook, Jennifer, Susan L. Brown, and Maxwell </w:t>
-      </w:r>
-      <w:proofErr w:type="spellStart"/>
-      <w:r>
-        <w:rPr>
-          <w:rFonts w:ascii="Times New Roman" w:hAnsi="Times New Roman" w:cs="Times New Roman"/>
-          <w:sz w:val="24"/>
-        </w:rPr>
-        <w:t>Ndigume</w:t>
-      </w:r>
-      <w:proofErr w:type="spellEnd"/>
-      <w:r>
-        <w:rPr>
-          <w:rFonts w:ascii="Times New Roman" w:hAnsi="Times New Roman" w:cs="Times New Roman"/>
-          <w:sz w:val="24"/>
-        </w:rPr>
-        <w:t xml:space="preserve"> Kwenda. 2004. “A Decomposition of Trends in Poverty among Children of Immigrants.” </w:t>
+        <w:t xml:space="preserve">Van Hook, Jennifer, Susan L. Brown, and Maxwell Ndigume Kwenda. 2004. “A Decomposition of Trends in Poverty among Children of Immigrants.” </w:t>
       </w:r>
       <w:r>
         <w:rPr>
@@ -18003,21 +17655,12 @@
           <w:sz w:val="24"/>
         </w:rPr>
       </w:pPr>
-      <w:proofErr w:type="gramStart"/>
-      <w:r>
-        <w:rPr>
-          <w:rFonts w:ascii="Times New Roman" w:hAnsi="Times New Roman" w:cs="Times New Roman"/>
-          <w:sz w:val="24"/>
-        </w:rPr>
-        <w:t>Zhou,</w:t>
-      </w:r>
-      <w:proofErr w:type="gramEnd"/>
-      <w:r>
-        <w:rPr>
-          <w:rFonts w:ascii="Times New Roman" w:hAnsi="Times New Roman" w:cs="Times New Roman"/>
-          <w:sz w:val="24"/>
-        </w:rPr>
-        <w:t xml:space="preserve"> Min. 1997. “Segmented Assimilation: Issues, Controversies, and Recent Research on the New Second Generation.” </w:t>
+      <w:r>
+        <w:rPr>
+          <w:rFonts w:ascii="Times New Roman" w:hAnsi="Times New Roman" w:cs="Times New Roman"/>
+          <w:sz w:val="24"/>
+        </w:rPr>
+        <w:t xml:space="preserve">Zhou, Min. 1997. “Segmented Assimilation: Issues, Controversies, and Recent Research on the New Second Generation.” </w:t>
       </w:r>
       <w:r>
         <w:rPr>
@@ -18687,6 +18330,7 @@
   <w:style w:type="character" w:default="1" w:styleId="DefaultParagraphFont">
     <w:name w:val="Default Paragraph Font"/>
     <w:uiPriority w:val="1"/>
+    <w:semiHidden/>
     <w:unhideWhenUsed/>
   </w:style>
   <w:style w:type="table" w:default="1" w:styleId="TableNormal">
